--- a/Documentation/DINGUS 8 Documentation.docx
+++ b/Documentation/DINGUS 8 Documentation.docx
@@ -4,21 +4,79 @@
   <w:body>
     <w:p>
       <w:pPr>
-        <w:rPr>
-          <w:rFonts w:ascii="Andale Mono" w:hAnsi="Andale Mono"/>
+        <w:spacing w:after="0"/>
+        <w:rPr>
+          <w:rFonts w:ascii="Fira Code" w:hAnsi="Fira Code" w:cs="Fira Code"/>
           <w:sz w:val="40"/>
           <w:szCs w:val="40"/>
         </w:rPr>
       </w:pPr>
       <w:r>
         <w:rPr>
-          <w:rFonts w:ascii="Andale Mono" w:hAnsi="Andale Mono"/>
+          <w:rFonts w:ascii="Fira Code" w:hAnsi="Fira Code" w:cs="Fira Code"/>
           <w:sz w:val="40"/>
           <w:szCs w:val="40"/>
         </w:rPr>
         <w:t>General architecture info:</w:t>
       </w:r>
     </w:p>
+    <w:tbl>
+      <w:tblPr>
+        <w:tblStyle w:val="TableGrid"/>
+        <w:tblpPr w:leftFromText="180" w:rightFromText="180" w:vertAnchor="text" w:horzAnchor="page" w:tblpX="5946" w:tblpY="14"/>
+        <w:tblOverlap w:val="never"/>
+        <w:tblW w:w="0" w:type="auto"/>
+        <w:tblLook w:val="04A0" w:firstRow="1" w:lastRow="0" w:firstColumn="1" w:lastColumn="0" w:noHBand="0" w:noVBand="1"/>
+      </w:tblPr>
+      <w:tblGrid>
+        <w:gridCol w:w="807"/>
+        <w:gridCol w:w="807"/>
+      </w:tblGrid>
+      <w:tr>
+        <w:tc>
+          <w:tcPr>
+            <w:tcW w:w="0" w:type="auto"/>
+          </w:tcPr>
+          <w:p>
+            <w:pPr>
+              <w:pStyle w:val="ListParagraph"/>
+              <w:ind w:left="0"/>
+              <w:jc w:val="center"/>
+              <w:rPr>
+                <w:rFonts w:ascii="Fira Code" w:hAnsi="Fira Code" w:cs="Fira Code"/>
+              </w:rPr>
+            </w:pPr>
+            <w:r>
+              <w:rPr>
+                <w:rFonts w:ascii="Fira Code" w:hAnsi="Fira Code" w:cs="Fira Code"/>
+              </w:rPr>
+              <w:t>0xFE</w:t>
+            </w:r>
+          </w:p>
+        </w:tc>
+        <w:tc>
+          <w:tcPr>
+            <w:tcW w:w="0" w:type="auto"/>
+          </w:tcPr>
+          <w:p>
+            <w:pPr>
+              <w:pStyle w:val="ListParagraph"/>
+              <w:ind w:left="0"/>
+              <w:jc w:val="center"/>
+              <w:rPr>
+                <w:rFonts w:ascii="Fira Code" w:hAnsi="Fira Code" w:cs="Fira Code"/>
+              </w:rPr>
+            </w:pPr>
+            <w:r>
+              <w:rPr>
+                <w:rFonts w:ascii="Fira Code" w:hAnsi="Fira Code" w:cs="Fira Code"/>
+              </w:rPr>
+              <w:t>0xFF</w:t>
+            </w:r>
+          </w:p>
+        </w:tc>
+      </w:tr>
+    </w:tbl>
     <w:p>
       <w:pPr>
         <w:pStyle w:val="ListParagraph"/>
@@ -26,16 +84,31 @@
           <w:ilvl w:val="0"/>
           <w:numId w:val="2"/>
         </w:numPr>
-        <w:rPr>
-          <w:rFonts w:ascii="Andale Mono" w:hAnsi="Andale Mono"/>
-        </w:rPr>
-      </w:pPr>
-      <w:r>
-        <w:rPr>
-          <w:rFonts w:ascii="Andale Mono" w:hAnsi="Andale Mono"/>
-        </w:rPr>
-        <w:t>Little Endian (0xFFFE -&gt; |0xFE|0xFF|)</w:t>
-      </w:r>
+        <w:spacing w:after="0"/>
+        <w:rPr>
+          <w:rFonts w:ascii="Fira Code" w:hAnsi="Fira Code" w:cs="Fira Code"/>
+        </w:rPr>
+      </w:pPr>
+      <w:r>
+        <w:rPr>
+          <w:rFonts w:ascii="Fira Code" w:hAnsi="Fira Code" w:cs="Fira Code"/>
+        </w:rPr>
+        <w:t>Little Endian (0xFFFE -</w:t>
+      </w:r>
+      <w:proofErr w:type="gramStart"/>
+      <w:r>
+        <w:rPr>
+          <w:rFonts w:ascii="Fira Code" w:hAnsi="Fira Code" w:cs="Fira Code"/>
+        </w:rPr>
+        <w:t xml:space="preserve">&gt; </w:t>
+      </w:r>
+      <w:r>
+        <w:rPr>
+          <w:rFonts w:ascii="Fira Code" w:hAnsi="Fira Code" w:cs="Fira Code"/>
+        </w:rPr>
+        <w:t>)</w:t>
+      </w:r>
+      <w:proofErr w:type="gramEnd"/>
     </w:p>
     <w:p>
       <w:pPr>
@@ -44,13 +117,14 @@
           <w:ilvl w:val="0"/>
           <w:numId w:val="2"/>
         </w:numPr>
-        <w:rPr>
-          <w:rFonts w:ascii="Andale Mono" w:hAnsi="Andale Mono"/>
-        </w:rPr>
-      </w:pPr>
-      <w:r>
-        <w:rPr>
-          <w:rFonts w:ascii="Andale Mono" w:hAnsi="Andale Mono"/>
+        <w:spacing w:after="0"/>
+        <w:rPr>
+          <w:rFonts w:ascii="Fira Code" w:hAnsi="Fira Code" w:cs="Fira Code"/>
+        </w:rPr>
+      </w:pPr>
+      <w:r>
+        <w:rPr>
+          <w:rFonts w:ascii="Fira Code" w:hAnsi="Fira Code" w:cs="Fira Code"/>
         </w:rPr>
         <w:t>8-bit data bus</w:t>
       </w:r>
@@ -62,44 +136,47 @@
           <w:ilvl w:val="0"/>
           <w:numId w:val="2"/>
         </w:numPr>
-        <w:rPr>
-          <w:rFonts w:ascii="Andale Mono" w:hAnsi="Andale Mono"/>
-        </w:rPr>
-      </w:pPr>
-      <w:r>
-        <w:rPr>
-          <w:rFonts w:ascii="Andale Mono" w:hAnsi="Andale Mono"/>
+        <w:spacing w:after="0"/>
+        <w:rPr>
+          <w:rFonts w:ascii="Fira Code" w:hAnsi="Fira Code" w:cs="Fira Code"/>
+        </w:rPr>
+      </w:pPr>
+      <w:r>
+        <w:rPr>
+          <w:rFonts w:ascii="Fira Code" w:hAnsi="Fira Code" w:cs="Fira Code"/>
         </w:rPr>
         <w:t>16-bit address bus</w:t>
       </w:r>
     </w:p>
     <w:p>
       <w:pPr>
-        <w:rPr>
-          <w:rFonts w:ascii="Andale Mono" w:hAnsi="Andale Mono"/>
-        </w:rPr>
-      </w:pPr>
-      <w:r>
-        <w:rPr>
-          <w:rFonts w:ascii="Andale Mono" w:hAnsi="Andale Mono"/>
+        <w:spacing w:after="0"/>
+        <w:rPr>
+          <w:rFonts w:ascii="Fira Code" w:hAnsi="Fira Code" w:cs="Fira Code"/>
+        </w:rPr>
+      </w:pPr>
+      <w:r>
+        <w:rPr>
+          <w:rFonts w:ascii="Fira Code" w:hAnsi="Fira Code" w:cs="Fira Code"/>
           <w:noProof/>
         </w:rPr>
         <w:pict w14:anchorId="4AE5A3AF">
-          <v:rect id="_x0000_i1029" alt="" style="width:468pt;height:.05pt;mso-width-percent:0;mso-height-percent:0;mso-width-percent:0;mso-height-percent:0" o:hralign="center" o:hrstd="t" o:hr="t" fillcolor="#a0a0a0" stroked="f"/>
+          <v:rect id="_x0000_i1025" alt="" style="width:468pt;height:.05pt;mso-width-percent:0;mso-height-percent:0;mso-width-percent:0;mso-height-percent:0" o:hralign="center" o:hrstd="t" o:hr="t" fillcolor="#a0a0a0" stroked="f"/>
         </w:pict>
       </w:r>
     </w:p>
     <w:p>
       <w:pPr>
-        <w:rPr>
-          <w:rFonts w:ascii="Andale Mono" w:hAnsi="Andale Mono"/>
+        <w:spacing w:after="0"/>
+        <w:rPr>
+          <w:rFonts w:ascii="Fira Code" w:hAnsi="Fira Code" w:cs="Fira Code"/>
           <w:sz w:val="60"/>
           <w:szCs w:val="60"/>
         </w:rPr>
       </w:pPr>
       <w:r>
         <w:rPr>
-          <w:rFonts w:ascii="Andale Mono" w:hAnsi="Andale Mono"/>
+          <w:rFonts w:ascii="Fira Code" w:hAnsi="Fira Code" w:cs="Fira Code"/>
           <w:sz w:val="60"/>
           <w:szCs w:val="60"/>
         </w:rPr>
@@ -107,7 +184,7 @@
       </w:r>
       <w:r>
         <w:rPr>
-          <w:rFonts w:ascii="Andale Mono" w:hAnsi="Andale Mono"/>
+          <w:rFonts w:ascii="Fira Code" w:hAnsi="Fira Code" w:cs="Fira Code"/>
           <w:sz w:val="60"/>
           <w:szCs w:val="60"/>
         </w:rPr>
@@ -116,13 +193,14 @@
     </w:p>
     <w:p>
       <w:pPr>
-        <w:rPr>
-          <w:rFonts w:ascii="Andale Mono" w:hAnsi="Andale Mono"/>
-        </w:rPr>
-      </w:pPr>
-      <w:r>
-        <w:rPr>
-          <w:rFonts w:ascii="Andale Mono" w:hAnsi="Andale Mono"/>
+        <w:spacing w:after="0"/>
+        <w:rPr>
+          <w:rFonts w:ascii="Fira Code" w:hAnsi="Fira Code" w:cs="Fira Code"/>
+        </w:rPr>
+      </w:pPr>
+      <w:r>
+        <w:rPr>
+          <w:rFonts w:ascii="Fira Code" w:hAnsi="Fira Code" w:cs="Fira Code"/>
         </w:rPr>
         <w:t>General Purpose Registers:</w:t>
       </w:r>
@@ -134,31 +212,32 @@
           <w:ilvl w:val="0"/>
           <w:numId w:val="1"/>
         </w:numPr>
-        <w:rPr>
-          <w:rFonts w:ascii="Andale Mono" w:hAnsi="Andale Mono"/>
-        </w:rPr>
-      </w:pPr>
-      <w:r>
-        <w:rPr>
-          <w:rFonts w:ascii="Andale Mono" w:hAnsi="Andale Mono"/>
+        <w:spacing w:after="0"/>
+        <w:rPr>
+          <w:rFonts w:ascii="Fira Code" w:hAnsi="Fira Code" w:cs="Fira Code"/>
+        </w:rPr>
+      </w:pPr>
+      <w:r>
+        <w:rPr>
+          <w:rFonts w:ascii="Fira Code" w:hAnsi="Fira Code" w:cs="Fira Code"/>
         </w:rPr>
         <w:t>A</w:t>
       </w:r>
       <w:r>
         <w:rPr>
-          <w:rFonts w:ascii="Andale Mono" w:hAnsi="Andale Mono"/>
+          <w:rFonts w:ascii="Fira Code" w:hAnsi="Fira Code" w:cs="Fira Code"/>
         </w:rPr>
         <w:t>ccumulato</w:t>
       </w:r>
       <w:r>
         <w:rPr>
-          <w:rFonts w:ascii="Andale Mono" w:hAnsi="Andale Mono"/>
+          <w:rFonts w:ascii="Fira Code" w:hAnsi="Fira Code" w:cs="Fira Code"/>
         </w:rPr>
         <w:t>r</w:t>
       </w:r>
       <w:r>
         <w:rPr>
-          <w:rFonts w:ascii="Andale Mono" w:hAnsi="Andale Mono"/>
+          <w:rFonts w:ascii="Fira Code" w:hAnsi="Fira Code" w:cs="Fira Code"/>
         </w:rPr>
         <w:t xml:space="preserve"> (A)</w:t>
       </w:r>
@@ -170,13 +249,14 @@
           <w:ilvl w:val="0"/>
           <w:numId w:val="1"/>
         </w:numPr>
-        <w:rPr>
-          <w:rFonts w:ascii="Andale Mono" w:hAnsi="Andale Mono"/>
-        </w:rPr>
-      </w:pPr>
-      <w:r>
-        <w:rPr>
-          <w:rFonts w:ascii="Andale Mono" w:hAnsi="Andale Mono"/>
+        <w:spacing w:after="0"/>
+        <w:rPr>
+          <w:rFonts w:ascii="Fira Code" w:hAnsi="Fira Code" w:cs="Fira Code"/>
+        </w:rPr>
+      </w:pPr>
+      <w:r>
+        <w:rPr>
+          <w:rFonts w:ascii="Fira Code" w:hAnsi="Fira Code" w:cs="Fira Code"/>
         </w:rPr>
         <w:t>B</w:t>
       </w:r>
@@ -188,13 +268,14 @@
           <w:ilvl w:val="0"/>
           <w:numId w:val="1"/>
         </w:numPr>
-        <w:rPr>
-          <w:rFonts w:ascii="Andale Mono" w:hAnsi="Andale Mono"/>
-        </w:rPr>
-      </w:pPr>
-      <w:r>
-        <w:rPr>
-          <w:rFonts w:ascii="Andale Mono" w:hAnsi="Andale Mono"/>
+        <w:spacing w:after="0"/>
+        <w:rPr>
+          <w:rFonts w:ascii="Fira Code" w:hAnsi="Fira Code" w:cs="Fira Code"/>
+        </w:rPr>
+      </w:pPr>
+      <w:r>
+        <w:rPr>
+          <w:rFonts w:ascii="Fira Code" w:hAnsi="Fira Code" w:cs="Fira Code"/>
         </w:rPr>
         <w:t>C</w:t>
       </w:r>
@@ -206,32 +287,34 @@
           <w:ilvl w:val="0"/>
           <w:numId w:val="1"/>
         </w:numPr>
-        <w:rPr>
-          <w:rFonts w:ascii="Andale Mono" w:hAnsi="Andale Mono"/>
-        </w:rPr>
-      </w:pPr>
-      <w:r>
-        <w:rPr>
-          <w:rFonts w:ascii="Andale Mono" w:hAnsi="Andale Mono"/>
+        <w:spacing w:after="0"/>
+        <w:rPr>
+          <w:rFonts w:ascii="Fira Code" w:hAnsi="Fira Code" w:cs="Fira Code"/>
+        </w:rPr>
+      </w:pPr>
+      <w:r>
+        <w:rPr>
+          <w:rFonts w:ascii="Fira Code" w:hAnsi="Fira Code" w:cs="Fira Code"/>
         </w:rPr>
         <w:t>D</w:t>
       </w:r>
     </w:p>
     <w:p>
       <w:pPr>
-        <w:rPr>
-          <w:rFonts w:ascii="Andale Mono" w:hAnsi="Andale Mono"/>
-        </w:rPr>
-      </w:pPr>
-      <w:r>
-        <w:rPr>
-          <w:rFonts w:ascii="Andale Mono" w:hAnsi="Andale Mono"/>
+        <w:spacing w:after="0"/>
+        <w:rPr>
+          <w:rFonts w:ascii="Fira Code" w:hAnsi="Fira Code" w:cs="Fira Code"/>
+        </w:rPr>
+      </w:pPr>
+      <w:r>
+        <w:rPr>
+          <w:rFonts w:ascii="Fira Code" w:hAnsi="Fira Code" w:cs="Fira Code"/>
         </w:rPr>
         <w:t>Special registers</w:t>
       </w:r>
       <w:r>
         <w:rPr>
-          <w:rFonts w:ascii="Andale Mono" w:hAnsi="Andale Mono"/>
+          <w:rFonts w:ascii="Fira Code" w:hAnsi="Fira Code" w:cs="Fira Code"/>
         </w:rPr>
         <w:t>:</w:t>
       </w:r>
@@ -243,13 +326,14 @@
           <w:ilvl w:val="0"/>
           <w:numId w:val="1"/>
         </w:numPr>
-        <w:rPr>
-          <w:rFonts w:ascii="Andale Mono" w:hAnsi="Andale Mono"/>
-        </w:rPr>
-      </w:pPr>
-      <w:r>
-        <w:rPr>
-          <w:rFonts w:ascii="Andale Mono" w:hAnsi="Andale Mono"/>
+        <w:spacing w:after="0"/>
+        <w:rPr>
+          <w:rFonts w:ascii="Fira Code" w:hAnsi="Fira Code" w:cs="Fira Code"/>
+        </w:rPr>
+      </w:pPr>
+      <w:r>
+        <w:rPr>
+          <w:rFonts w:ascii="Fira Code" w:hAnsi="Fira Code" w:cs="Fira Code"/>
         </w:rPr>
         <w:t>Stack Pointer (SP)</w:t>
       </w:r>
@@ -261,25 +345,26 @@
           <w:ilvl w:val="1"/>
           <w:numId w:val="1"/>
         </w:numPr>
-        <w:rPr>
-          <w:rFonts w:ascii="Andale Mono" w:hAnsi="Andale Mono"/>
-        </w:rPr>
-      </w:pPr>
-      <w:r>
-        <w:rPr>
-          <w:rFonts w:ascii="Andale Mono" w:hAnsi="Andale Mono"/>
+        <w:spacing w:after="0"/>
+        <w:rPr>
+          <w:rFonts w:ascii="Fira Code" w:hAnsi="Fira Code" w:cs="Fira Code"/>
+        </w:rPr>
+      </w:pPr>
+      <w:r>
+        <w:rPr>
+          <w:rFonts w:ascii="Fira Code" w:hAnsi="Fira Code" w:cs="Fira Code"/>
         </w:rPr>
         <w:t>P</w:t>
       </w:r>
       <w:r>
         <w:rPr>
-          <w:rFonts w:ascii="Andale Mono" w:hAnsi="Andale Mono"/>
+          <w:rFonts w:ascii="Fira Code" w:hAnsi="Fira Code" w:cs="Fira Code"/>
         </w:rPr>
         <w:t>repended with 00 to get the address stored</w:t>
       </w:r>
       <w:r>
         <w:rPr>
-          <w:rFonts w:ascii="Andale Mono" w:hAnsi="Andale Mono"/>
+          <w:rFonts w:ascii="Fira Code" w:hAnsi="Fira Code" w:cs="Fira Code"/>
         </w:rPr>
         <w:t>.</w:t>
       </w:r>
@@ -291,19 +376,20 @@
           <w:ilvl w:val="1"/>
           <w:numId w:val="1"/>
         </w:numPr>
-        <w:rPr>
-          <w:rFonts w:ascii="Andale Mono" w:hAnsi="Andale Mono"/>
-        </w:rPr>
-      </w:pPr>
-      <w:r>
-        <w:rPr>
-          <w:rFonts w:ascii="Andale Mono" w:hAnsi="Andale Mono"/>
+        <w:spacing w:after="0"/>
+        <w:rPr>
+          <w:rFonts w:ascii="Fira Code" w:hAnsi="Fira Code" w:cs="Fira Code"/>
+        </w:rPr>
+      </w:pPr>
+      <w:r>
+        <w:rPr>
+          <w:rFonts w:ascii="Fira Code" w:hAnsi="Fira Code" w:cs="Fira Code"/>
         </w:rPr>
         <w:t>Stack grows downwards</w:t>
       </w:r>
       <w:r>
         <w:rPr>
-          <w:rFonts w:ascii="Andale Mono" w:hAnsi="Andale Mono"/>
+          <w:rFonts w:ascii="Fira Code" w:hAnsi="Fira Code" w:cs="Fira Code"/>
         </w:rPr>
         <w:t>.</w:t>
       </w:r>
@@ -315,31 +401,32 @@
           <w:ilvl w:val="0"/>
           <w:numId w:val="1"/>
         </w:numPr>
-        <w:rPr>
-          <w:rFonts w:ascii="Andale Mono" w:hAnsi="Andale Mono"/>
-        </w:rPr>
-      </w:pPr>
-      <w:r>
-        <w:rPr>
-          <w:rFonts w:ascii="Andale Mono" w:hAnsi="Andale Mono"/>
+        <w:spacing w:after="0"/>
+        <w:rPr>
+          <w:rFonts w:ascii="Fira Code" w:hAnsi="Fira Code" w:cs="Fira Code"/>
+        </w:rPr>
+      </w:pPr>
+      <w:r>
+        <w:rPr>
+          <w:rFonts w:ascii="Fira Code" w:hAnsi="Fira Code" w:cs="Fira Code"/>
         </w:rPr>
         <w:t>B</w:t>
       </w:r>
       <w:r>
         <w:rPr>
-          <w:rFonts w:ascii="Andale Mono" w:hAnsi="Andale Mono"/>
+          <w:rFonts w:ascii="Fira Code" w:hAnsi="Fira Code" w:cs="Fira Code"/>
         </w:rPr>
         <w:t xml:space="preserve">ase </w:t>
       </w:r>
       <w:r>
         <w:rPr>
-          <w:rFonts w:ascii="Andale Mono" w:hAnsi="Andale Mono"/>
+          <w:rFonts w:ascii="Fira Code" w:hAnsi="Fira Code" w:cs="Fira Code"/>
         </w:rPr>
         <w:t>P</w:t>
       </w:r>
       <w:r>
         <w:rPr>
-          <w:rFonts w:ascii="Andale Mono" w:hAnsi="Andale Mono"/>
+          <w:rFonts w:ascii="Fira Code" w:hAnsi="Fira Code" w:cs="Fira Code"/>
         </w:rPr>
         <w:t>ointer (BP)</w:t>
       </w:r>
@@ -351,37 +438,38 @@
           <w:ilvl w:val="1"/>
           <w:numId w:val="1"/>
         </w:numPr>
-        <w:rPr>
-          <w:rFonts w:ascii="Andale Mono" w:hAnsi="Andale Mono"/>
-        </w:rPr>
-      </w:pPr>
-      <w:r>
-        <w:rPr>
-          <w:rFonts w:ascii="Andale Mono" w:hAnsi="Andale Mono"/>
+        <w:spacing w:after="0"/>
+        <w:rPr>
+          <w:rFonts w:ascii="Fira Code" w:hAnsi="Fira Code" w:cs="Fira Code"/>
+        </w:rPr>
+      </w:pPr>
+      <w:r>
+        <w:rPr>
+          <w:rFonts w:ascii="Fira Code" w:hAnsi="Fira Code" w:cs="Fira Code"/>
         </w:rPr>
         <w:t>P</w:t>
       </w:r>
       <w:r>
         <w:rPr>
-          <w:rFonts w:ascii="Andale Mono" w:hAnsi="Andale Mono"/>
+          <w:rFonts w:ascii="Fira Code" w:hAnsi="Fira Code" w:cs="Fira Code"/>
         </w:rPr>
         <w:t xml:space="preserve">repended with 00 to get the address stored, </w:t>
       </w:r>
       <w:r>
         <w:rPr>
-          <w:rFonts w:ascii="Andale Mono" w:hAnsi="Andale Mono"/>
+          <w:rFonts w:ascii="Fira Code" w:hAnsi="Fira Code" w:cs="Fira Code"/>
         </w:rPr>
         <w:t>related</w:t>
       </w:r>
       <w:r>
         <w:rPr>
-          <w:rFonts w:ascii="Andale Mono" w:hAnsi="Andale Mono"/>
+          <w:rFonts w:ascii="Fira Code" w:hAnsi="Fira Code" w:cs="Fira Code"/>
         </w:rPr>
         <w:t xml:space="preserve"> to SP</w:t>
       </w:r>
       <w:r>
         <w:rPr>
-          <w:rFonts w:ascii="Andale Mono" w:hAnsi="Andale Mono"/>
+          <w:rFonts w:ascii="Fira Code" w:hAnsi="Fira Code" w:cs="Fira Code"/>
         </w:rPr>
         <w:t>.</w:t>
       </w:r>
@@ -393,25 +481,26 @@
           <w:ilvl w:val="0"/>
           <w:numId w:val="1"/>
         </w:numPr>
-        <w:rPr>
-          <w:rFonts w:ascii="Andale Mono" w:hAnsi="Andale Mono"/>
-        </w:rPr>
-      </w:pPr>
-      <w:r>
-        <w:rPr>
-          <w:rFonts w:ascii="Andale Mono" w:hAnsi="Andale Mono"/>
+        <w:spacing w:after="0"/>
+        <w:rPr>
+          <w:rFonts w:ascii="Fira Code" w:hAnsi="Fira Code" w:cs="Fira Code"/>
+        </w:rPr>
+      </w:pPr>
+      <w:r>
+        <w:rPr>
+          <w:rFonts w:ascii="Fira Code" w:hAnsi="Fira Code" w:cs="Fira Code"/>
         </w:rPr>
         <w:t>S</w:t>
       </w:r>
       <w:r>
         <w:rPr>
-          <w:rFonts w:ascii="Andale Mono" w:hAnsi="Andale Mono"/>
+          <w:rFonts w:ascii="Fira Code" w:hAnsi="Fira Code" w:cs="Fira Code"/>
         </w:rPr>
         <w:t>tatus</w:t>
       </w:r>
       <w:r>
         <w:rPr>
-          <w:rFonts w:ascii="Andale Mono" w:hAnsi="Andale Mono"/>
+          <w:rFonts w:ascii="Fira Code" w:hAnsi="Fira Code" w:cs="Fira Code"/>
         </w:rPr>
         <w:t xml:space="preserve"> (S)</w:t>
       </w:r>
@@ -423,26 +512,28 @@
           <w:ilvl w:val="1"/>
           <w:numId w:val="1"/>
         </w:numPr>
-        <w:rPr>
-          <w:rFonts w:ascii="Andale Mono" w:hAnsi="Andale Mono"/>
-        </w:rPr>
-      </w:pPr>
-      <w:r>
-        <w:rPr>
-          <w:rFonts w:ascii="Andale Mono" w:hAnsi="Andale Mono"/>
+        <w:spacing w:after="0"/>
+        <w:rPr>
+          <w:rFonts w:ascii="Fira Code" w:hAnsi="Fira Code" w:cs="Fira Code"/>
+        </w:rPr>
+      </w:pPr>
+      <w:r>
+        <w:rPr>
+          <w:rFonts w:ascii="Fira Code" w:hAnsi="Fira Code" w:cs="Fira Code"/>
         </w:rPr>
         <w:t>System flags stored as bits in this register.</w:t>
       </w:r>
     </w:p>
     <w:p>
       <w:pPr>
-        <w:rPr>
-          <w:rFonts w:ascii="Andale Mono" w:hAnsi="Andale Mono"/>
-        </w:rPr>
-      </w:pPr>
-      <w:r>
-        <w:rPr>
-          <w:rFonts w:ascii="Andale Mono" w:hAnsi="Andale Mono"/>
+        <w:spacing w:after="0"/>
+        <w:rPr>
+          <w:rFonts w:ascii="Fira Code" w:hAnsi="Fira Code" w:cs="Fira Code"/>
+        </w:rPr>
+      </w:pPr>
+      <w:r>
+        <w:rPr>
+          <w:rFonts w:ascii="Fira Code" w:hAnsi="Fira Code" w:cs="Fira Code"/>
         </w:rPr>
         <w:t>16-bit register:</w:t>
       </w:r>
@@ -454,31 +545,32 @@
           <w:ilvl w:val="0"/>
           <w:numId w:val="1"/>
         </w:numPr>
-        <w:rPr>
-          <w:rFonts w:ascii="Andale Mono" w:hAnsi="Andale Mono"/>
-        </w:rPr>
-      </w:pPr>
-      <w:r>
-        <w:rPr>
-          <w:rFonts w:ascii="Andale Mono" w:hAnsi="Andale Mono"/>
+        <w:spacing w:after="0"/>
+        <w:rPr>
+          <w:rFonts w:ascii="Fira Code" w:hAnsi="Fira Code" w:cs="Fira Code"/>
+        </w:rPr>
+      </w:pPr>
+      <w:r>
+        <w:rPr>
+          <w:rFonts w:ascii="Fira Code" w:hAnsi="Fira Code" w:cs="Fira Code"/>
         </w:rPr>
         <w:t>I</w:t>
       </w:r>
       <w:r>
         <w:rPr>
-          <w:rFonts w:ascii="Andale Mono" w:hAnsi="Andale Mono"/>
+          <w:rFonts w:ascii="Fira Code" w:hAnsi="Fira Code" w:cs="Fira Code"/>
         </w:rPr>
         <w:t xml:space="preserve">nstruction </w:t>
       </w:r>
       <w:r>
         <w:rPr>
-          <w:rFonts w:ascii="Andale Mono" w:hAnsi="Andale Mono"/>
+          <w:rFonts w:ascii="Fira Code" w:hAnsi="Fira Code" w:cs="Fira Code"/>
         </w:rPr>
         <w:t>P</w:t>
       </w:r>
       <w:r>
         <w:rPr>
-          <w:rFonts w:ascii="Andale Mono" w:hAnsi="Andale Mono"/>
+          <w:rFonts w:ascii="Fira Code" w:hAnsi="Fira Code" w:cs="Fira Code"/>
         </w:rPr>
         <w:t>ointer (IP)</w:t>
       </w:r>
@@ -490,49 +582,50 @@
           <w:ilvl w:val="1"/>
           <w:numId w:val="1"/>
         </w:numPr>
-        <w:rPr>
-          <w:rFonts w:ascii="Andale Mono" w:hAnsi="Andale Mono"/>
-        </w:rPr>
-      </w:pPr>
-      <w:r>
-        <w:rPr>
-          <w:rFonts w:ascii="Andale Mono" w:hAnsi="Andale Mono"/>
+        <w:spacing w:after="0"/>
+        <w:rPr>
+          <w:rFonts w:ascii="Fira Code" w:hAnsi="Fira Code" w:cs="Fira Code"/>
+        </w:rPr>
+      </w:pPr>
+      <w:r>
+        <w:rPr>
+          <w:rFonts w:ascii="Fira Code" w:hAnsi="Fira Code" w:cs="Fira Code"/>
         </w:rPr>
         <w:t>16-bit</w:t>
       </w:r>
       <w:r>
         <w:rPr>
-          <w:rFonts w:ascii="Andale Mono" w:hAnsi="Andale Mono"/>
+          <w:rFonts w:ascii="Fira Code" w:hAnsi="Fira Code" w:cs="Fira Code"/>
         </w:rPr>
         <w:t>;</w:t>
       </w:r>
       <w:r>
         <w:rPr>
-          <w:rFonts w:ascii="Andale Mono" w:hAnsi="Andale Mono"/>
+          <w:rFonts w:ascii="Fira Code" w:hAnsi="Fira Code" w:cs="Fira Code"/>
         </w:rPr>
         <w:t xml:space="preserve"> </w:t>
       </w:r>
       <w:r>
         <w:rPr>
-          <w:rFonts w:ascii="Andale Mono" w:hAnsi="Andale Mono"/>
+          <w:rFonts w:ascii="Fira Code" w:hAnsi="Fira Code" w:cs="Fira Code"/>
         </w:rPr>
         <w:t>holds current</w:t>
       </w:r>
       <w:r>
         <w:rPr>
-          <w:rFonts w:ascii="Andale Mono" w:hAnsi="Andale Mono"/>
+          <w:rFonts w:ascii="Fira Code" w:hAnsi="Fira Code" w:cs="Fira Code"/>
         </w:rPr>
         <w:t xml:space="preserve"> execution</w:t>
       </w:r>
       <w:r>
         <w:rPr>
-          <w:rFonts w:ascii="Andale Mono" w:hAnsi="Andale Mono"/>
+          <w:rFonts w:ascii="Fira Code" w:hAnsi="Fira Code" w:cs="Fira Code"/>
         </w:rPr>
         <w:t xml:space="preserve"> address</w:t>
       </w:r>
       <w:r>
         <w:rPr>
-          <w:rFonts w:ascii="Andale Mono" w:hAnsi="Andale Mono"/>
+          <w:rFonts w:ascii="Fira Code" w:hAnsi="Fira Code" w:cs="Fira Code"/>
         </w:rPr>
         <w:t>.</w:t>
       </w:r>
@@ -544,25 +637,26 @@
           <w:ilvl w:val="1"/>
           <w:numId w:val="1"/>
         </w:numPr>
-        <w:rPr>
-          <w:rFonts w:ascii="Andale Mono" w:hAnsi="Andale Mono"/>
-        </w:rPr>
-      </w:pPr>
-      <w:r>
-        <w:rPr>
-          <w:rFonts w:ascii="Andale Mono" w:hAnsi="Andale Mono"/>
+        <w:spacing w:after="0"/>
+        <w:rPr>
+          <w:rFonts w:ascii="Fira Code" w:hAnsi="Fira Code" w:cs="Fira Code"/>
+        </w:rPr>
+      </w:pPr>
+      <w:r>
+        <w:rPr>
+          <w:rFonts w:ascii="Fira Code" w:hAnsi="Fira Code" w:cs="Fira Code"/>
         </w:rPr>
         <w:t xml:space="preserve">0xFFFE </w:t>
       </w:r>
       <w:r>
         <w:rPr>
-          <w:rFonts w:ascii="Andale Mono" w:hAnsi="Andale Mono"/>
+          <w:rFonts w:ascii="Fira Code" w:hAnsi="Fira Code" w:cs="Fira Code"/>
         </w:rPr>
         <w:t>+</w:t>
       </w:r>
       <w:r>
         <w:rPr>
-          <w:rFonts w:ascii="Andale Mono" w:hAnsi="Andale Mono"/>
+          <w:rFonts w:ascii="Fira Code" w:hAnsi="Fira Code" w:cs="Fira Code"/>
         </w:rPr>
         <w:t xml:space="preserve"> 0xFFFF make the starting IP location:</w:t>
       </w:r>
@@ -574,13 +668,14 @@
           <w:ilvl w:val="2"/>
           <w:numId w:val="1"/>
         </w:numPr>
-        <w:rPr>
-          <w:rFonts w:ascii="Andale Mono" w:hAnsi="Andale Mono"/>
-        </w:rPr>
-      </w:pPr>
-      <w:r>
-        <w:rPr>
-          <w:rFonts w:ascii="Andale Mono" w:hAnsi="Andale Mono"/>
+        <w:spacing w:after="0"/>
+        <w:rPr>
+          <w:rFonts w:ascii="Fira Code" w:hAnsi="Fira Code" w:cs="Fira Code"/>
+        </w:rPr>
+      </w:pPr>
+      <w:r>
+        <w:rPr>
+          <w:rFonts w:ascii="Fira Code" w:hAnsi="Fira Code" w:cs="Fira Code"/>
         </w:rPr>
         <w:t>LSB stored at 0xFFFE.</w:t>
       </w:r>
@@ -592,16 +687,1057 @@
           <w:ilvl w:val="2"/>
           <w:numId w:val="1"/>
         </w:numPr>
-        <w:rPr>
-          <w:rFonts w:ascii="Andale Mono" w:hAnsi="Andale Mono"/>
-        </w:rPr>
-      </w:pPr>
-      <w:r>
-        <w:rPr>
-          <w:rFonts w:ascii="Andale Mono" w:hAnsi="Andale Mono"/>
+        <w:spacing w:after="0"/>
+        <w:rPr>
+          <w:rFonts w:ascii="Fira Code" w:hAnsi="Fira Code" w:cs="Fira Code"/>
+        </w:rPr>
+      </w:pPr>
+      <w:r>
+        <w:rPr>
+          <w:rFonts w:ascii="Fira Code" w:hAnsi="Fira Code" w:cs="Fira Code"/>
         </w:rPr>
         <w:t>MSB stored at 0xFFFF.</w:t>
       </w:r>
+    </w:p>
+    <w:p>
+      <w:pPr>
+        <w:spacing w:after="0"/>
+        <w:rPr>
+          <w:rFonts w:ascii="Fira Code" w:hAnsi="Fira Code" w:cs="Fira Code"/>
+        </w:rPr>
+      </w:pPr>
+      <w:r>
+        <w:rPr>
+          <w:rFonts w:ascii="Fira Code" w:hAnsi="Fira Code" w:cs="Fira Code"/>
+        </w:rPr>
+        <w:t xml:space="preserve">0xFFFD is the </w:t>
+      </w:r>
+      <w:r>
+        <w:rPr>
+          <w:rFonts w:ascii="Fira Code" w:hAnsi="Fira Code" w:cs="Fira Code"/>
+        </w:rPr>
+        <w:t>t</w:t>
+      </w:r>
+      <w:r>
+        <w:rPr>
+          <w:rFonts w:ascii="Fira Code" w:hAnsi="Fira Code" w:cs="Fira Code"/>
+        </w:rPr>
+        <w:t>erminal buffer</w:t>
+      </w:r>
+      <w:r>
+        <w:rPr>
+          <w:rFonts w:ascii="Fira Code" w:hAnsi="Fira Code" w:cs="Fira Code"/>
+        </w:rPr>
+        <w:t xml:space="preserve"> location</w:t>
+      </w:r>
+      <w:r>
+        <w:rPr>
+          <w:rFonts w:ascii="Fira Code" w:hAnsi="Fira Code" w:cs="Fira Code"/>
+        </w:rPr>
+        <w:t>.</w:t>
+      </w:r>
+    </w:p>
+    <w:p>
+      <w:pPr>
+        <w:spacing w:after="0"/>
+        <w:rPr>
+          <w:rFonts w:ascii="Fira Code" w:hAnsi="Fira Code" w:cs="Fira Code"/>
+        </w:rPr>
+      </w:pPr>
+      <w:r>
+        <w:rPr>
+          <w:rFonts w:ascii="Fira Code" w:hAnsi="Fira Code" w:cs="Fira Code"/>
+          <w:noProof/>
+        </w:rPr>
+        <w:pict w14:anchorId="348FD761">
+          <v:rect id="_x0000_i1026" alt="" style="width:468pt;height:.05pt;mso-width-percent:0;mso-height-percent:0;mso-width-percent:0;mso-height-percent:0" o:hralign="center" o:hrstd="t" o:hr="t" fillcolor="#a0a0a0" stroked="f"/>
+        </w:pict>
+      </w:r>
+    </w:p>
+    <w:p>
+      <w:pPr>
+        <w:spacing w:after="0"/>
+        <w:rPr>
+          <w:rFonts w:ascii="Fira Code" w:hAnsi="Fira Code" w:cs="Fira Code"/>
+          <w:sz w:val="60"/>
+          <w:szCs w:val="60"/>
+        </w:rPr>
+      </w:pPr>
+      <w:r>
+        <w:rPr>
+          <w:rFonts w:ascii="Fira Code" w:hAnsi="Fira Code" w:cs="Fira Code"/>
+          <w:sz w:val="60"/>
+          <w:szCs w:val="60"/>
+        </w:rPr>
+        <w:t>Memory:</w:t>
+      </w:r>
+    </w:p>
+    <w:p>
+      <w:pPr>
+        <w:spacing w:after="0"/>
+        <w:rPr>
+          <w:rFonts w:ascii="Fira Code" w:hAnsi="Fira Code" w:cs="Fira Code"/>
+          <w:sz w:val="40"/>
+          <w:szCs w:val="40"/>
+        </w:rPr>
+      </w:pPr>
+      <w:r>
+        <w:rPr>
+          <w:rFonts w:ascii="Fira Code" w:hAnsi="Fira Code" w:cs="Fira Code"/>
+          <w:sz w:val="40"/>
+          <w:szCs w:val="40"/>
+        </w:rPr>
+        <w:t>64KB of memory.</w:t>
+      </w:r>
+    </w:p>
+    <w:p>
+      <w:pPr>
+        <w:spacing w:after="0"/>
+        <w:rPr>
+          <w:rFonts w:ascii="Fira Code" w:hAnsi="Fira Code" w:cs="Fira Code"/>
+        </w:rPr>
+      </w:pPr>
+      <w:r>
+        <w:rPr>
+          <w:rFonts w:ascii="Fira Code" w:hAnsi="Fira Code" w:cs="Fira Code"/>
+        </w:rPr>
+        <w:t>Memory map:</w:t>
+      </w:r>
+    </w:p>
+    <w:tbl>
+      <w:tblPr>
+        <w:tblStyle w:val="TableGrid"/>
+        <w:tblW w:w="0" w:type="auto"/>
+        <w:tblLook w:val="04A0" w:firstRow="1" w:lastRow="0" w:firstColumn="1" w:lastColumn="0" w:noHBand="0" w:noVBand="1"/>
+      </w:tblPr>
+      <w:tblGrid>
+        <w:gridCol w:w="3761"/>
+      </w:tblGrid>
+      <w:tr>
+        <w:tc>
+          <w:tcPr>
+            <w:tcW w:w="0" w:type="auto"/>
+            <w:vAlign w:val="center"/>
+          </w:tcPr>
+          <w:p>
+            <w:pPr>
+              <w:jc w:val="center"/>
+              <w:rPr>
+                <w:rFonts w:ascii="Fira Code" w:hAnsi="Fira Code" w:cs="Fira Code"/>
+              </w:rPr>
+            </w:pPr>
+            <w:r>
+              <w:rPr>
+                <w:rFonts w:ascii="Fira Code" w:hAnsi="Fira Code" w:cs="Fira Code"/>
+              </w:rPr>
+              <w:t xml:space="preserve">START </w:t>
+            </w:r>
+            <w:r>
+              <w:rPr>
+                <w:rFonts w:ascii="Fira Code" w:hAnsi="Fira Code" w:cs="Fira Code"/>
+              </w:rPr>
+              <w:t>(0xFFFE &amp; 0xFFFF)</w:t>
+            </w:r>
+          </w:p>
+        </w:tc>
+      </w:tr>
+      <w:tr>
+        <w:tc>
+          <w:tcPr>
+            <w:tcW w:w="0" w:type="auto"/>
+            <w:vAlign w:val="center"/>
+          </w:tcPr>
+          <w:p>
+            <w:pPr>
+              <w:jc w:val="center"/>
+              <w:rPr>
+                <w:rFonts w:ascii="Fira Code" w:hAnsi="Fira Code" w:cs="Fira Code"/>
+              </w:rPr>
+            </w:pPr>
+            <w:r>
+              <w:rPr>
+                <w:rFonts w:ascii="Fira Code" w:hAnsi="Fira Code" w:cs="Fira Code"/>
+              </w:rPr>
+              <w:t>PRINT</w:t>
+            </w:r>
+            <w:r>
+              <w:rPr>
+                <w:rFonts w:ascii="Fira Code" w:hAnsi="Fira Code" w:cs="Fira Code"/>
+              </w:rPr>
+              <w:t>(0xFFFD)</w:t>
+            </w:r>
+          </w:p>
+        </w:tc>
+      </w:tr>
+      <w:tr>
+        <w:tc>
+          <w:tcPr>
+            <w:tcW w:w="0" w:type="auto"/>
+            <w:vAlign w:val="center"/>
+          </w:tcPr>
+          <w:p>
+            <w:pPr>
+              <w:jc w:val="center"/>
+              <w:rPr>
+                <w:rFonts w:ascii="Fira Code" w:hAnsi="Fira Code" w:cs="Fira Code"/>
+              </w:rPr>
+            </w:pPr>
+            <w:r>
+              <w:rPr>
+                <w:rFonts w:ascii="Fira Code" w:hAnsi="Fira Code" w:cs="Fira Code"/>
+              </w:rPr>
+              <w:lastRenderedPageBreak/>
+              <w:t xml:space="preserve">RAM </w:t>
+            </w:r>
+            <w:r>
+              <w:rPr>
+                <w:rFonts w:ascii="Fira Code" w:hAnsi="Fira Code" w:cs="Fira Code"/>
+              </w:rPr>
+              <w:t>(0x0100 -&gt; 0xFFFC)</w:t>
+            </w:r>
+          </w:p>
+        </w:tc>
+      </w:tr>
+      <w:tr>
+        <w:tc>
+          <w:tcPr>
+            <w:tcW w:w="0" w:type="auto"/>
+            <w:vAlign w:val="center"/>
+          </w:tcPr>
+          <w:p>
+            <w:pPr>
+              <w:jc w:val="center"/>
+              <w:rPr>
+                <w:rFonts w:ascii="Fira Code" w:hAnsi="Fira Code" w:cs="Fira Code"/>
+              </w:rPr>
+            </w:pPr>
+            <w:r>
+              <w:rPr>
+                <w:rFonts w:ascii="Fira Code" w:hAnsi="Fira Code" w:cs="Fira Code"/>
+              </w:rPr>
+              <w:t xml:space="preserve">STACK </w:t>
+            </w:r>
+            <w:r>
+              <w:rPr>
+                <w:rFonts w:ascii="Fira Code" w:hAnsi="Fira Code" w:cs="Fira Code"/>
+              </w:rPr>
+              <w:t>(0x00</w:t>
+            </w:r>
+            <w:r>
+              <w:rPr>
+                <w:rFonts w:ascii="Fira Code" w:hAnsi="Fira Code" w:cs="Fira Code"/>
+              </w:rPr>
+              <w:t>00</w:t>
+            </w:r>
+            <w:r>
+              <w:rPr>
+                <w:rFonts w:ascii="Fira Code" w:hAnsi="Fira Code" w:cs="Fira Code"/>
+              </w:rPr>
+              <w:t xml:space="preserve"> -&gt; 0x00</w:t>
+            </w:r>
+            <w:r>
+              <w:rPr>
+                <w:rFonts w:ascii="Fira Code" w:hAnsi="Fira Code" w:cs="Fira Code"/>
+              </w:rPr>
+              <w:t>FF</w:t>
+            </w:r>
+            <w:r>
+              <w:rPr>
+                <w:rFonts w:ascii="Fira Code" w:hAnsi="Fira Code" w:cs="Fira Code"/>
+              </w:rPr>
+              <w:t>)</w:t>
+            </w:r>
+          </w:p>
+        </w:tc>
+      </w:tr>
+    </w:tbl>
+    <w:p>
+      <w:pPr>
+        <w:spacing w:after="0"/>
+        <w:rPr>
+          <w:rFonts w:ascii="Fira Code" w:hAnsi="Fira Code" w:cs="Fira Code"/>
+        </w:rPr>
+      </w:pPr>
+    </w:p>
+    <w:p>
+      <w:pPr>
+        <w:spacing w:after="0"/>
+        <w:rPr>
+          <w:rFonts w:ascii="Fira Code" w:hAnsi="Fira Code" w:cs="Fira Code"/>
+          <w:sz w:val="40"/>
+          <w:szCs w:val="40"/>
+        </w:rPr>
+      </w:pPr>
+      <w:r>
+        <w:rPr>
+          <w:rFonts w:ascii="Fira Code" w:hAnsi="Fira Code" w:cs="Fira Code"/>
+          <w:sz w:val="40"/>
+          <w:szCs w:val="40"/>
+        </w:rPr>
+        <w:t>Stack frame:</w:t>
+      </w:r>
+    </w:p>
+    <w:tbl>
+      <w:tblPr>
+        <w:tblStyle w:val="TableGrid"/>
+        <w:tblpPr w:leftFromText="180" w:rightFromText="180" w:vertAnchor="text" w:tblpY="1"/>
+        <w:tblOverlap w:val="never"/>
+        <w:tblW w:w="0" w:type="auto"/>
+        <w:tblLook w:val="04A0" w:firstRow="1" w:lastRow="0" w:firstColumn="1" w:lastColumn="0" w:noHBand="0" w:noVBand="1"/>
+      </w:tblPr>
+      <w:tblGrid>
+        <w:gridCol w:w="1693"/>
+        <w:gridCol w:w="4081"/>
+      </w:tblGrid>
+      <w:tr>
+        <w:tc>
+          <w:tcPr>
+            <w:tcW w:w="0" w:type="auto"/>
+          </w:tcPr>
+          <w:p>
+            <w:pPr>
+              <w:rPr>
+                <w:rFonts w:ascii="Fira Code" w:hAnsi="Fira Code" w:cs="Fira Code"/>
+                <w:sz w:val="40"/>
+                <w:szCs w:val="40"/>
+              </w:rPr>
+            </w:pPr>
+            <w:r>
+              <w:rPr>
+                <w:rFonts w:ascii="Fira Code" w:hAnsi="Fira Code" w:cs="Fira Code"/>
+                <w:sz w:val="40"/>
+                <w:szCs w:val="40"/>
+              </w:rPr>
+              <w:t>Arg n</w:t>
+            </w:r>
+          </w:p>
+        </w:tc>
+        <w:tc>
+          <w:tcPr>
+            <w:tcW w:w="0" w:type="auto"/>
+          </w:tcPr>
+          <w:p>
+            <w:pPr>
+              <w:rPr>
+                <w:rFonts w:ascii="Fira Code" w:hAnsi="Fira Code" w:cs="Fira Code"/>
+                <w:sz w:val="40"/>
+                <w:szCs w:val="40"/>
+              </w:rPr>
+            </w:pPr>
+            <w:r>
+              <w:rPr>
+                <w:rFonts w:ascii="Fira Code" w:hAnsi="Fira Code" w:cs="Fira Code"/>
+                <w:sz w:val="40"/>
+                <w:szCs w:val="40"/>
+              </w:rPr>
+              <w:t>BP + (n+</w:t>
+            </w:r>
+            <w:r>
+              <w:rPr>
+                <w:rFonts w:ascii="Fira Code" w:hAnsi="Fira Code" w:cs="Fira Code"/>
+                <w:sz w:val="40"/>
+                <w:szCs w:val="40"/>
+              </w:rPr>
+              <w:t>3</w:t>
+            </w:r>
+            <w:r>
+              <w:rPr>
+                <w:rFonts w:ascii="Fira Code" w:hAnsi="Fira Code" w:cs="Fira Code"/>
+                <w:sz w:val="40"/>
+                <w:szCs w:val="40"/>
+              </w:rPr>
+              <w:t>); n</w:t>
+            </w:r>
+            <w:r>
+              <w:rPr>
+                <w:rFonts w:ascii="Fira Code" w:hAnsi="Fira Code" w:cs="Fira Code"/>
+                <w:sz w:val="40"/>
+                <w:szCs w:val="40"/>
+              </w:rPr>
+              <w:t>≥</w:t>
+            </w:r>
+            <w:r>
+              <w:rPr>
+                <w:rFonts w:ascii="Fira Code" w:hAnsi="Fira Code" w:cs="Fira Code"/>
+                <w:sz w:val="40"/>
+                <w:szCs w:val="40"/>
+              </w:rPr>
+              <w:t>0</w:t>
+            </w:r>
+          </w:p>
+        </w:tc>
+      </w:tr>
+      <w:tr>
+        <w:tc>
+          <w:tcPr>
+            <w:tcW w:w="0" w:type="auto"/>
+          </w:tcPr>
+          <w:p>
+            <w:pPr>
+              <w:rPr>
+                <w:rFonts w:ascii="Fira Code" w:hAnsi="Fira Code" w:cs="Fira Code"/>
+                <w:sz w:val="40"/>
+                <w:szCs w:val="40"/>
+              </w:rPr>
+            </w:pPr>
+            <w:r>
+              <w:rPr>
+                <w:rFonts w:ascii="Fira Code" w:hAnsi="Fira Code" w:cs="Fira Code"/>
+                <w:sz w:val="40"/>
+                <w:szCs w:val="40"/>
+              </w:rPr>
+              <w:t>IP MSB</w:t>
+            </w:r>
+          </w:p>
+        </w:tc>
+        <w:tc>
+          <w:tcPr>
+            <w:tcW w:w="0" w:type="auto"/>
+          </w:tcPr>
+          <w:p>
+            <w:pPr>
+              <w:rPr>
+                <w:rFonts w:ascii="Fira Code" w:hAnsi="Fira Code" w:cs="Fira Code"/>
+                <w:sz w:val="40"/>
+                <w:szCs w:val="40"/>
+              </w:rPr>
+            </w:pPr>
+            <w:r>
+              <w:rPr>
+                <w:rFonts w:ascii="Fira Code" w:hAnsi="Fira Code" w:cs="Fira Code"/>
+                <w:sz w:val="40"/>
+                <w:szCs w:val="40"/>
+              </w:rPr>
+              <w:t xml:space="preserve">BP + </w:t>
+            </w:r>
+            <w:r>
+              <w:rPr>
+                <w:rFonts w:ascii="Fira Code" w:hAnsi="Fira Code" w:cs="Fira Code"/>
+                <w:sz w:val="40"/>
+                <w:szCs w:val="40"/>
+              </w:rPr>
+              <w:t>2</w:t>
+            </w:r>
+          </w:p>
+        </w:tc>
+      </w:tr>
+      <w:tr>
+        <w:tc>
+          <w:tcPr>
+            <w:tcW w:w="0" w:type="auto"/>
+          </w:tcPr>
+          <w:p>
+            <w:pPr>
+              <w:rPr>
+                <w:rFonts w:ascii="Fira Code" w:hAnsi="Fira Code" w:cs="Fira Code"/>
+                <w:sz w:val="40"/>
+                <w:szCs w:val="40"/>
+              </w:rPr>
+            </w:pPr>
+            <w:r>
+              <w:rPr>
+                <w:rFonts w:ascii="Fira Code" w:hAnsi="Fira Code" w:cs="Fira Code"/>
+                <w:sz w:val="40"/>
+                <w:szCs w:val="40"/>
+              </w:rPr>
+              <w:t>IP LSB</w:t>
+            </w:r>
+          </w:p>
+        </w:tc>
+        <w:tc>
+          <w:tcPr>
+            <w:tcW w:w="0" w:type="auto"/>
+          </w:tcPr>
+          <w:p>
+            <w:pPr>
+              <w:rPr>
+                <w:rFonts w:ascii="Fira Code" w:hAnsi="Fira Code" w:cs="Fira Code"/>
+                <w:sz w:val="40"/>
+                <w:szCs w:val="40"/>
+              </w:rPr>
+            </w:pPr>
+            <w:r>
+              <w:rPr>
+                <w:rFonts w:ascii="Fira Code" w:hAnsi="Fira Code" w:cs="Fira Code"/>
+                <w:sz w:val="40"/>
+                <w:szCs w:val="40"/>
+              </w:rPr>
+              <w:t xml:space="preserve">BP + </w:t>
+            </w:r>
+            <w:r>
+              <w:rPr>
+                <w:rFonts w:ascii="Fira Code" w:hAnsi="Fira Code" w:cs="Fira Code"/>
+                <w:sz w:val="40"/>
+                <w:szCs w:val="40"/>
+              </w:rPr>
+              <w:t>1</w:t>
+            </w:r>
+          </w:p>
+        </w:tc>
+      </w:tr>
+      <w:tr>
+        <w:tc>
+          <w:tcPr>
+            <w:tcW w:w="0" w:type="auto"/>
+          </w:tcPr>
+          <w:p>
+            <w:pPr>
+              <w:rPr>
+                <w:rFonts w:ascii="Fira Code" w:hAnsi="Fira Code" w:cs="Fira Code"/>
+                <w:sz w:val="40"/>
+                <w:szCs w:val="40"/>
+              </w:rPr>
+            </w:pPr>
+            <w:r>
+              <w:rPr>
+                <w:rFonts w:ascii="Fira Code" w:hAnsi="Fira Code" w:cs="Fira Code"/>
+                <w:sz w:val="40"/>
+                <w:szCs w:val="40"/>
+              </w:rPr>
+              <w:t>Old BP</w:t>
+            </w:r>
+          </w:p>
+        </w:tc>
+        <w:tc>
+          <w:tcPr>
+            <w:tcW w:w="0" w:type="auto"/>
+          </w:tcPr>
+          <w:p>
+            <w:pPr>
+              <w:rPr>
+                <w:rFonts w:ascii="Fira Code" w:hAnsi="Fira Code" w:cs="Fira Code"/>
+                <w:sz w:val="40"/>
+                <w:szCs w:val="40"/>
+              </w:rPr>
+            </w:pPr>
+            <w:r>
+              <w:rPr>
+                <w:rFonts w:ascii="Fira Code" w:hAnsi="Fira Code" w:cs="Fira Code"/>
+                <w:sz w:val="40"/>
+                <w:szCs w:val="40"/>
+              </w:rPr>
+              <w:t xml:space="preserve">BP </w:t>
+            </w:r>
+            <w:r>
+              <w:rPr>
+                <w:rFonts w:ascii="Fira Code" w:hAnsi="Fira Code" w:cs="Fira Code"/>
+                <w:sz w:val="20"/>
+                <w:szCs w:val="20"/>
+              </w:rPr>
+              <w:t>(popped first -&gt; BP)</w:t>
+            </w:r>
+          </w:p>
+        </w:tc>
+      </w:tr>
+      <w:tr>
+        <w:tc>
+          <w:tcPr>
+            <w:tcW w:w="0" w:type="auto"/>
+          </w:tcPr>
+          <w:p>
+            <w:pPr>
+              <w:rPr>
+                <w:rFonts w:ascii="Fira Code" w:hAnsi="Fira Code" w:cs="Fira Code"/>
+                <w:sz w:val="40"/>
+                <w:szCs w:val="40"/>
+              </w:rPr>
+            </w:pPr>
+            <w:r>
+              <w:rPr>
+                <w:rFonts w:ascii="Fira Code" w:hAnsi="Fira Code" w:cs="Fira Code"/>
+                <w:sz w:val="40"/>
+                <w:szCs w:val="40"/>
+              </w:rPr>
+              <w:t>Locals</w:t>
+            </w:r>
+          </w:p>
+        </w:tc>
+        <w:tc>
+          <w:tcPr>
+            <w:tcW w:w="0" w:type="auto"/>
+          </w:tcPr>
+          <w:p>
+            <w:pPr>
+              <w:rPr>
+                <w:rFonts w:ascii="Fira Code" w:hAnsi="Fira Code" w:cs="Fira Code"/>
+                <w:sz w:val="40"/>
+                <w:szCs w:val="40"/>
+              </w:rPr>
+            </w:pPr>
+            <w:r>
+              <w:rPr>
+                <w:rFonts w:ascii="Fira Code" w:hAnsi="Fira Code" w:cs="Fira Code"/>
+                <w:sz w:val="40"/>
+                <w:szCs w:val="40"/>
+              </w:rPr>
+              <w:t xml:space="preserve">BP &amp; SP </w:t>
+            </w:r>
+            <w:r>
+              <w:rPr>
+                <w:rFonts w:ascii="Fira Code" w:hAnsi="Fira Code" w:cs="Fira Code"/>
+                <w:sz w:val="22"/>
+                <w:szCs w:val="22"/>
+              </w:rPr>
+              <w:t>(if no locals)</w:t>
+            </w:r>
+          </w:p>
+        </w:tc>
+      </w:tr>
+    </w:tbl>
+    <w:p>
+      <w:pPr>
+        <w:spacing w:after="0"/>
+        <w:ind w:firstLine="720"/>
+        <w:rPr>
+          <w:rFonts w:ascii="Fira Code" w:hAnsi="Fira Code" w:cs="Fira Code"/>
+          <w:noProof/>
+        </w:rPr>
+      </w:pPr>
+      <w:r>
+        <w:rPr>
+          <w:rFonts w:ascii="Fira Code" w:hAnsi="Fira Code" w:cs="Fira Code"/>
+          <w:noProof/>
+        </w:rPr>
+        <w:t>&lt;- High Addr</w:t>
+      </w:r>
+    </w:p>
+    <w:p>
+      <w:pPr>
+        <w:spacing w:after="0"/>
+        <w:rPr>
+          <w:rFonts w:ascii="Fira Code" w:hAnsi="Fira Code" w:cs="Fira Code"/>
+          <w:noProof/>
+        </w:rPr>
+      </w:pPr>
+    </w:p>
+    <w:p>
+      <w:pPr>
+        <w:spacing w:after="0"/>
+        <w:rPr>
+          <w:rFonts w:ascii="Fira Code" w:hAnsi="Fira Code" w:cs="Fira Code"/>
+        </w:rPr>
+      </w:pPr>
+    </w:p>
+    <w:p>
+      <w:pPr>
+        <w:spacing w:after="0"/>
+        <w:rPr>
+          <w:rFonts w:ascii="Fira Code" w:hAnsi="Fira Code" w:cs="Fira Code"/>
+        </w:rPr>
+      </w:pPr>
+    </w:p>
+    <w:p>
+      <w:pPr>
+        <w:spacing w:after="0"/>
+        <w:ind w:firstLine="720"/>
+        <w:rPr>
+          <w:rFonts w:ascii="Fira Code" w:hAnsi="Fira Code" w:cs="Fira Code"/>
+        </w:rPr>
+      </w:pPr>
+      <w:r>
+        <w:rPr>
+          <w:rFonts w:ascii="Fira Code" w:hAnsi="Fira Code" w:cs="Fira Code"/>
+          <w:noProof/>
+        </w:rPr>
+        <w:t>&lt;- Low Addr</w:t>
+      </w:r>
+      <w:r>
+        <w:rPr>
+          <w:rFonts w:ascii="Fira Code" w:hAnsi="Fira Code" w:cs="Fira Code"/>
+          <w:noProof/>
+        </w:rPr>
+        <w:br w:type="textWrapping" w:clear="all"/>
+      </w:r>
+      <w:r>
+        <w:rPr>
+          <w:rFonts w:ascii="Fira Code" w:hAnsi="Fira Code" w:cs="Fira Code"/>
+          <w:noProof/>
+        </w:rPr>
+        <w:pict w14:anchorId="3474DB39">
+          <v:rect id="_x0000_i1027" alt="" style="width:468pt;height:.05pt;mso-width-percent:0;mso-height-percent:0;mso-width-percent:0;mso-height-percent:0" o:hralign="center" o:hrstd="t" o:hr="t" fillcolor="#a0a0a0" stroked="f"/>
+        </w:pict>
+      </w:r>
+    </w:p>
+    <w:p>
+      <w:pPr>
+        <w:spacing w:after="0"/>
+        <w:rPr>
+          <w:rFonts w:ascii="Fira Code" w:hAnsi="Fira Code" w:cs="Fira Code"/>
+          <w:sz w:val="60"/>
+          <w:szCs w:val="60"/>
+        </w:rPr>
+      </w:pPr>
+      <w:r>
+        <w:rPr>
+          <w:rFonts w:ascii="Fira Code" w:hAnsi="Fira Code" w:cs="Fira Code"/>
+          <w:sz w:val="60"/>
+          <w:szCs w:val="60"/>
+        </w:rPr>
+        <w:t>Status</w:t>
+      </w:r>
+    </w:p>
+    <w:p>
+      <w:pPr>
+        <w:spacing w:after="0"/>
+        <w:rPr>
+          <w:rFonts w:ascii="Fira Code" w:hAnsi="Fira Code" w:cs="Fira Code"/>
+        </w:rPr>
+      </w:pPr>
+      <w:r>
+        <w:rPr>
+          <w:rFonts w:ascii="Fira Code" w:hAnsi="Fira Code" w:cs="Fira Code"/>
+        </w:rPr>
+        <w:t>S bit flags:</w:t>
+      </w:r>
+    </w:p>
+    <w:tbl>
+      <w:tblPr>
+        <w:tblStyle w:val="TableGrid"/>
+        <w:tblW w:w="0" w:type="auto"/>
+        <w:tblLook w:val="04A0" w:firstRow="1" w:lastRow="0" w:firstColumn="1" w:lastColumn="0" w:noHBand="0" w:noVBand="1"/>
+      </w:tblPr>
+      <w:tblGrid>
+        <w:gridCol w:w="364"/>
+        <w:gridCol w:w="364"/>
+        <w:gridCol w:w="364"/>
+        <w:gridCol w:w="364"/>
+        <w:gridCol w:w="364"/>
+        <w:gridCol w:w="364"/>
+        <w:gridCol w:w="364"/>
+        <w:gridCol w:w="364"/>
+      </w:tblGrid>
+      <w:tr>
+        <w:tc>
+          <w:tcPr>
+            <w:tcW w:w="0" w:type="auto"/>
+            <w:vAlign w:val="center"/>
+          </w:tcPr>
+          <w:p>
+            <w:pPr>
+              <w:jc w:val="center"/>
+              <w:rPr>
+                <w:rFonts w:ascii="Fira Code" w:hAnsi="Fira Code" w:cs="Fira Code"/>
+              </w:rPr>
+            </w:pPr>
+            <w:r>
+              <w:rPr>
+                <w:rFonts w:ascii="Fira Code" w:hAnsi="Fira Code" w:cs="Fira Code"/>
+              </w:rPr>
+              <w:t>7</w:t>
+            </w:r>
+          </w:p>
+        </w:tc>
+        <w:tc>
+          <w:tcPr>
+            <w:tcW w:w="0" w:type="auto"/>
+            <w:vAlign w:val="center"/>
+          </w:tcPr>
+          <w:p>
+            <w:pPr>
+              <w:jc w:val="center"/>
+              <w:rPr>
+                <w:rFonts w:ascii="Fira Code" w:hAnsi="Fira Code" w:cs="Fira Code"/>
+              </w:rPr>
+            </w:pPr>
+            <w:r>
+              <w:rPr>
+                <w:rFonts w:ascii="Fira Code" w:hAnsi="Fira Code" w:cs="Fira Code"/>
+              </w:rPr>
+              <w:t>6</w:t>
+            </w:r>
+          </w:p>
+        </w:tc>
+        <w:tc>
+          <w:tcPr>
+            <w:tcW w:w="0" w:type="auto"/>
+            <w:vAlign w:val="center"/>
+          </w:tcPr>
+          <w:p>
+            <w:pPr>
+              <w:jc w:val="center"/>
+              <w:rPr>
+                <w:rFonts w:ascii="Fira Code" w:hAnsi="Fira Code" w:cs="Fira Code"/>
+              </w:rPr>
+            </w:pPr>
+            <w:r>
+              <w:rPr>
+                <w:rFonts w:ascii="Fira Code" w:hAnsi="Fira Code" w:cs="Fira Code"/>
+              </w:rPr>
+              <w:t>5</w:t>
+            </w:r>
+          </w:p>
+        </w:tc>
+        <w:tc>
+          <w:tcPr>
+            <w:tcW w:w="0" w:type="auto"/>
+            <w:vAlign w:val="center"/>
+          </w:tcPr>
+          <w:p>
+            <w:pPr>
+              <w:jc w:val="center"/>
+              <w:rPr>
+                <w:rFonts w:ascii="Fira Code" w:hAnsi="Fira Code" w:cs="Fira Code"/>
+              </w:rPr>
+            </w:pPr>
+            <w:r>
+              <w:rPr>
+                <w:rFonts w:ascii="Fira Code" w:hAnsi="Fira Code" w:cs="Fira Code"/>
+              </w:rPr>
+              <w:t>4</w:t>
+            </w:r>
+          </w:p>
+        </w:tc>
+        <w:tc>
+          <w:tcPr>
+            <w:tcW w:w="0" w:type="auto"/>
+            <w:vAlign w:val="center"/>
+          </w:tcPr>
+          <w:p>
+            <w:pPr>
+              <w:jc w:val="center"/>
+              <w:rPr>
+                <w:rFonts w:ascii="Fira Code" w:hAnsi="Fira Code" w:cs="Fira Code"/>
+              </w:rPr>
+            </w:pPr>
+            <w:r>
+              <w:rPr>
+                <w:rFonts w:ascii="Fira Code" w:hAnsi="Fira Code" w:cs="Fira Code"/>
+              </w:rPr>
+              <w:t>3</w:t>
+            </w:r>
+          </w:p>
+        </w:tc>
+        <w:tc>
+          <w:tcPr>
+            <w:tcW w:w="0" w:type="auto"/>
+            <w:vAlign w:val="center"/>
+          </w:tcPr>
+          <w:p>
+            <w:pPr>
+              <w:jc w:val="center"/>
+              <w:rPr>
+                <w:rFonts w:ascii="Fira Code" w:hAnsi="Fira Code" w:cs="Fira Code"/>
+              </w:rPr>
+            </w:pPr>
+            <w:r>
+              <w:rPr>
+                <w:rFonts w:ascii="Fira Code" w:hAnsi="Fira Code" w:cs="Fira Code"/>
+              </w:rPr>
+              <w:t>2</w:t>
+            </w:r>
+          </w:p>
+        </w:tc>
+        <w:tc>
+          <w:tcPr>
+            <w:tcW w:w="0" w:type="auto"/>
+            <w:vAlign w:val="center"/>
+          </w:tcPr>
+          <w:p>
+            <w:pPr>
+              <w:jc w:val="center"/>
+              <w:rPr>
+                <w:rFonts w:ascii="Fira Code" w:hAnsi="Fira Code" w:cs="Fira Code"/>
+              </w:rPr>
+            </w:pPr>
+            <w:r>
+              <w:rPr>
+                <w:rFonts w:ascii="Fira Code" w:hAnsi="Fira Code" w:cs="Fira Code"/>
+              </w:rPr>
+              <w:t>1</w:t>
+            </w:r>
+          </w:p>
+        </w:tc>
+        <w:tc>
+          <w:tcPr>
+            <w:tcW w:w="0" w:type="auto"/>
+            <w:vAlign w:val="center"/>
+          </w:tcPr>
+          <w:p>
+            <w:pPr>
+              <w:jc w:val="center"/>
+              <w:rPr>
+                <w:rFonts w:ascii="Fira Code" w:hAnsi="Fira Code" w:cs="Fira Code"/>
+              </w:rPr>
+            </w:pPr>
+            <w:r>
+              <w:rPr>
+                <w:rFonts w:ascii="Fira Code" w:hAnsi="Fira Code" w:cs="Fira Code"/>
+              </w:rPr>
+              <w:t>0</w:t>
+            </w:r>
+          </w:p>
+        </w:tc>
+      </w:tr>
+      <w:tr>
+        <w:tc>
+          <w:tcPr>
+            <w:tcW w:w="0" w:type="auto"/>
+            <w:vAlign w:val="center"/>
+          </w:tcPr>
+          <w:p>
+            <w:pPr>
+              <w:jc w:val="center"/>
+              <w:rPr>
+                <w:rFonts w:ascii="Fira Code" w:hAnsi="Fira Code" w:cs="Fira Code"/>
+              </w:rPr>
+            </w:pPr>
+            <w:r>
+              <w:rPr>
+                <w:rFonts w:ascii="Fira Code" w:hAnsi="Fira Code" w:cs="Fira Code"/>
+              </w:rPr>
+              <w:t>H</w:t>
+            </w:r>
+          </w:p>
+        </w:tc>
+        <w:tc>
+          <w:tcPr>
+            <w:tcW w:w="0" w:type="auto"/>
+            <w:vAlign w:val="center"/>
+          </w:tcPr>
+          <w:p>
+            <w:pPr>
+              <w:jc w:val="center"/>
+              <w:rPr>
+                <w:rFonts w:ascii="Fira Code" w:hAnsi="Fira Code" w:cs="Fira Code"/>
+              </w:rPr>
+            </w:pPr>
+            <w:r>
+              <w:rPr>
+                <w:rFonts w:ascii="Fira Code" w:hAnsi="Fira Code" w:cs="Fira Code"/>
+              </w:rPr>
+              <w:t>G</w:t>
+            </w:r>
+          </w:p>
+        </w:tc>
+        <w:tc>
+          <w:tcPr>
+            <w:tcW w:w="0" w:type="auto"/>
+            <w:vAlign w:val="center"/>
+          </w:tcPr>
+          <w:p>
+            <w:pPr>
+              <w:jc w:val="center"/>
+              <w:rPr>
+                <w:rFonts w:ascii="Fira Code" w:hAnsi="Fira Code" w:cs="Fira Code"/>
+              </w:rPr>
+            </w:pPr>
+            <w:r>
+              <w:rPr>
+                <w:rFonts w:ascii="Fira Code" w:hAnsi="Fira Code" w:cs="Fira Code"/>
+              </w:rPr>
+              <w:t>T</w:t>
+            </w:r>
+          </w:p>
+        </w:tc>
+        <w:tc>
+          <w:tcPr>
+            <w:tcW w:w="0" w:type="auto"/>
+            <w:vAlign w:val="center"/>
+          </w:tcPr>
+          <w:p>
+            <w:pPr>
+              <w:jc w:val="center"/>
+              <w:rPr>
+                <w:rFonts w:ascii="Fira Code" w:hAnsi="Fira Code" w:cs="Fira Code"/>
+              </w:rPr>
+            </w:pPr>
+            <w:r>
+              <w:rPr>
+                <w:rFonts w:ascii="Fira Code" w:hAnsi="Fira Code" w:cs="Fira Code"/>
+              </w:rPr>
+              <w:t>C</w:t>
+            </w:r>
+          </w:p>
+        </w:tc>
+        <w:tc>
+          <w:tcPr>
+            <w:tcW w:w="0" w:type="auto"/>
+            <w:vAlign w:val="center"/>
+          </w:tcPr>
+          <w:p>
+            <w:pPr>
+              <w:jc w:val="center"/>
+              <w:rPr>
+                <w:rFonts w:ascii="Fira Code" w:hAnsi="Fira Code" w:cs="Fira Code"/>
+              </w:rPr>
+            </w:pPr>
+            <w:r>
+              <w:rPr>
+                <w:rFonts w:ascii="Fira Code" w:hAnsi="Fira Code" w:cs="Fira Code"/>
+              </w:rPr>
+              <w:t>E</w:t>
+            </w:r>
+          </w:p>
+        </w:tc>
+        <w:tc>
+          <w:tcPr>
+            <w:tcW w:w="0" w:type="auto"/>
+            <w:vAlign w:val="center"/>
+          </w:tcPr>
+          <w:p>
+            <w:pPr>
+              <w:jc w:val="center"/>
+              <w:rPr>
+                <w:rFonts w:ascii="Fira Code" w:hAnsi="Fira Code" w:cs="Fira Code"/>
+              </w:rPr>
+            </w:pPr>
+            <w:r>
+              <w:rPr>
+                <w:rFonts w:ascii="Fira Code" w:hAnsi="Fira Code" w:cs="Fira Code"/>
+              </w:rPr>
+              <w:t>N</w:t>
+            </w:r>
+          </w:p>
+        </w:tc>
+        <w:tc>
+          <w:tcPr>
+            <w:tcW w:w="0" w:type="auto"/>
+            <w:vAlign w:val="center"/>
+          </w:tcPr>
+          <w:p>
+            <w:pPr>
+              <w:jc w:val="center"/>
+              <w:rPr>
+                <w:rFonts w:ascii="Fira Code" w:hAnsi="Fira Code" w:cs="Fira Code"/>
+              </w:rPr>
+            </w:pPr>
+            <w:r>
+              <w:rPr>
+                <w:rFonts w:ascii="Fira Code" w:hAnsi="Fira Code" w:cs="Fira Code"/>
+              </w:rPr>
+              <w:t>Z</w:t>
+            </w:r>
+          </w:p>
+        </w:tc>
+        <w:tc>
+          <w:tcPr>
+            <w:tcW w:w="0" w:type="auto"/>
+            <w:vAlign w:val="center"/>
+          </w:tcPr>
+          <w:p>
+            <w:pPr>
+              <w:jc w:val="center"/>
+              <w:rPr>
+                <w:rFonts w:ascii="Fira Code" w:hAnsi="Fira Code" w:cs="Fira Code"/>
+              </w:rPr>
+            </w:pPr>
+            <w:r>
+              <w:rPr>
+                <w:rFonts w:ascii="Fira Code" w:hAnsi="Fira Code" w:cs="Fira Code"/>
+              </w:rPr>
+              <w:t>L</w:t>
+            </w:r>
+          </w:p>
+        </w:tc>
+      </w:tr>
+    </w:tbl>
+    <w:p>
+      <w:pPr>
+        <w:spacing w:after="0"/>
+        <w:rPr>
+          <w:rFonts w:ascii="Fira Code" w:hAnsi="Fira Code" w:cs="Fira Code"/>
+        </w:rPr>
+      </w:pPr>
     </w:p>
     <w:p>
       <w:pPr>
@@ -610,21 +1746,346 @@
           <w:ilvl w:val="0"/>
           <w:numId w:val="1"/>
         </w:numPr>
-        <w:rPr>
-          <w:rFonts w:ascii="Andale Mono" w:hAnsi="Andale Mono"/>
-        </w:rPr>
-      </w:pPr>
-      <w:r>
-        <w:rPr>
-          <w:rFonts w:ascii="Andale Mono" w:hAnsi="Andale Mono"/>
-        </w:rPr>
-        <w:t>R</w:t>
-      </w:r>
-      <w:r>
-        <w:rPr>
-          <w:rFonts w:ascii="Andale Mono" w:hAnsi="Andale Mono"/>
-        </w:rPr>
-        <w:t>eturn (R)</w:t>
+        <w:spacing w:after="0"/>
+        <w:rPr>
+          <w:rFonts w:ascii="Fira Code" w:hAnsi="Fira Code" w:cs="Fira Code"/>
+        </w:rPr>
+      </w:pPr>
+      <w:r>
+        <w:rPr>
+          <w:rFonts w:ascii="Fira Code" w:hAnsi="Fira Code" w:cs="Fira Code"/>
+        </w:rPr>
+        <w:t>b</w:t>
+      </w:r>
+      <w:r>
+        <w:rPr>
+          <w:rFonts w:ascii="Fira Code" w:hAnsi="Fira Code" w:cs="Fira Code"/>
+        </w:rPr>
+        <w:t>0: Less, Set by CMP</w:t>
+      </w:r>
+    </w:p>
+    <w:p>
+      <w:pPr>
+        <w:pStyle w:val="ListParagraph"/>
+        <w:numPr>
+          <w:ilvl w:val="0"/>
+          <w:numId w:val="1"/>
+        </w:numPr>
+        <w:spacing w:after="0"/>
+        <w:rPr>
+          <w:rFonts w:ascii="Fira Code" w:hAnsi="Fira Code" w:cs="Fira Code"/>
+        </w:rPr>
+      </w:pPr>
+      <w:r>
+        <w:rPr>
+          <w:rFonts w:ascii="Fira Code" w:hAnsi="Fira Code" w:cs="Fira Code"/>
+        </w:rPr>
+        <w:t>b</w:t>
+      </w:r>
+      <w:r>
+        <w:rPr>
+          <w:rFonts w:ascii="Fira Code" w:hAnsi="Fira Code" w:cs="Fira Code"/>
+        </w:rPr>
+        <w:t>1: Zero, set if a register receives a 0x00 value.</w:t>
+      </w:r>
+    </w:p>
+    <w:p>
+      <w:pPr>
+        <w:pStyle w:val="ListParagraph"/>
+        <w:numPr>
+          <w:ilvl w:val="0"/>
+          <w:numId w:val="1"/>
+        </w:numPr>
+        <w:spacing w:after="0"/>
+        <w:rPr>
+          <w:rFonts w:ascii="Fira Code" w:hAnsi="Fira Code" w:cs="Fira Code"/>
+        </w:rPr>
+      </w:pPr>
+      <w:r>
+        <w:rPr>
+          <w:rFonts w:ascii="Fira Code" w:hAnsi="Fira Code" w:cs="Fira Code"/>
+        </w:rPr>
+        <w:t>b</w:t>
+      </w:r>
+      <w:r>
+        <w:rPr>
+          <w:rFonts w:ascii="Fira Code" w:hAnsi="Fira Code" w:cs="Fira Code"/>
+        </w:rPr>
+        <w:t>2: Negative, Overflow in Subtraction.</w:t>
+      </w:r>
+    </w:p>
+    <w:p>
+      <w:pPr>
+        <w:pStyle w:val="ListParagraph"/>
+        <w:numPr>
+          <w:ilvl w:val="0"/>
+          <w:numId w:val="1"/>
+        </w:numPr>
+        <w:spacing w:after="0"/>
+        <w:rPr>
+          <w:rFonts w:ascii="Fira Code" w:hAnsi="Fira Code" w:cs="Fira Code"/>
+        </w:rPr>
+      </w:pPr>
+      <w:r>
+        <w:rPr>
+          <w:rFonts w:ascii="Fira Code" w:hAnsi="Fira Code" w:cs="Fira Code"/>
+        </w:rPr>
+        <w:t>b3</w:t>
+      </w:r>
+      <w:r>
+        <w:rPr>
+          <w:rFonts w:ascii="Fira Code" w:hAnsi="Fira Code" w:cs="Fira Code"/>
+        </w:rPr>
+        <w:t>: Equal, Set by CMP</w:t>
+      </w:r>
+    </w:p>
+    <w:p>
+      <w:pPr>
+        <w:pStyle w:val="ListParagraph"/>
+        <w:numPr>
+          <w:ilvl w:val="0"/>
+          <w:numId w:val="1"/>
+        </w:numPr>
+        <w:spacing w:after="0"/>
+        <w:rPr>
+          <w:rFonts w:ascii="Fira Code" w:hAnsi="Fira Code" w:cs="Fira Code"/>
+        </w:rPr>
+      </w:pPr>
+      <w:r>
+        <w:rPr>
+          <w:rFonts w:ascii="Fira Code" w:hAnsi="Fira Code" w:cs="Fira Code"/>
+        </w:rPr>
+        <w:t>b</w:t>
+      </w:r>
+      <w:r>
+        <w:rPr>
+          <w:rFonts w:ascii="Fira Code" w:hAnsi="Fira Code" w:cs="Fira Code"/>
+        </w:rPr>
+        <w:t>4: Carry, Overflow in Addition.</w:t>
+      </w:r>
+    </w:p>
+    <w:p>
+      <w:pPr>
+        <w:pStyle w:val="ListParagraph"/>
+        <w:numPr>
+          <w:ilvl w:val="0"/>
+          <w:numId w:val="1"/>
+        </w:numPr>
+        <w:spacing w:after="0"/>
+        <w:rPr>
+          <w:rFonts w:ascii="Fira Code" w:hAnsi="Fira Code" w:cs="Fira Code"/>
+        </w:rPr>
+      </w:pPr>
+      <w:r>
+        <w:rPr>
+          <w:rFonts w:ascii="Fira Code" w:hAnsi="Fira Code" w:cs="Fira Code"/>
+        </w:rPr>
+        <w:t>b</w:t>
+      </w:r>
+      <w:r>
+        <w:rPr>
+          <w:rFonts w:ascii="Fira Code" w:hAnsi="Fira Code" w:cs="Fira Code"/>
+        </w:rPr>
+        <w:t>5: Terminal, Active while printing to the Terminal memory address.</w:t>
+      </w:r>
+    </w:p>
+    <w:p>
+      <w:pPr>
+        <w:pStyle w:val="ListParagraph"/>
+        <w:numPr>
+          <w:ilvl w:val="0"/>
+          <w:numId w:val="1"/>
+        </w:numPr>
+        <w:spacing w:after="0"/>
+        <w:rPr>
+          <w:rFonts w:ascii="Fira Code" w:hAnsi="Fira Code" w:cs="Fira Code"/>
+        </w:rPr>
+      </w:pPr>
+      <w:r>
+        <w:rPr>
+          <w:rFonts w:ascii="Fira Code" w:hAnsi="Fira Code" w:cs="Fira Code"/>
+        </w:rPr>
+        <w:t>b</w:t>
+      </w:r>
+      <w:r>
+        <w:rPr>
+          <w:rFonts w:ascii="Fira Code" w:hAnsi="Fira Code" w:cs="Fira Code"/>
+        </w:rPr>
+        <w:t>6: Greater, set by CMP</w:t>
+      </w:r>
+    </w:p>
+    <w:p>
+      <w:pPr>
+        <w:pStyle w:val="ListParagraph"/>
+        <w:numPr>
+          <w:ilvl w:val="0"/>
+          <w:numId w:val="1"/>
+        </w:numPr>
+        <w:spacing w:after="0"/>
+        <w:rPr>
+          <w:rFonts w:ascii="Fira Code" w:hAnsi="Fira Code" w:cs="Fira Code"/>
+        </w:rPr>
+      </w:pPr>
+      <w:r>
+        <w:rPr>
+          <w:rFonts w:ascii="Fira Code" w:hAnsi="Fira Code" w:cs="Fira Code"/>
+        </w:rPr>
+        <w:t>b</w:t>
+      </w:r>
+      <w:r>
+        <w:rPr>
+          <w:rFonts w:ascii="Fira Code" w:hAnsi="Fira Code" w:cs="Fira Code"/>
+        </w:rPr>
+        <w:t>7: Halt, set when HLT (0x18) is called, clock will be ignored.</w:t>
+      </w:r>
+    </w:p>
+    <w:p>
+      <w:pPr>
+        <w:spacing w:after="0"/>
+        <w:rPr>
+          <w:rFonts w:ascii="Fira Code" w:hAnsi="Fira Code" w:cs="Fira Code"/>
+        </w:rPr>
+      </w:pPr>
+      <w:r>
+        <w:rPr>
+          <w:rFonts w:ascii="Fira Code" w:hAnsi="Fira Code" w:cs="Fira Code"/>
+          <w:noProof/>
+        </w:rPr>
+        <w:pict w14:anchorId="55D03F12">
+          <v:rect id="_x0000_i1028" alt="" style="width:468pt;height:.05pt;mso-width-percent:0;mso-height-percent:0;mso-width-percent:0;mso-height-percent:0" o:hralign="center" o:hrstd="t" o:hr="t" fillcolor="#a0a0a0" stroked="f"/>
+        </w:pict>
+      </w:r>
+    </w:p>
+    <w:p>
+      <w:pPr>
+        <w:spacing w:after="0"/>
+        <w:rPr>
+          <w:rFonts w:ascii="Fira Code" w:hAnsi="Fira Code" w:cs="Fira Code"/>
+          <w:sz w:val="60"/>
+          <w:szCs w:val="60"/>
+        </w:rPr>
+      </w:pPr>
+      <w:r>
+        <w:rPr>
+          <w:rFonts w:ascii="Fira Code" w:hAnsi="Fira Code" w:cs="Fira Code"/>
+          <w:sz w:val="60"/>
+          <w:szCs w:val="60"/>
+        </w:rPr>
+        <w:t>Arguments</w:t>
+      </w:r>
+    </w:p>
+    <w:p>
+      <w:pPr>
+        <w:spacing w:after="0"/>
+        <w:rPr>
+          <w:rFonts w:ascii="Fira Code" w:hAnsi="Fira Code" w:cs="Fira Code"/>
+        </w:rPr>
+      </w:pPr>
+      <w:r>
+        <w:rPr>
+          <w:rFonts w:ascii="Fira Code" w:hAnsi="Fira Code" w:cs="Fira Code"/>
+        </w:rPr>
+        <w:t>Argument Types:</w:t>
+      </w:r>
+    </w:p>
+    <w:p>
+      <w:pPr>
+        <w:pStyle w:val="ListParagraph"/>
+        <w:numPr>
+          <w:ilvl w:val="0"/>
+          <w:numId w:val="1"/>
+        </w:numPr>
+        <w:spacing w:after="0"/>
+        <w:rPr>
+          <w:rFonts w:ascii="Fira Code" w:hAnsi="Fira Code" w:cs="Fira Code"/>
+        </w:rPr>
+      </w:pPr>
+      <w:r>
+        <w:rPr>
+          <w:rFonts w:ascii="Fira Code" w:hAnsi="Fira Code" w:cs="Fira Code"/>
+        </w:rPr>
+        <w:t>IMM8: An 8</w:t>
+      </w:r>
+      <w:r>
+        <w:rPr>
+          <w:rFonts w:ascii="Fira Code" w:hAnsi="Fira Code" w:cs="Fira Code"/>
+        </w:rPr>
+        <w:t>-</w:t>
+      </w:r>
+      <w:r>
+        <w:rPr>
+          <w:rFonts w:ascii="Fira Code" w:hAnsi="Fira Code" w:cs="Fira Code"/>
+        </w:rPr>
+        <w:t>bit argument that represents raw data, one byte wide.</w:t>
+      </w:r>
+    </w:p>
+    <w:p>
+      <w:pPr>
+        <w:pStyle w:val="ListParagraph"/>
+        <w:numPr>
+          <w:ilvl w:val="0"/>
+          <w:numId w:val="1"/>
+        </w:numPr>
+        <w:spacing w:after="0"/>
+        <w:rPr>
+          <w:rFonts w:ascii="Fira Code" w:hAnsi="Fira Code" w:cs="Fira Code"/>
+        </w:rPr>
+      </w:pPr>
+      <w:r>
+        <w:rPr>
+          <w:rFonts w:ascii="Fira Code" w:hAnsi="Fira Code" w:cs="Fira Code"/>
+        </w:rPr>
+        <w:t>IMM16: A 16</w:t>
+      </w:r>
+      <w:r>
+        <w:rPr>
+          <w:rFonts w:ascii="Fira Code" w:hAnsi="Fira Code" w:cs="Fira Code"/>
+        </w:rPr>
+        <w:t>-</w:t>
+      </w:r>
+      <w:r>
+        <w:rPr>
+          <w:rFonts w:ascii="Fira Code" w:hAnsi="Fira Code" w:cs="Fira Code"/>
+        </w:rPr>
+        <w:t>bit argument that represents raw data, 2 bytes wide.</w:t>
+      </w:r>
+    </w:p>
+    <w:p>
+      <w:pPr>
+        <w:pStyle w:val="ListParagraph"/>
+        <w:numPr>
+          <w:ilvl w:val="0"/>
+          <w:numId w:val="1"/>
+        </w:numPr>
+        <w:spacing w:after="0"/>
+        <w:rPr>
+          <w:rFonts w:ascii="Fira Code" w:hAnsi="Fira Code" w:cs="Fira Code"/>
+        </w:rPr>
+      </w:pPr>
+      <w:r>
+        <w:rPr>
+          <w:rFonts w:ascii="Fira Code" w:hAnsi="Fira Code" w:cs="Fira Code"/>
+        </w:rPr>
+        <w:lastRenderedPageBreak/>
+        <w:t>REG8: An 8</w:t>
+      </w:r>
+      <w:r>
+        <w:rPr>
+          <w:rFonts w:ascii="Fira Code" w:hAnsi="Fira Code" w:cs="Fira Code"/>
+        </w:rPr>
+        <w:t>-</w:t>
+      </w:r>
+      <w:r>
+        <w:rPr>
+          <w:rFonts w:ascii="Fira Code" w:hAnsi="Fira Code" w:cs="Fira Code"/>
+        </w:rPr>
+        <w:t>bit value that represents one of the four general purpose registers, one byte wide</w:t>
+      </w:r>
+      <w:r>
+        <w:rPr>
+          <w:rFonts w:ascii="Fira Code" w:hAnsi="Fira Code" w:cs="Fira Code"/>
+        </w:rPr>
+        <w:t>:</w:t>
       </w:r>
     </w:p>
     <w:p>
@@ -634,611 +2095,73 @@
           <w:ilvl w:val="1"/>
           <w:numId w:val="1"/>
         </w:numPr>
-        <w:rPr>
-          <w:rFonts w:ascii="Andale Mono" w:hAnsi="Andale Mono"/>
-        </w:rPr>
-      </w:pPr>
-      <w:r>
-        <w:rPr>
-          <w:rFonts w:ascii="Andale Mono" w:hAnsi="Andale Mono"/>
-        </w:rPr>
-        <w:t>16-bit, saves return addresses on calls, only affected by CALL and RET</w:t>
-      </w:r>
-      <w:r>
-        <w:rPr>
-          <w:rFonts w:ascii="Andale Mono" w:hAnsi="Andale Mono"/>
-        </w:rPr>
-        <w:t>.</w:t>
-      </w:r>
-    </w:p>
-    <w:p>
-      <w:pPr>
-        <w:rPr>
-          <w:rFonts w:ascii="Andale Mono" w:hAnsi="Andale Mono"/>
-        </w:rPr>
-      </w:pPr>
-      <w:r>
-        <w:rPr>
-          <w:rFonts w:ascii="Andale Mono" w:hAnsi="Andale Mono"/>
-        </w:rPr>
-        <w:t xml:space="preserve">0xFFFD is the </w:t>
-      </w:r>
-      <w:r>
-        <w:rPr>
-          <w:rFonts w:ascii="Andale Mono" w:hAnsi="Andale Mono"/>
-        </w:rPr>
-        <w:t>t</w:t>
-      </w:r>
-      <w:r>
-        <w:rPr>
-          <w:rFonts w:ascii="Andale Mono" w:hAnsi="Andale Mono"/>
-        </w:rPr>
-        <w:t>erminal buffer</w:t>
-      </w:r>
-      <w:r>
-        <w:rPr>
-          <w:rFonts w:ascii="Andale Mono" w:hAnsi="Andale Mono"/>
-        </w:rPr>
-        <w:t xml:space="preserve"> location</w:t>
-      </w:r>
-      <w:r>
-        <w:rPr>
-          <w:rFonts w:ascii="Andale Mono" w:hAnsi="Andale Mono"/>
-        </w:rPr>
-        <w:t>.</w:t>
-      </w:r>
-    </w:p>
-    <w:p>
-      <w:pPr>
-        <w:rPr>
-          <w:rFonts w:ascii="Andale Mono" w:hAnsi="Andale Mono"/>
-        </w:rPr>
-      </w:pPr>
-      <w:r>
-        <w:rPr>
-          <w:rFonts w:ascii="Andale Mono" w:hAnsi="Andale Mono"/>
-          <w:noProof/>
-        </w:rPr>
-        <w:pict w14:anchorId="348FD761">
-          <v:rect id="_x0000_i1028" alt="" style="width:468pt;height:.05pt;mso-width-percent:0;mso-height-percent:0;mso-width-percent:0;mso-height-percent:0" o:hralign="center" o:hrstd="t" o:hr="t" fillcolor="#a0a0a0" stroked="f"/>
-        </w:pict>
-      </w:r>
-    </w:p>
-    <w:p>
-      <w:pPr>
-        <w:rPr>
-          <w:rFonts w:ascii="Andale Mono" w:hAnsi="Andale Mono"/>
-          <w:sz w:val="60"/>
-          <w:szCs w:val="60"/>
-        </w:rPr>
-      </w:pPr>
-      <w:r>
-        <w:rPr>
-          <w:rFonts w:ascii="Andale Mono" w:hAnsi="Andale Mono"/>
-          <w:sz w:val="60"/>
-          <w:szCs w:val="60"/>
-        </w:rPr>
-        <w:lastRenderedPageBreak/>
-        <w:t>Memory:</w:t>
-      </w:r>
-    </w:p>
-    <w:p>
-      <w:pPr>
-        <w:rPr>
-          <w:rFonts w:ascii="Andale Mono" w:hAnsi="Andale Mono"/>
-          <w:sz w:val="40"/>
-          <w:szCs w:val="40"/>
-        </w:rPr>
-      </w:pPr>
-      <w:r>
-        <w:rPr>
-          <w:rFonts w:ascii="Andale Mono" w:hAnsi="Andale Mono"/>
-          <w:sz w:val="40"/>
-          <w:szCs w:val="40"/>
-        </w:rPr>
-        <w:t>64KB of memory.</w:t>
-      </w:r>
-    </w:p>
-    <w:p>
-      <w:pPr>
-        <w:rPr>
-          <w:rFonts w:ascii="Andale Mono" w:hAnsi="Andale Mono"/>
-        </w:rPr>
-      </w:pPr>
-      <w:r>
-        <w:rPr>
-          <w:rFonts w:ascii="Andale Mono" w:hAnsi="Andale Mono"/>
-        </w:rPr>
-        <w:t>Memory map:</w:t>
-      </w:r>
-    </w:p>
-    <w:p>
-      <w:pPr>
-        <w:ind w:left="720"/>
-        <w:rPr>
-          <w:rFonts w:ascii="Andale Mono" w:hAnsi="Andale Mono"/>
-        </w:rPr>
-      </w:pPr>
-      <w:r>
-        <w:rPr>
-          <w:rFonts w:ascii="Andale Mono" w:hAnsi="Andale Mono"/>
-        </w:rPr>
-        <w:t>0xFFFF +-----+</w:t>
-      </w:r>
-    </w:p>
-    <w:p>
-      <w:pPr>
-        <w:ind w:left="720"/>
-        <w:rPr>
-          <w:rFonts w:ascii="Andale Mono" w:hAnsi="Andale Mono"/>
-        </w:rPr>
-      </w:pPr>
-      <w:r>
-        <w:rPr>
-          <w:rFonts w:ascii="Andale Mono" w:hAnsi="Andale Mono"/>
-        </w:rPr>
-        <w:t xml:space="preserve">       |START| (0xFFFE &amp; 0xFFFF)</w:t>
-      </w:r>
-    </w:p>
-    <w:p>
-      <w:pPr>
-        <w:ind w:left="720"/>
-        <w:rPr>
-          <w:rFonts w:ascii="Andale Mono" w:hAnsi="Andale Mono"/>
-        </w:rPr>
-      </w:pPr>
-      <w:r>
-        <w:rPr>
-          <w:rFonts w:ascii="Andale Mono" w:hAnsi="Andale Mono"/>
-        </w:rPr>
-        <w:t>0xFFFE +-----+</w:t>
-      </w:r>
-    </w:p>
-    <w:p>
-      <w:pPr>
-        <w:ind w:left="720"/>
-        <w:rPr>
-          <w:rFonts w:ascii="Andale Mono" w:hAnsi="Andale Mono"/>
-        </w:rPr>
-      </w:pPr>
-      <w:r>
-        <w:rPr>
-          <w:rFonts w:ascii="Andale Mono" w:hAnsi="Andale Mono"/>
-        </w:rPr>
-        <w:t xml:space="preserve">       |PRINT| (0xFFFD)</w:t>
-      </w:r>
-    </w:p>
-    <w:p>
-      <w:pPr>
-        <w:ind w:left="720"/>
-        <w:rPr>
-          <w:rFonts w:ascii="Andale Mono" w:hAnsi="Andale Mono"/>
-        </w:rPr>
-      </w:pPr>
-      <w:r>
-        <w:rPr>
-          <w:rFonts w:ascii="Andale Mono" w:hAnsi="Andale Mono"/>
-        </w:rPr>
-        <w:t>0xFFFD +-----+</w:t>
-      </w:r>
-    </w:p>
-    <w:p>
-      <w:pPr>
-        <w:ind w:left="720"/>
-        <w:rPr>
-          <w:rFonts w:ascii="Andale Mono" w:hAnsi="Andale Mono"/>
-        </w:rPr>
-      </w:pPr>
-      <w:r>
-        <w:rPr>
-          <w:rFonts w:ascii="Andale Mono" w:hAnsi="Andale Mono"/>
-        </w:rPr>
-        <w:t xml:space="preserve">       | RAM | (0x0100 -&gt; 0xFFFC)</w:t>
-      </w:r>
-    </w:p>
-    <w:p>
-      <w:pPr>
-        <w:ind w:left="720"/>
-        <w:rPr>
-          <w:rFonts w:ascii="Andale Mono" w:hAnsi="Andale Mono"/>
-        </w:rPr>
-      </w:pPr>
-      <w:r>
-        <w:rPr>
-          <w:rFonts w:ascii="Andale Mono" w:hAnsi="Andale Mono"/>
-        </w:rPr>
-        <w:t>0x0100 +-----+</w:t>
-      </w:r>
-    </w:p>
-    <w:p>
-      <w:pPr>
-        <w:ind w:left="720"/>
-        <w:rPr>
-          <w:rFonts w:ascii="Andale Mono" w:hAnsi="Andale Mono"/>
-        </w:rPr>
-      </w:pPr>
-      <w:r>
-        <w:rPr>
-          <w:rFonts w:ascii="Andale Mono" w:hAnsi="Andale Mono"/>
-        </w:rPr>
-        <w:t xml:space="preserve">       |STACK| (</w:t>
-      </w:r>
-      <w:r>
-        <w:rPr>
-          <w:rFonts w:ascii="Andale Mono" w:hAnsi="Andale Mono"/>
-        </w:rPr>
-        <w:t>0x00FF</w:t>
-      </w:r>
-      <w:r>
-        <w:rPr>
-          <w:rFonts w:ascii="Andale Mono" w:hAnsi="Andale Mono"/>
-        </w:rPr>
-        <w:t xml:space="preserve"> -&gt; </w:t>
-      </w:r>
-      <w:r>
-        <w:rPr>
-          <w:rFonts w:ascii="Andale Mono" w:hAnsi="Andale Mono"/>
-        </w:rPr>
-        <w:t>0x0000</w:t>
-      </w:r>
-      <w:r>
-        <w:rPr>
-          <w:rFonts w:ascii="Andale Mono" w:hAnsi="Andale Mono"/>
-        </w:rPr>
-        <w:t>)</w:t>
-      </w:r>
-    </w:p>
-    <w:p>
-      <w:pPr>
-        <w:ind w:left="720"/>
-        <w:rPr>
-          <w:rFonts w:ascii="Andale Mono" w:hAnsi="Andale Mono"/>
-        </w:rPr>
-      </w:pPr>
-      <w:r>
-        <w:rPr>
-          <w:rFonts w:ascii="Andale Mono" w:hAnsi="Andale Mono"/>
-        </w:rPr>
-        <w:t>0x0000 +-----+</w:t>
-      </w:r>
-    </w:p>
-    <w:p>
-      <w:pPr>
-        <w:rPr>
-          <w:rFonts w:ascii="Andale Mono" w:hAnsi="Andale Mono"/>
-          <w:sz w:val="40"/>
-          <w:szCs w:val="40"/>
-        </w:rPr>
-      </w:pPr>
-      <w:r>
-        <w:rPr>
-          <w:rFonts w:ascii="Andale Mono" w:hAnsi="Andale Mono"/>
-          <w:sz w:val="40"/>
-          <w:szCs w:val="40"/>
-        </w:rPr>
-        <w:t>Stack frame:</w:t>
-      </w:r>
-    </w:p>
-    <w:p>
-      <w:pPr>
-        <w:rPr>
-          <w:rFonts w:ascii="Andale Mono" w:hAnsi="Andale Mono"/>
-          <w:sz w:val="40"/>
-          <w:szCs w:val="40"/>
-        </w:rPr>
-      </w:pPr>
-      <w:r>
-        <w:rPr>
-          <w:rFonts w:ascii="Andale Mono" w:hAnsi="Andale Mono"/>
-        </w:rPr>
-        <w:t xml:space="preserve">High </w:t>
-      </w:r>
-      <w:proofErr w:type="spellStart"/>
-      <w:r>
-        <w:rPr>
-          <w:rFonts w:ascii="Andale Mono" w:hAnsi="Andale Mono"/>
-        </w:rPr>
-        <w:t>Addr</w:t>
-      </w:r>
-      <w:proofErr w:type="spellEnd"/>
-      <w:r>
-        <w:rPr>
-          <w:rFonts w:ascii="Andale Mono" w:hAnsi="Andale Mono"/>
-        </w:rPr>
-        <w:t xml:space="preserve"> -&gt; </w:t>
-      </w:r>
-      <w:r>
-        <w:rPr>
-          <w:rFonts w:ascii="Andale Mono" w:hAnsi="Andale Mono"/>
-        </w:rPr>
-        <w:t>[</w:t>
-      </w:r>
-      <w:proofErr w:type="spellStart"/>
-      <w:r>
-        <w:rPr>
-          <w:rFonts w:ascii="Andale Mono" w:hAnsi="Andale Mono"/>
-        </w:rPr>
-        <w:t>arg</w:t>
-      </w:r>
-      <w:proofErr w:type="spellEnd"/>
-      <w:r>
-        <w:rPr>
-          <w:rFonts w:ascii="Andale Mono" w:hAnsi="Andale Mono"/>
-        </w:rPr>
-        <w:t xml:space="preserve"> n]       BP + (n+</w:t>
-      </w:r>
-      <w:r>
-        <w:rPr>
-          <w:rFonts w:ascii="Andale Mono" w:hAnsi="Andale Mono"/>
-        </w:rPr>
-        <w:t>4</w:t>
-      </w:r>
-      <w:r>
-        <w:rPr>
-          <w:rFonts w:ascii="Andale Mono" w:hAnsi="Andale Mono"/>
-        </w:rPr>
-        <w:t>)</w:t>
-      </w:r>
-      <w:r>
-        <w:rPr>
-          <w:rFonts w:ascii="Andale Mono" w:hAnsi="Andale Mono"/>
-        </w:rPr>
-        <w:t>; n≥0</w:t>
-      </w:r>
-    </w:p>
-    <w:p>
-      <w:pPr>
-        <w:rPr>
-          <w:rFonts w:ascii="Andale Mono" w:hAnsi="Andale Mono"/>
-        </w:rPr>
-      </w:pPr>
-      <w:r>
-        <w:rPr>
-          <w:rFonts w:ascii="Andale Mono" w:hAnsi="Andale Mono"/>
-        </w:rPr>
-        <w:t xml:space="preserve">             [</w:t>
-      </w:r>
-      <w:r>
-        <w:rPr>
-          <w:rFonts w:ascii="Andale Mono" w:hAnsi="Andale Mono"/>
-        </w:rPr>
-        <w:t>IP MSB</w:t>
-      </w:r>
-      <w:r>
-        <w:rPr>
-          <w:rFonts w:ascii="Andale Mono" w:hAnsi="Andale Mono"/>
-        </w:rPr>
-        <w:t xml:space="preserve">]      BP + </w:t>
-      </w:r>
-      <w:r>
-        <w:rPr>
-          <w:rFonts w:ascii="Andale Mono" w:hAnsi="Andale Mono"/>
-        </w:rPr>
-        <w:t>3</w:t>
-      </w:r>
-    </w:p>
-    <w:p>
-      <w:pPr>
-        <w:rPr>
-          <w:rFonts w:ascii="Andale Mono" w:hAnsi="Andale Mono"/>
-        </w:rPr>
-      </w:pPr>
-      <w:r>
-        <w:rPr>
-          <w:rFonts w:ascii="Andale Mono" w:hAnsi="Andale Mono"/>
-        </w:rPr>
-        <w:t xml:space="preserve">             [</w:t>
-      </w:r>
-      <w:r>
-        <w:rPr>
-          <w:rFonts w:ascii="Andale Mono" w:hAnsi="Andale Mono"/>
-        </w:rPr>
-        <w:t>IP LSB</w:t>
-      </w:r>
-      <w:r>
-        <w:rPr>
-          <w:rFonts w:ascii="Andale Mono" w:hAnsi="Andale Mono"/>
-        </w:rPr>
-        <w:t xml:space="preserve">] </w:t>
-      </w:r>
-      <w:r>
-        <w:rPr>
-          <w:rFonts w:ascii="Andale Mono" w:hAnsi="Andale Mono"/>
-        </w:rPr>
-        <w:t xml:space="preserve">     </w:t>
-      </w:r>
-      <w:r>
-        <w:rPr>
-          <w:rFonts w:ascii="Andale Mono" w:hAnsi="Andale Mono"/>
-        </w:rPr>
-        <w:t>BP + 2</w:t>
-      </w:r>
-    </w:p>
-    <w:p>
-      <w:pPr>
-        <w:rPr>
-          <w:rFonts w:ascii="Andale Mono" w:hAnsi="Andale Mono"/>
-        </w:rPr>
-      </w:pPr>
-      <w:r>
-        <w:rPr>
-          <w:rFonts w:ascii="Andale Mono" w:hAnsi="Andale Mono"/>
-        </w:rPr>
-        <w:t xml:space="preserve">             [old BP]      </w:t>
-      </w:r>
-      <w:r>
-        <w:rPr>
-          <w:rFonts w:ascii="Andale Mono" w:hAnsi="Andale Mono"/>
-        </w:rPr>
-        <w:t xml:space="preserve">BP + 1 </w:t>
-      </w:r>
-      <w:r>
-        <w:rPr>
-          <w:rFonts w:ascii="Andale Mono" w:hAnsi="Andale Mono"/>
-        </w:rPr>
-        <w:t>(popped first → BP)</w:t>
-      </w:r>
-    </w:p>
-    <w:p>
-      <w:pPr>
-        <w:rPr>
-          <w:rFonts w:ascii="Andale Mono" w:hAnsi="Andale Mono"/>
-        </w:rPr>
-      </w:pPr>
-      <w:r>
-        <w:rPr>
-          <w:rFonts w:ascii="Andale Mono" w:hAnsi="Andale Mono"/>
-        </w:rPr>
-        <w:t>Low Addr -</w:t>
-      </w:r>
-      <w:proofErr w:type="gramStart"/>
-      <w:r>
-        <w:rPr>
-          <w:rFonts w:ascii="Andale Mono" w:hAnsi="Andale Mono"/>
-        </w:rPr>
-        <w:t>&gt;</w:t>
-      </w:r>
-      <w:r>
-        <w:rPr>
-          <w:rFonts w:ascii="Andale Mono" w:hAnsi="Andale Mono"/>
-        </w:rPr>
-        <w:t xml:space="preserve"> </w:t>
-      </w:r>
-      <w:r>
-        <w:rPr>
-          <w:rFonts w:ascii="Andale Mono" w:hAnsi="Andale Mono"/>
-        </w:rPr>
-        <w:t xml:space="preserve"> </w:t>
-      </w:r>
-      <w:r>
-        <w:rPr>
-          <w:rFonts w:ascii="Andale Mono" w:hAnsi="Andale Mono"/>
-        </w:rPr>
-        <w:t>[</w:t>
-      </w:r>
-      <w:proofErr w:type="gramEnd"/>
-      <w:r>
-        <w:rPr>
-          <w:rFonts w:ascii="Andale Mono" w:hAnsi="Andale Mono"/>
-        </w:rPr>
-        <w:t xml:space="preserve">locals]      </w:t>
-      </w:r>
-      <w:r>
-        <w:rPr>
-          <w:rFonts w:ascii="Andale Mono" w:hAnsi="Andale Mono"/>
-        </w:rPr>
-        <w:t>BP</w:t>
-      </w:r>
-      <w:r>
-        <w:rPr>
-          <w:rFonts w:ascii="Andale Mono" w:hAnsi="Andale Mono"/>
-        </w:rPr>
-        <w:t xml:space="preserve"> &amp; SP (if no locals)</w:t>
-      </w:r>
-    </w:p>
-    <w:p>
-      <w:pPr>
-        <w:rPr>
-          <w:rFonts w:ascii="Andale Mono" w:hAnsi="Andale Mono"/>
-        </w:rPr>
-      </w:pPr>
-      <w:r>
-        <w:rPr>
-          <w:rFonts w:ascii="Andale Mono" w:hAnsi="Andale Mono"/>
-          <w:noProof/>
-        </w:rPr>
-        <w:pict w14:anchorId="3474DB39">
-          <v:rect id="_x0000_i1027" alt="" style="width:468pt;height:.05pt;mso-width-percent:0;mso-height-percent:0;mso-width-percent:0;mso-height-percent:0" o:hralign="center" o:hrstd="t" o:hr="t" fillcolor="#a0a0a0" stroked="f"/>
-        </w:pict>
-      </w:r>
-    </w:p>
-    <w:p>
-      <w:pPr>
-        <w:rPr>
-          <w:rFonts w:ascii="Andale Mono" w:hAnsi="Andale Mono"/>
-          <w:sz w:val="60"/>
-          <w:szCs w:val="60"/>
-        </w:rPr>
-      </w:pPr>
-      <w:r>
-        <w:rPr>
-          <w:rFonts w:ascii="Andale Mono" w:hAnsi="Andale Mono"/>
-          <w:sz w:val="60"/>
-          <w:szCs w:val="60"/>
-        </w:rPr>
-        <w:t>Status</w:t>
-      </w:r>
-    </w:p>
-    <w:p>
-      <w:pPr>
-        <w:rPr>
-          <w:rFonts w:ascii="Andale Mono" w:hAnsi="Andale Mono"/>
-        </w:rPr>
-      </w:pPr>
-      <w:r>
-        <w:rPr>
-          <w:rFonts w:ascii="Andale Mono" w:hAnsi="Andale Mono"/>
-        </w:rPr>
-        <w:t>S bit flags:</w:t>
-      </w:r>
-    </w:p>
-    <w:p>
-      <w:pPr>
-        <w:rPr>
-          <w:rFonts w:ascii="Andale Mono" w:hAnsi="Andale Mono"/>
-        </w:rPr>
-      </w:pPr>
-      <w:r>
-        <w:rPr>
-          <w:rFonts w:ascii="Andale Mono" w:hAnsi="Andale Mono"/>
-        </w:rPr>
-        <w:t xml:space="preserve"> </w:t>
-      </w:r>
-      <w:r>
-        <w:rPr>
-          <w:rFonts w:ascii="Andale Mono" w:hAnsi="Andale Mono"/>
-        </w:rPr>
-        <w:t>7 6 5 4 3 2 1 0</w:t>
-      </w:r>
-    </w:p>
-    <w:p>
-      <w:pPr>
-        <w:rPr>
-          <w:rFonts w:ascii="Andale Mono" w:hAnsi="Andale Mono"/>
-        </w:rPr>
-      </w:pPr>
-      <w:r>
-        <w:rPr>
-          <w:rFonts w:ascii="Andale Mono" w:hAnsi="Andale Mono"/>
-        </w:rPr>
-        <w:t>+-+-+-+-+-+-+-+-+</w:t>
-      </w:r>
-    </w:p>
-    <w:p>
-      <w:pPr>
-        <w:rPr>
-          <w:rFonts w:ascii="Andale Mono" w:hAnsi="Andale Mono"/>
-        </w:rPr>
-      </w:pPr>
-      <w:r>
-        <w:rPr>
-          <w:rFonts w:ascii="Andale Mono" w:hAnsi="Andale Mono"/>
-        </w:rPr>
-        <w:t>|H|G|T|C|E|N|Z|L|</w:t>
-      </w:r>
-    </w:p>
-    <w:p>
-      <w:pPr>
-        <w:rPr>
-          <w:rFonts w:ascii="Andale Mono" w:hAnsi="Andale Mono"/>
-        </w:rPr>
-      </w:pPr>
-      <w:r>
-        <w:rPr>
-          <w:rFonts w:ascii="Andale Mono" w:hAnsi="Andale Mono"/>
-        </w:rPr>
-        <w:lastRenderedPageBreak/>
-        <w:t>+-+-+-+-+-+-+-+-+</w:t>
+        <w:spacing w:after="0"/>
+        <w:rPr>
+          <w:rFonts w:ascii="Fira Code" w:hAnsi="Fira Code" w:cs="Fira Code"/>
+        </w:rPr>
+      </w:pPr>
+      <w:r>
+        <w:rPr>
+          <w:rFonts w:ascii="Fira Code" w:hAnsi="Fira Code" w:cs="Fira Code"/>
+        </w:rPr>
+        <w:t>0x00 represents A</w:t>
+      </w:r>
+    </w:p>
+    <w:p>
+      <w:pPr>
+        <w:pStyle w:val="ListParagraph"/>
+        <w:numPr>
+          <w:ilvl w:val="1"/>
+          <w:numId w:val="1"/>
+        </w:numPr>
+        <w:spacing w:after="0"/>
+        <w:rPr>
+          <w:rFonts w:ascii="Fira Code" w:hAnsi="Fira Code" w:cs="Fira Code"/>
+        </w:rPr>
+      </w:pPr>
+      <w:r>
+        <w:rPr>
+          <w:rFonts w:ascii="Fira Code" w:hAnsi="Fira Code" w:cs="Fira Code"/>
+        </w:rPr>
+        <w:t>0x01 represents B</w:t>
+      </w:r>
+    </w:p>
+    <w:p>
+      <w:pPr>
+        <w:pStyle w:val="ListParagraph"/>
+        <w:numPr>
+          <w:ilvl w:val="1"/>
+          <w:numId w:val="1"/>
+        </w:numPr>
+        <w:spacing w:after="0"/>
+        <w:rPr>
+          <w:rFonts w:ascii="Fira Code" w:hAnsi="Fira Code" w:cs="Fira Code"/>
+        </w:rPr>
+      </w:pPr>
+      <w:r>
+        <w:rPr>
+          <w:rFonts w:ascii="Fira Code" w:hAnsi="Fira Code" w:cs="Fira Code"/>
+        </w:rPr>
+        <w:t>0x02 represents C</w:t>
+      </w:r>
+    </w:p>
+    <w:p>
+      <w:pPr>
+        <w:pStyle w:val="ListParagraph"/>
+        <w:numPr>
+          <w:ilvl w:val="1"/>
+          <w:numId w:val="1"/>
+        </w:numPr>
+        <w:spacing w:after="0"/>
+        <w:rPr>
+          <w:rFonts w:ascii="Fira Code" w:hAnsi="Fira Code" w:cs="Fira Code"/>
+        </w:rPr>
+      </w:pPr>
+      <w:r>
+        <w:rPr>
+          <w:rFonts w:ascii="Fira Code" w:hAnsi="Fira Code" w:cs="Fira Code"/>
+        </w:rPr>
+        <w:t>0x03 represents D</w:t>
       </w:r>
     </w:p>
     <w:p>
@@ -1248,331 +2171,40 @@
           <w:ilvl w:val="0"/>
           <w:numId w:val="1"/>
         </w:numPr>
-        <w:rPr>
-          <w:rFonts w:ascii="Andale Mono" w:hAnsi="Andale Mono"/>
-        </w:rPr>
-      </w:pPr>
-      <w:r>
-        <w:rPr>
-          <w:rFonts w:ascii="Andale Mono" w:hAnsi="Andale Mono"/>
-        </w:rPr>
-        <w:t>b</w:t>
-      </w:r>
-      <w:r>
-        <w:rPr>
-          <w:rFonts w:ascii="Andale Mono" w:hAnsi="Andale Mono"/>
-        </w:rPr>
-        <w:t>0: Less, Set by CMP</w:t>
-      </w:r>
-    </w:p>
-    <w:p>
-      <w:pPr>
-        <w:pStyle w:val="ListParagraph"/>
-        <w:numPr>
-          <w:ilvl w:val="0"/>
-          <w:numId w:val="1"/>
-        </w:numPr>
-        <w:rPr>
-          <w:rFonts w:ascii="Andale Mono" w:hAnsi="Andale Mono"/>
-        </w:rPr>
-      </w:pPr>
-      <w:r>
-        <w:rPr>
-          <w:rFonts w:ascii="Andale Mono" w:hAnsi="Andale Mono"/>
-        </w:rPr>
-        <w:t>b</w:t>
-      </w:r>
-      <w:r>
-        <w:rPr>
-          <w:rFonts w:ascii="Andale Mono" w:hAnsi="Andale Mono"/>
-        </w:rPr>
-        <w:t>1: Zero, set if a register receives a 0x00 value.</w:t>
-      </w:r>
-    </w:p>
-    <w:p>
-      <w:pPr>
-        <w:pStyle w:val="ListParagraph"/>
-        <w:numPr>
-          <w:ilvl w:val="0"/>
-          <w:numId w:val="1"/>
-        </w:numPr>
-        <w:rPr>
-          <w:rFonts w:ascii="Andale Mono" w:hAnsi="Andale Mono"/>
-        </w:rPr>
-      </w:pPr>
-      <w:r>
-        <w:rPr>
-          <w:rFonts w:ascii="Andale Mono" w:hAnsi="Andale Mono"/>
-        </w:rPr>
-        <w:t>b</w:t>
-      </w:r>
-      <w:r>
-        <w:rPr>
-          <w:rFonts w:ascii="Andale Mono" w:hAnsi="Andale Mono"/>
-        </w:rPr>
-        <w:t>2: Negative, Overflow in Subtraction.</w:t>
-      </w:r>
-    </w:p>
-    <w:p>
-      <w:pPr>
-        <w:pStyle w:val="ListParagraph"/>
-        <w:numPr>
-          <w:ilvl w:val="0"/>
-          <w:numId w:val="1"/>
-        </w:numPr>
-        <w:rPr>
-          <w:rFonts w:ascii="Andale Mono" w:hAnsi="Andale Mono"/>
-        </w:rPr>
-      </w:pPr>
-      <w:r>
-        <w:rPr>
-          <w:rFonts w:ascii="Andale Mono" w:hAnsi="Andale Mono"/>
-        </w:rPr>
-        <w:t>b3</w:t>
-      </w:r>
-      <w:r>
-        <w:rPr>
-          <w:rFonts w:ascii="Andale Mono" w:hAnsi="Andale Mono"/>
-        </w:rPr>
-        <w:t>: Equal, Set by CMP</w:t>
-      </w:r>
-    </w:p>
-    <w:p>
-      <w:pPr>
-        <w:pStyle w:val="ListParagraph"/>
-        <w:numPr>
-          <w:ilvl w:val="0"/>
-          <w:numId w:val="1"/>
-        </w:numPr>
-        <w:rPr>
-          <w:rFonts w:ascii="Andale Mono" w:hAnsi="Andale Mono"/>
-        </w:rPr>
-      </w:pPr>
-      <w:r>
-        <w:rPr>
-          <w:rFonts w:ascii="Andale Mono" w:hAnsi="Andale Mono"/>
-        </w:rPr>
-        <w:t>b</w:t>
-      </w:r>
-      <w:r>
-        <w:rPr>
-          <w:rFonts w:ascii="Andale Mono" w:hAnsi="Andale Mono"/>
-        </w:rPr>
-        <w:t>4: Carry, Overflow in Addition.</w:t>
-      </w:r>
-    </w:p>
-    <w:p>
-      <w:pPr>
-        <w:pStyle w:val="ListParagraph"/>
-        <w:numPr>
-          <w:ilvl w:val="0"/>
-          <w:numId w:val="1"/>
-        </w:numPr>
-        <w:rPr>
-          <w:rFonts w:ascii="Andale Mono" w:hAnsi="Andale Mono"/>
-        </w:rPr>
-      </w:pPr>
-      <w:r>
-        <w:rPr>
-          <w:rFonts w:ascii="Andale Mono" w:hAnsi="Andale Mono"/>
-        </w:rPr>
-        <w:t>b</w:t>
-      </w:r>
-      <w:r>
-        <w:rPr>
-          <w:rFonts w:ascii="Andale Mono" w:hAnsi="Andale Mono"/>
-        </w:rPr>
-        <w:t>5: Terminal, Active while printing to the Terminal memory address.</w:t>
-      </w:r>
-    </w:p>
-    <w:p>
-      <w:pPr>
-        <w:pStyle w:val="ListParagraph"/>
-        <w:numPr>
-          <w:ilvl w:val="0"/>
-          <w:numId w:val="1"/>
-        </w:numPr>
-        <w:rPr>
-          <w:rFonts w:ascii="Andale Mono" w:hAnsi="Andale Mono"/>
-        </w:rPr>
-      </w:pPr>
-      <w:r>
-        <w:rPr>
-          <w:rFonts w:ascii="Andale Mono" w:hAnsi="Andale Mono"/>
-        </w:rPr>
-        <w:t>b</w:t>
-      </w:r>
-      <w:r>
-        <w:rPr>
-          <w:rFonts w:ascii="Andale Mono" w:hAnsi="Andale Mono"/>
-        </w:rPr>
-        <w:t>6: Greater, set by CMP</w:t>
-      </w:r>
-    </w:p>
-    <w:p>
-      <w:pPr>
-        <w:pStyle w:val="ListParagraph"/>
-        <w:numPr>
-          <w:ilvl w:val="0"/>
-          <w:numId w:val="1"/>
-        </w:numPr>
-        <w:rPr>
-          <w:rFonts w:ascii="Andale Mono" w:hAnsi="Andale Mono"/>
-        </w:rPr>
-      </w:pPr>
-      <w:r>
-        <w:rPr>
-          <w:rFonts w:ascii="Andale Mono" w:hAnsi="Andale Mono"/>
-        </w:rPr>
-        <w:t>b</w:t>
-      </w:r>
-      <w:r>
-        <w:rPr>
-          <w:rFonts w:ascii="Andale Mono" w:hAnsi="Andale Mono"/>
-        </w:rPr>
-        <w:t>7: Halt, set when HLT (0x18) is called, clock will be ignored.</w:t>
-      </w:r>
-    </w:p>
-    <w:p>
-      <w:pPr>
-        <w:rPr>
-          <w:rFonts w:ascii="Andale Mono" w:hAnsi="Andale Mono"/>
-        </w:rPr>
-      </w:pPr>
-      <w:r>
-        <w:rPr>
-          <w:rFonts w:ascii="Andale Mono" w:hAnsi="Andale Mono"/>
-          <w:noProof/>
-        </w:rPr>
-        <w:pict w14:anchorId="55D03F12">
-          <v:rect id="_x0000_i1026" alt="" style="width:468pt;height:.05pt;mso-width-percent:0;mso-height-percent:0;mso-width-percent:0;mso-height-percent:0" o:hralign="center" o:hrstd="t" o:hr="t" fillcolor="#a0a0a0" stroked="f"/>
-        </w:pict>
-      </w:r>
-    </w:p>
-    <w:p>
-      <w:pPr>
-        <w:rPr>
-          <w:rFonts w:ascii="Andale Mono" w:hAnsi="Andale Mono"/>
-          <w:sz w:val="60"/>
-          <w:szCs w:val="60"/>
-        </w:rPr>
-      </w:pPr>
-      <w:r>
-        <w:rPr>
-          <w:rFonts w:ascii="Andale Mono" w:hAnsi="Andale Mono"/>
-          <w:sz w:val="60"/>
-          <w:szCs w:val="60"/>
-        </w:rPr>
-        <w:t>Arguments</w:t>
-      </w:r>
-    </w:p>
-    <w:p>
-      <w:pPr>
-        <w:rPr>
-          <w:rFonts w:ascii="Andale Mono" w:hAnsi="Andale Mono"/>
-        </w:rPr>
-      </w:pPr>
-      <w:r>
-        <w:rPr>
-          <w:rFonts w:ascii="Andale Mono" w:hAnsi="Andale Mono"/>
-        </w:rPr>
-        <w:t>Argument Types:</w:t>
-      </w:r>
-    </w:p>
-    <w:p>
-      <w:pPr>
-        <w:pStyle w:val="ListParagraph"/>
-        <w:numPr>
-          <w:ilvl w:val="0"/>
-          <w:numId w:val="1"/>
-        </w:numPr>
-        <w:rPr>
-          <w:rFonts w:ascii="Andale Mono" w:hAnsi="Andale Mono"/>
-        </w:rPr>
-      </w:pPr>
-      <w:r>
-        <w:rPr>
-          <w:rFonts w:ascii="Andale Mono" w:hAnsi="Andale Mono"/>
-        </w:rPr>
-        <w:t>IMM8: An 8</w:t>
-      </w:r>
-      <w:r>
-        <w:rPr>
-          <w:rFonts w:ascii="Andale Mono" w:hAnsi="Andale Mono"/>
+        <w:spacing w:after="0"/>
+        <w:rPr>
+          <w:rFonts w:ascii="Fira Code" w:hAnsi="Fira Code" w:cs="Fira Code"/>
+        </w:rPr>
+      </w:pPr>
+      <w:r>
+        <w:rPr>
+          <w:rFonts w:ascii="Fira Code" w:hAnsi="Fira Code" w:cs="Fira Code"/>
+        </w:rPr>
+        <w:t xml:space="preserve">REG16: A combo of 2 </w:t>
+      </w:r>
+      <w:r>
+        <w:rPr>
+          <w:rFonts w:ascii="Fira Code" w:hAnsi="Fira Code" w:cs="Fira Code"/>
+        </w:rPr>
+        <w:t>8-</w:t>
+      </w:r>
+      <w:r>
+        <w:rPr>
+          <w:rFonts w:ascii="Fira Code" w:hAnsi="Fira Code" w:cs="Fira Code"/>
+        </w:rPr>
+        <w:t>bit registers to act as a 16</w:t>
+      </w:r>
+      <w:r>
+        <w:rPr>
+          <w:rFonts w:ascii="Fira Code" w:hAnsi="Fira Code" w:cs="Fira Code"/>
         </w:rPr>
         <w:t>-</w:t>
       </w:r>
       <w:r>
         <w:rPr>
-          <w:rFonts w:ascii="Andale Mono" w:hAnsi="Andale Mono"/>
-        </w:rPr>
-        <w:t>bit argument that represents raw data, one byte wide.</w:t>
-      </w:r>
-    </w:p>
-    <w:p>
-      <w:pPr>
-        <w:pStyle w:val="ListParagraph"/>
-        <w:numPr>
-          <w:ilvl w:val="0"/>
-          <w:numId w:val="1"/>
-        </w:numPr>
-        <w:rPr>
-          <w:rFonts w:ascii="Andale Mono" w:hAnsi="Andale Mono"/>
-        </w:rPr>
-      </w:pPr>
-      <w:r>
-        <w:rPr>
-          <w:rFonts w:ascii="Andale Mono" w:hAnsi="Andale Mono"/>
-        </w:rPr>
-        <w:t>IMM16: A 16</w:t>
-      </w:r>
-      <w:r>
-        <w:rPr>
-          <w:rFonts w:ascii="Andale Mono" w:hAnsi="Andale Mono"/>
-        </w:rPr>
-        <w:t>-</w:t>
-      </w:r>
-      <w:r>
-        <w:rPr>
-          <w:rFonts w:ascii="Andale Mono" w:hAnsi="Andale Mono"/>
-        </w:rPr>
-        <w:t>bit argument that represents raw data, 2 bytes wide.</w:t>
-      </w:r>
-    </w:p>
-    <w:p>
-      <w:pPr>
-        <w:pStyle w:val="ListParagraph"/>
-        <w:numPr>
-          <w:ilvl w:val="0"/>
-          <w:numId w:val="1"/>
-        </w:numPr>
-        <w:rPr>
-          <w:rFonts w:ascii="Andale Mono" w:hAnsi="Andale Mono"/>
-        </w:rPr>
-      </w:pPr>
-      <w:r>
-        <w:rPr>
-          <w:rFonts w:ascii="Andale Mono" w:hAnsi="Andale Mono"/>
-        </w:rPr>
-        <w:t>REG8: An 8</w:t>
-      </w:r>
-      <w:r>
-        <w:rPr>
-          <w:rFonts w:ascii="Andale Mono" w:hAnsi="Andale Mono"/>
-        </w:rPr>
-        <w:t>-</w:t>
-      </w:r>
-      <w:r>
-        <w:rPr>
-          <w:rFonts w:ascii="Andale Mono" w:hAnsi="Andale Mono"/>
-        </w:rPr>
-        <w:t>bit value that represents one of the four general purpose registers, one byte wide</w:t>
-      </w:r>
-      <w:r>
-        <w:rPr>
-          <w:rFonts w:ascii="Andale Mono" w:hAnsi="Andale Mono"/>
-        </w:rPr>
-        <w:t>:</w:t>
+          <w:rFonts w:ascii="Fira Code" w:hAnsi="Fira Code" w:cs="Fira Code"/>
+        </w:rPr>
+        <w:t>bit register:</w:t>
       </w:r>
     </w:p>
     <w:p>
@@ -1582,15 +2214,16 @@
           <w:ilvl w:val="1"/>
           <w:numId w:val="1"/>
         </w:numPr>
-        <w:rPr>
-          <w:rFonts w:ascii="Andale Mono" w:hAnsi="Andale Mono"/>
-        </w:rPr>
-      </w:pPr>
-      <w:r>
-        <w:rPr>
-          <w:rFonts w:ascii="Andale Mono" w:hAnsi="Andale Mono"/>
-        </w:rPr>
-        <w:t>0x00 represents A</w:t>
+        <w:spacing w:after="0"/>
+        <w:rPr>
+          <w:rFonts w:ascii="Fira Code" w:hAnsi="Fira Code" w:cs="Fira Code"/>
+        </w:rPr>
+      </w:pPr>
+      <w:r>
+        <w:rPr>
+          <w:rFonts w:ascii="Fira Code" w:hAnsi="Fira Code" w:cs="Fira Code"/>
+        </w:rPr>
+        <w:t>0x04 represents AB</w:t>
       </w:r>
     </w:p>
     <w:p>
@@ -1600,158 +2233,47 @@
           <w:ilvl w:val="1"/>
           <w:numId w:val="1"/>
         </w:numPr>
-        <w:rPr>
-          <w:rFonts w:ascii="Andale Mono" w:hAnsi="Andale Mono"/>
-        </w:rPr>
-      </w:pPr>
-      <w:r>
-        <w:rPr>
-          <w:rFonts w:ascii="Andale Mono" w:hAnsi="Andale Mono"/>
-        </w:rPr>
-        <w:t>0x01 represents B</w:t>
-      </w:r>
-    </w:p>
-    <w:p>
-      <w:pPr>
-        <w:pStyle w:val="ListParagraph"/>
-        <w:numPr>
-          <w:ilvl w:val="1"/>
-          <w:numId w:val="1"/>
-        </w:numPr>
-        <w:rPr>
-          <w:rFonts w:ascii="Andale Mono" w:hAnsi="Andale Mono"/>
-        </w:rPr>
-      </w:pPr>
-      <w:r>
-        <w:rPr>
-          <w:rFonts w:ascii="Andale Mono" w:hAnsi="Andale Mono"/>
-        </w:rPr>
-        <w:t>0x02 represents C</w:t>
-      </w:r>
-    </w:p>
-    <w:p>
-      <w:pPr>
-        <w:pStyle w:val="ListParagraph"/>
-        <w:numPr>
-          <w:ilvl w:val="1"/>
-          <w:numId w:val="1"/>
-        </w:numPr>
-        <w:rPr>
-          <w:rFonts w:ascii="Andale Mono" w:hAnsi="Andale Mono"/>
-        </w:rPr>
-      </w:pPr>
-      <w:r>
-        <w:rPr>
-          <w:rFonts w:ascii="Andale Mono" w:hAnsi="Andale Mono"/>
-        </w:rPr>
-        <w:t>0x03 represents D</w:t>
-      </w:r>
-    </w:p>
-    <w:p>
-      <w:pPr>
-        <w:pStyle w:val="ListParagraph"/>
-        <w:numPr>
-          <w:ilvl w:val="0"/>
-          <w:numId w:val="1"/>
-        </w:numPr>
-        <w:rPr>
-          <w:rFonts w:ascii="Andale Mono" w:hAnsi="Andale Mono"/>
-        </w:rPr>
-      </w:pPr>
-      <w:r>
-        <w:rPr>
-          <w:rFonts w:ascii="Andale Mono" w:hAnsi="Andale Mono"/>
-        </w:rPr>
-        <w:t xml:space="preserve">REG16: A combo of 2 </w:t>
-      </w:r>
-      <w:r>
-        <w:rPr>
-          <w:rFonts w:ascii="Andale Mono" w:hAnsi="Andale Mono"/>
-        </w:rPr>
-        <w:t>8-</w:t>
-      </w:r>
-      <w:r>
-        <w:rPr>
-          <w:rFonts w:ascii="Andale Mono" w:hAnsi="Andale Mono"/>
-        </w:rPr>
-        <w:t>bit registers to act as a 16</w:t>
-      </w:r>
-      <w:r>
-        <w:rPr>
-          <w:rFonts w:ascii="Andale Mono" w:hAnsi="Andale Mono"/>
-        </w:rPr>
-        <w:t>-</w:t>
-      </w:r>
-      <w:r>
-        <w:rPr>
-          <w:rFonts w:ascii="Andale Mono" w:hAnsi="Andale Mono"/>
-        </w:rPr>
-        <w:t>bit register:</w:t>
-      </w:r>
-    </w:p>
-    <w:p>
-      <w:pPr>
-        <w:pStyle w:val="ListParagraph"/>
-        <w:numPr>
-          <w:ilvl w:val="1"/>
-          <w:numId w:val="1"/>
-        </w:numPr>
-        <w:rPr>
-          <w:rFonts w:ascii="Andale Mono" w:hAnsi="Andale Mono"/>
-        </w:rPr>
-      </w:pPr>
-      <w:r>
-        <w:rPr>
-          <w:rFonts w:ascii="Andale Mono" w:hAnsi="Andale Mono"/>
-        </w:rPr>
-        <w:t>0x04 represents AB</w:t>
-      </w:r>
-    </w:p>
-    <w:p>
-      <w:pPr>
-        <w:pStyle w:val="ListParagraph"/>
-        <w:numPr>
-          <w:ilvl w:val="1"/>
-          <w:numId w:val="1"/>
-        </w:numPr>
-        <w:rPr>
-          <w:rFonts w:ascii="Andale Mono" w:hAnsi="Andale Mono"/>
-        </w:rPr>
-      </w:pPr>
-      <w:r>
-        <w:rPr>
-          <w:rFonts w:ascii="Andale Mono" w:hAnsi="Andale Mono"/>
+        <w:spacing w:after="0"/>
+        <w:rPr>
+          <w:rFonts w:ascii="Fira Code" w:hAnsi="Fira Code" w:cs="Fira Code"/>
+        </w:rPr>
+      </w:pPr>
+      <w:r>
+        <w:rPr>
+          <w:rFonts w:ascii="Fira Code" w:hAnsi="Fira Code" w:cs="Fira Code"/>
         </w:rPr>
         <w:t>0x05 represents CD</w:t>
       </w:r>
     </w:p>
     <w:p>
       <w:pPr>
-        <w:rPr>
-          <w:rFonts w:ascii="Andale Mono" w:hAnsi="Andale Mono"/>
-        </w:rPr>
-      </w:pPr>
-      <w:r>
-        <w:rPr>
-          <w:rFonts w:ascii="Andale Mono" w:hAnsi="Andale Mono"/>
+        <w:spacing w:after="0"/>
+        <w:rPr>
+          <w:rFonts w:ascii="Fira Code" w:hAnsi="Fira Code" w:cs="Fira Code"/>
+        </w:rPr>
+      </w:pPr>
+      <w:r>
+        <w:rPr>
+          <w:rFonts w:ascii="Fira Code" w:hAnsi="Fira Code" w:cs="Fira Code"/>
           <w:noProof/>
         </w:rPr>
         <w:pict w14:anchorId="16583230">
-          <v:rect id="_x0000_i1025" alt="" style="width:468pt;height:.05pt;mso-width-percent:0;mso-height-percent:0;mso-width-percent:0;mso-height-percent:0" o:hralign="center" o:hrstd="t" o:hr="t" fillcolor="#a0a0a0" stroked="f"/>
+          <v:rect id="_x0000_i1029" alt="" style="width:468pt;height:.05pt;mso-width-percent:0;mso-height-percent:0;mso-width-percent:0;mso-height-percent:0" o:hralign="center" o:hrstd="t" o:hr="t" fillcolor="#a0a0a0" stroked="f"/>
         </w:pict>
       </w:r>
     </w:p>
     <w:p>
       <w:pPr>
-        <w:rPr>
-          <w:rFonts w:ascii="Andale Mono" w:hAnsi="Andale Mono"/>
+        <w:spacing w:after="0"/>
+        <w:rPr>
+          <w:rFonts w:ascii="Fira Code" w:hAnsi="Fira Code" w:cs="Fira Code"/>
           <w:sz w:val="60"/>
           <w:szCs w:val="60"/>
         </w:rPr>
       </w:pPr>
       <w:r>
         <w:rPr>
-          <w:rFonts w:ascii="Andale Mono" w:hAnsi="Andale Mono"/>
+          <w:rFonts w:ascii="Fira Code" w:hAnsi="Fira Code" w:cs="Fira Code"/>
           <w:sz w:val="60"/>
           <w:szCs w:val="60"/>
         </w:rPr>
@@ -1764,26 +2286,28 @@
           <w:top w:val="double" w:sz="6" w:space="1" w:color="auto"/>
           <w:bottom w:val="double" w:sz="6" w:space="1" w:color="auto"/>
         </w:pBdr>
-        <w:rPr>
-          <w:rFonts w:ascii="Andale Mono" w:hAnsi="Andale Mono"/>
-        </w:rPr>
-      </w:pPr>
-      <w:r>
-        <w:rPr>
-          <w:rFonts w:ascii="Andale Mono" w:hAnsi="Andale Mono"/>
+        <w:spacing w:after="0"/>
+        <w:rPr>
+          <w:rFonts w:ascii="Fira Code" w:hAnsi="Fira Code" w:cs="Fira Code"/>
+        </w:rPr>
+      </w:pPr>
+      <w:r>
+        <w:rPr>
+          <w:rFonts w:ascii="Fira Code" w:hAnsi="Fira Code" w:cs="Fira Code"/>
         </w:rPr>
         <w:t>DIRECTIVES/NO OPCODE</w:t>
       </w:r>
     </w:p>
     <w:p>
       <w:pPr>
-        <w:rPr>
-          <w:rFonts w:ascii="Andale Mono" w:hAnsi="Andale Mono"/>
-        </w:rPr>
-      </w:pPr>
-      <w:r>
-        <w:rPr>
-          <w:rFonts w:ascii="Andale Mono" w:hAnsi="Andale Mono"/>
+        <w:spacing w:after="0"/>
+        <w:rPr>
+          <w:rFonts w:ascii="Fira Code" w:hAnsi="Fira Code" w:cs="Fira Code"/>
+        </w:rPr>
+      </w:pPr>
+      <w:r>
+        <w:rPr>
+          <w:rFonts w:ascii="Fira Code" w:hAnsi="Fira Code" w:cs="Fira Code"/>
         </w:rPr>
         <w:t>1. Directives</w:t>
       </w:r>
@@ -1795,22 +2319,22 @@
           <w:ilvl w:val="0"/>
           <w:numId w:val="7"/>
         </w:numPr>
-        <w:rPr>
-          <w:rFonts w:ascii="Andale Mono" w:hAnsi="Andale Mono"/>
+        <w:spacing w:after="0"/>
+        <w:rPr>
+          <w:rFonts w:ascii="Fira Code" w:hAnsi="Fira Code" w:cs="Fira Code"/>
         </w:rPr>
       </w:pPr>
       <w:proofErr w:type="gramStart"/>
       <w:r>
         <w:rPr>
-          <w:rFonts w:ascii="Andale Mono" w:hAnsi="Andale Mono"/>
-        </w:rPr>
-        <w:lastRenderedPageBreak/>
+          <w:rFonts w:ascii="Fira Code" w:hAnsi="Fira Code" w:cs="Fira Code"/>
+        </w:rPr>
         <w:t>.</w:t>
       </w:r>
       <w:proofErr w:type="spellStart"/>
       <w:r>
         <w:rPr>
-          <w:rFonts w:ascii="Andale Mono" w:hAnsi="Andale Mono"/>
+          <w:rFonts w:ascii="Fira Code" w:hAnsi="Fira Code" w:cs="Fira Code"/>
         </w:rPr>
         <w:t>setloc</w:t>
       </w:r>
@@ -1818,7 +2342,7 @@
       <w:proofErr w:type="gramEnd"/>
       <w:r>
         <w:rPr>
-          <w:rFonts w:ascii="Andale Mono" w:hAnsi="Andale Mono"/>
+          <w:rFonts w:ascii="Fira Code" w:hAnsi="Fira Code" w:cs="Fira Code"/>
         </w:rPr>
         <w:t xml:space="preserve"> (IMM16): Set compiler IP to IMM16, a sort of pseudo jump.</w:t>
       </w:r>
@@ -1830,40 +2354,42 @@
           <w:ilvl w:val="0"/>
           <w:numId w:val="4"/>
         </w:numPr>
-        <w:rPr>
-          <w:rFonts w:ascii="Andale Mono" w:hAnsi="Andale Mono"/>
+        <w:spacing w:after="0"/>
+        <w:rPr>
+          <w:rFonts w:ascii="Fira Code" w:hAnsi="Fira Code" w:cs="Fira Code"/>
         </w:rPr>
       </w:pPr>
       <w:proofErr w:type="gramStart"/>
       <w:r>
         <w:rPr>
-          <w:rFonts w:ascii="Andale Mono" w:hAnsi="Andale Mono"/>
+          <w:rFonts w:ascii="Fira Code" w:hAnsi="Fira Code" w:cs="Fira Code"/>
         </w:rPr>
         <w:t>.start</w:t>
       </w:r>
       <w:proofErr w:type="gramEnd"/>
       <w:r>
         <w:rPr>
-          <w:rFonts w:ascii="Andale Mono" w:hAnsi="Andale Mono"/>
+          <w:rFonts w:ascii="Fira Code" w:hAnsi="Fira Code" w:cs="Fira Code"/>
         </w:rPr>
         <w:t xml:space="preserve"> (IMM16): Set 0xFFFE and 0xFFFF to IMM16 (setting a start address).</w:t>
       </w:r>
     </w:p>
     <w:p>
       <w:pPr>
-        <w:rPr>
-          <w:rFonts w:ascii="Andale Mono" w:hAnsi="Andale Mono"/>
-        </w:rPr>
-      </w:pPr>
-      <w:r>
-        <w:rPr>
-          <w:rFonts w:ascii="Andale Mono" w:hAnsi="Andale Mono"/>
+        <w:spacing w:after="0"/>
+        <w:rPr>
+          <w:rFonts w:ascii="Fira Code" w:hAnsi="Fira Code" w:cs="Fira Code"/>
+        </w:rPr>
+      </w:pPr>
+      <w:r>
+        <w:rPr>
+          <w:rFonts w:ascii="Fira Code" w:hAnsi="Fira Code" w:cs="Fira Code"/>
         </w:rPr>
         <w:t>2. No Opcode</w:t>
       </w:r>
       <w:r>
         <w:rPr>
-          <w:rFonts w:ascii="Andale Mono" w:hAnsi="Andale Mono"/>
+          <w:rFonts w:ascii="Fira Code" w:hAnsi="Fira Code" w:cs="Fira Code"/>
         </w:rPr>
         <w:t>:</w:t>
       </w:r>
@@ -1875,21 +2401,23 @@
           <w:ilvl w:val="0"/>
           <w:numId w:val="3"/>
         </w:numPr>
-        <w:rPr>
-          <w:rFonts w:ascii="Andale Mono" w:hAnsi="Andale Mono"/>
-        </w:rPr>
-      </w:pPr>
-      <w:r>
-        <w:rPr>
-          <w:rFonts w:ascii="Andale Mono" w:hAnsi="Andale Mono"/>
+        <w:spacing w:after="0"/>
+        <w:rPr>
+          <w:rFonts w:ascii="Fira Code" w:hAnsi="Fira Code" w:cs="Fira Code"/>
+        </w:rPr>
+      </w:pPr>
+      <w:r>
+        <w:rPr>
+          <w:rFonts w:ascii="Fira Code" w:hAnsi="Fira Code" w:cs="Fira Code"/>
         </w:rPr>
         <w:t>LBL (label): Store the address and name of the label (pointing to the current IP value) as a pair.</w:t>
       </w:r>
     </w:p>
     <w:p>
       <w:pPr>
-        <w:rPr>
-          <w:rFonts w:ascii="Andale Mono" w:hAnsi="Andale Mono"/>
+        <w:spacing w:after="0"/>
+        <w:rPr>
+          <w:rFonts w:ascii="Fira Code" w:hAnsi="Fira Code" w:cs="Fira Code"/>
         </w:rPr>
       </w:pPr>
     </w:p>
@@ -1899,13 +2427,14 @@
           <w:top w:val="double" w:sz="6" w:space="1" w:color="auto"/>
           <w:bottom w:val="double" w:sz="6" w:space="1" w:color="auto"/>
         </w:pBdr>
-        <w:rPr>
-          <w:rFonts w:ascii="Andale Mono" w:hAnsi="Andale Mono"/>
-        </w:rPr>
-      </w:pPr>
-      <w:r>
-        <w:rPr>
-          <w:rFonts w:ascii="Andale Mono" w:hAnsi="Andale Mono"/>
+        <w:spacing w:after="0"/>
+        <w:rPr>
+          <w:rFonts w:ascii="Fira Code" w:hAnsi="Fira Code" w:cs="Fira Code"/>
+        </w:rPr>
+      </w:pPr>
+      <w:r>
+        <w:rPr>
+          <w:rFonts w:ascii="Fira Code" w:hAnsi="Fira Code" w:cs="Fira Code"/>
         </w:rPr>
         <w:t>NOP</w:t>
       </w:r>
@@ -1916,13 +2445,14 @@
           <w:bottom w:val="double" w:sz="6" w:space="1" w:color="auto"/>
           <w:between w:val="double" w:sz="6" w:space="1" w:color="auto"/>
         </w:pBdr>
-        <w:rPr>
-          <w:rFonts w:ascii="Andale Mono" w:hAnsi="Andale Mono"/>
-        </w:rPr>
-      </w:pPr>
-      <w:r>
-        <w:rPr>
-          <w:rFonts w:ascii="Andale Mono" w:hAnsi="Andale Mono"/>
+        <w:spacing w:after="0"/>
+        <w:rPr>
+          <w:rFonts w:ascii="Fira Code" w:hAnsi="Fira Code" w:cs="Fira Code"/>
+        </w:rPr>
+      </w:pPr>
+      <w:r>
+        <w:rPr>
+          <w:rFonts w:ascii="Fira Code" w:hAnsi="Fira Code" w:cs="Fira Code"/>
         </w:rPr>
         <w:t>0x00: NOP: Do nothing.</w:t>
       </w:r>
@@ -1933,126 +2463,132 @@
           <w:bottom w:val="double" w:sz="6" w:space="1" w:color="auto"/>
           <w:between w:val="double" w:sz="6" w:space="1" w:color="auto"/>
         </w:pBdr>
-        <w:rPr>
-          <w:rFonts w:ascii="Andale Mono" w:hAnsi="Andale Mono"/>
-        </w:rPr>
-      </w:pPr>
-      <w:r>
-        <w:rPr>
-          <w:rFonts w:ascii="Andale Mono" w:hAnsi="Andale Mono"/>
+        <w:spacing w:after="0"/>
+        <w:rPr>
+          <w:rFonts w:ascii="Fira Code" w:hAnsi="Fira Code" w:cs="Fira Code"/>
+        </w:rPr>
+      </w:pPr>
+      <w:r>
+        <w:rPr>
+          <w:rFonts w:ascii="Fira Code" w:hAnsi="Fira Code" w:cs="Fira Code"/>
         </w:rPr>
         <w:t>MOV</w:t>
       </w:r>
     </w:p>
     <w:p>
       <w:pPr>
-        <w:rPr>
-          <w:rFonts w:ascii="Andale Mono" w:hAnsi="Andale Mono"/>
-        </w:rPr>
-      </w:pPr>
-      <w:r>
-        <w:rPr>
-          <w:rFonts w:ascii="Andale Mono" w:hAnsi="Andale Mono"/>
+        <w:spacing w:after="0"/>
+        <w:rPr>
+          <w:rFonts w:ascii="Fira Code" w:hAnsi="Fira Code" w:cs="Fira Code"/>
+        </w:rPr>
+      </w:pPr>
+      <w:r>
+        <w:rPr>
+          <w:rFonts w:ascii="Fira Code" w:hAnsi="Fira Code" w:cs="Fira Code"/>
         </w:rPr>
         <w:t>0x01: MOVA (IMM</w:t>
       </w:r>
       <w:r>
         <w:rPr>
-          <w:rFonts w:ascii="Andale Mono" w:hAnsi="Andale Mono"/>
+          <w:rFonts w:ascii="Fira Code" w:hAnsi="Fira Code" w:cs="Fira Code"/>
         </w:rPr>
         <w:t>8) Immediate</w:t>
       </w:r>
       <w:r>
         <w:rPr>
-          <w:rFonts w:ascii="Andale Mono" w:hAnsi="Andale Mono"/>
+          <w:rFonts w:ascii="Fira Code" w:hAnsi="Fira Code" w:cs="Fira Code"/>
         </w:rPr>
         <w:t>: Copy Immediate into A [Z].</w:t>
       </w:r>
     </w:p>
     <w:p>
       <w:pPr>
-        <w:rPr>
-          <w:rFonts w:ascii="Andale Mono" w:hAnsi="Andale Mono"/>
-        </w:rPr>
-      </w:pPr>
-      <w:r>
-        <w:rPr>
-          <w:rFonts w:ascii="Andale Mono" w:hAnsi="Andale Mono"/>
+        <w:spacing w:after="0"/>
+        <w:rPr>
+          <w:rFonts w:ascii="Fira Code" w:hAnsi="Fira Code" w:cs="Fira Code"/>
+        </w:rPr>
+      </w:pPr>
+      <w:r>
+        <w:rPr>
+          <w:rFonts w:ascii="Fira Code" w:hAnsi="Fira Code" w:cs="Fira Code"/>
         </w:rPr>
         <w:t>0x02: MOVB (IMM</w:t>
       </w:r>
       <w:r>
         <w:rPr>
-          <w:rFonts w:ascii="Andale Mono" w:hAnsi="Andale Mono"/>
+          <w:rFonts w:ascii="Fira Code" w:hAnsi="Fira Code" w:cs="Fira Code"/>
         </w:rPr>
         <w:t>8) Immediate</w:t>
       </w:r>
       <w:r>
         <w:rPr>
-          <w:rFonts w:ascii="Andale Mono" w:hAnsi="Andale Mono"/>
+          <w:rFonts w:ascii="Fira Code" w:hAnsi="Fira Code" w:cs="Fira Code"/>
         </w:rPr>
         <w:t>: Copy Immediate into B [Z].</w:t>
       </w:r>
     </w:p>
     <w:p>
       <w:pPr>
-        <w:rPr>
-          <w:rFonts w:ascii="Andale Mono" w:hAnsi="Andale Mono"/>
-        </w:rPr>
-      </w:pPr>
-      <w:r>
-        <w:rPr>
-          <w:rFonts w:ascii="Andale Mono" w:hAnsi="Andale Mono"/>
+        <w:spacing w:after="0"/>
+        <w:rPr>
+          <w:rFonts w:ascii="Fira Code" w:hAnsi="Fira Code" w:cs="Fira Code"/>
+        </w:rPr>
+      </w:pPr>
+      <w:r>
+        <w:rPr>
+          <w:rFonts w:ascii="Fira Code" w:hAnsi="Fira Code" w:cs="Fira Code"/>
         </w:rPr>
         <w:t>0x03: MOVC (IMM</w:t>
       </w:r>
       <w:r>
         <w:rPr>
-          <w:rFonts w:ascii="Andale Mono" w:hAnsi="Andale Mono"/>
+          <w:rFonts w:ascii="Fira Code" w:hAnsi="Fira Code" w:cs="Fira Code"/>
         </w:rPr>
         <w:t>8) Immediate</w:t>
       </w:r>
       <w:r>
         <w:rPr>
-          <w:rFonts w:ascii="Andale Mono" w:hAnsi="Andale Mono"/>
+          <w:rFonts w:ascii="Fira Code" w:hAnsi="Fira Code" w:cs="Fira Code"/>
         </w:rPr>
         <w:t>: Copy Immediate into C [Z].</w:t>
       </w:r>
     </w:p>
     <w:p>
       <w:pPr>
-        <w:rPr>
-          <w:rFonts w:ascii="Andale Mono" w:hAnsi="Andale Mono"/>
-        </w:rPr>
-      </w:pPr>
-      <w:r>
-        <w:rPr>
-          <w:rFonts w:ascii="Andale Mono" w:hAnsi="Andale Mono"/>
+        <w:spacing w:after="0"/>
+        <w:rPr>
+          <w:rFonts w:ascii="Fira Code" w:hAnsi="Fira Code" w:cs="Fira Code"/>
+        </w:rPr>
+      </w:pPr>
+      <w:r>
+        <w:rPr>
+          <w:rFonts w:ascii="Fira Code" w:hAnsi="Fira Code" w:cs="Fira Code"/>
         </w:rPr>
         <w:t>0x04: MOVD (IMM</w:t>
       </w:r>
       <w:r>
         <w:rPr>
-          <w:rFonts w:ascii="Andale Mono" w:hAnsi="Andale Mono"/>
+          <w:rFonts w:ascii="Fira Code" w:hAnsi="Fira Code" w:cs="Fira Code"/>
         </w:rPr>
         <w:t>8) Immediate</w:t>
       </w:r>
       <w:r>
         <w:rPr>
-          <w:rFonts w:ascii="Andale Mono" w:hAnsi="Andale Mono"/>
+          <w:rFonts w:ascii="Fira Code" w:hAnsi="Fira Code" w:cs="Fira Code"/>
         </w:rPr>
         <w:t>: Copy Immediate into D [Z].</w:t>
       </w:r>
     </w:p>
     <w:p>
       <w:pPr>
-        <w:rPr>
-          <w:rFonts w:ascii="Andale Mono" w:hAnsi="Andale Mono"/>
-        </w:rPr>
-      </w:pPr>
-      <w:r>
-        <w:rPr>
-          <w:rFonts w:ascii="Andale Mono" w:hAnsi="Andale Mono"/>
+        <w:spacing w:after="0"/>
+        <w:rPr>
+          <w:rFonts w:ascii="Fira Code" w:hAnsi="Fira Code" w:cs="Fira Code"/>
+        </w:rPr>
+      </w:pPr>
+      <w:r>
+        <w:rPr>
+          <w:rFonts w:ascii="Fira Code" w:hAnsi="Fira Code" w:cs="Fira Code"/>
         </w:rPr>
         <w:t>0x05: CPY (REG)Source, (REG)Destination: Copy Source’s value to Destination [Z].</w:t>
       </w:r>
@@ -2063,87 +2599,91 @@
           <w:top w:val="double" w:sz="6" w:space="1" w:color="auto"/>
           <w:bottom w:val="double" w:sz="6" w:space="1" w:color="auto"/>
         </w:pBdr>
-        <w:rPr>
-          <w:rFonts w:ascii="Andale Mono" w:hAnsi="Andale Mono"/>
-        </w:rPr>
-      </w:pPr>
-      <w:r>
-        <w:rPr>
-          <w:rFonts w:ascii="Andale Mono" w:hAnsi="Andale Mono"/>
+        <w:spacing w:after="0"/>
+        <w:rPr>
+          <w:rFonts w:ascii="Fira Code" w:hAnsi="Fira Code" w:cs="Fira Code"/>
+        </w:rPr>
+      </w:pPr>
+      <w:r>
+        <w:rPr>
+          <w:rFonts w:ascii="Fira Code" w:hAnsi="Fira Code" w:cs="Fira Code"/>
         </w:rPr>
         <w:t>MEMORY</w:t>
       </w:r>
     </w:p>
     <w:p>
       <w:pPr>
-        <w:rPr>
-          <w:rFonts w:ascii="Andale Mono" w:hAnsi="Andale Mono"/>
-        </w:rPr>
-      </w:pPr>
-      <w:r>
-        <w:rPr>
-          <w:rFonts w:ascii="Andale Mono" w:hAnsi="Andale Mono"/>
+        <w:spacing w:after="0"/>
+        <w:rPr>
+          <w:rFonts w:ascii="Fira Code" w:hAnsi="Fira Code" w:cs="Fira Code"/>
+        </w:rPr>
+      </w:pPr>
+      <w:r>
+        <w:rPr>
+          <w:rFonts w:ascii="Fira Code" w:hAnsi="Fira Code" w:cs="Fira Code"/>
         </w:rPr>
         <w:t>0x06: STR (REG</w:t>
       </w:r>
       <w:r>
         <w:rPr>
-          <w:rFonts w:ascii="Andale Mono" w:hAnsi="Andale Mono"/>
+          <w:rFonts w:ascii="Fira Code" w:hAnsi="Fira Code" w:cs="Fira Code"/>
         </w:rPr>
         <w:t>8) Source</w:t>
       </w:r>
       <w:r>
         <w:rPr>
-          <w:rFonts w:ascii="Andale Mono" w:hAnsi="Andale Mono"/>
+          <w:rFonts w:ascii="Fira Code" w:hAnsi="Fira Code" w:cs="Fira Code"/>
         </w:rPr>
         <w:t xml:space="preserve"> (IMM</w:t>
       </w:r>
       <w:r>
         <w:rPr>
-          <w:rFonts w:ascii="Andale Mono" w:hAnsi="Andale Mono"/>
+          <w:rFonts w:ascii="Fira Code" w:hAnsi="Fira Code" w:cs="Fira Code"/>
         </w:rPr>
         <w:t>16) Address</w:t>
       </w:r>
       <w:r>
         <w:rPr>
-          <w:rFonts w:ascii="Andale Mono" w:hAnsi="Andale Mono"/>
+          <w:rFonts w:ascii="Fira Code" w:hAnsi="Fira Code" w:cs="Fira Code"/>
         </w:rPr>
         <w:t>: Copy Source's value to the byte in memory pointed to by Address [Z].</w:t>
       </w:r>
     </w:p>
     <w:p>
       <w:pPr>
-        <w:rPr>
-          <w:rFonts w:ascii="Andale Mono" w:hAnsi="Andale Mono"/>
-        </w:rPr>
-      </w:pPr>
-      <w:r>
-        <w:rPr>
-          <w:rFonts w:ascii="Andale Mono" w:hAnsi="Andale Mono"/>
-        </w:rPr>
+        <w:spacing w:after="0"/>
+        <w:rPr>
+          <w:rFonts w:ascii="Fira Code" w:hAnsi="Fira Code" w:cs="Fira Code"/>
+        </w:rPr>
+      </w:pPr>
+      <w:r>
+        <w:rPr>
+          <w:rFonts w:ascii="Fira Code" w:hAnsi="Fira Code" w:cs="Fira Code"/>
+        </w:rPr>
+        <w:lastRenderedPageBreak/>
         <w:t>0x07: LDR (IMM</w:t>
       </w:r>
       <w:r>
         <w:rPr>
-          <w:rFonts w:ascii="Andale Mono" w:hAnsi="Andale Mono"/>
+          <w:rFonts w:ascii="Fira Code" w:hAnsi="Fira Code" w:cs="Fira Code"/>
         </w:rPr>
         <w:t>16) Address</w:t>
       </w:r>
       <w:r>
         <w:rPr>
-          <w:rFonts w:ascii="Andale Mono" w:hAnsi="Andale Mono"/>
+          <w:rFonts w:ascii="Fira Code" w:hAnsi="Fira Code" w:cs="Fira Code"/>
         </w:rPr>
         <w:t xml:space="preserve"> (REG</w:t>
       </w:r>
       <w:r>
         <w:rPr>
-          <w:rFonts w:ascii="Andale Mono" w:hAnsi="Andale Mono"/>
+          <w:rFonts w:ascii="Fira Code" w:hAnsi="Fira Code" w:cs="Fira Code"/>
         </w:rPr>
         <w:t>8) Destination</w:t>
       </w:r>
       <w:r>
         <w:rPr>
-          <w:rFonts w:ascii="Andale Mono" w:hAnsi="Andale Mono"/>
+          <w:rFonts w:ascii="Fira Code" w:hAnsi="Fira Code" w:cs="Fira Code"/>
         </w:rPr>
         <w:t>: Copy data from the byte in memory pointed to by Address to Destination [Z].</w:t>
       </w:r>
@@ -2154,278 +2694,300 @@
           <w:top w:val="double" w:sz="6" w:space="1" w:color="auto"/>
           <w:bottom w:val="double" w:sz="6" w:space="1" w:color="auto"/>
         </w:pBdr>
-        <w:rPr>
-          <w:rFonts w:ascii="Andale Mono" w:hAnsi="Andale Mono"/>
-        </w:rPr>
-      </w:pPr>
-      <w:r>
-        <w:rPr>
-          <w:rFonts w:ascii="Andale Mono" w:hAnsi="Andale Mono"/>
+        <w:spacing w:after="0"/>
+        <w:rPr>
+          <w:rFonts w:ascii="Fira Code" w:hAnsi="Fira Code" w:cs="Fira Code"/>
+        </w:rPr>
+      </w:pPr>
+      <w:r>
+        <w:rPr>
+          <w:rFonts w:ascii="Fira Code" w:hAnsi="Fira Code" w:cs="Fira Code"/>
         </w:rPr>
         <w:t>MATH</w:t>
       </w:r>
     </w:p>
     <w:p>
       <w:pPr>
-        <w:rPr>
-          <w:rFonts w:ascii="Andale Mono" w:hAnsi="Andale Mono"/>
-        </w:rPr>
-      </w:pPr>
-      <w:r>
-        <w:rPr>
-          <w:rFonts w:ascii="Andale Mono" w:hAnsi="Andale Mono"/>
+        <w:spacing w:after="0"/>
+        <w:rPr>
+          <w:rFonts w:ascii="Fira Code" w:hAnsi="Fira Code" w:cs="Fira Code"/>
+        </w:rPr>
+      </w:pPr>
+      <w:r>
+        <w:rPr>
+          <w:rFonts w:ascii="Fira Code" w:hAnsi="Fira Code" w:cs="Fira Code"/>
         </w:rPr>
         <w:t>0x08: ADD (REG</w:t>
       </w:r>
       <w:r>
         <w:rPr>
-          <w:rFonts w:ascii="Andale Mono" w:hAnsi="Andale Mono"/>
+          <w:rFonts w:ascii="Fira Code" w:hAnsi="Fira Code" w:cs="Fira Code"/>
         </w:rPr>
         <w:t>8) Destination</w:t>
       </w:r>
       <w:r>
         <w:rPr>
-          <w:rFonts w:ascii="Andale Mono" w:hAnsi="Andale Mono"/>
+          <w:rFonts w:ascii="Fira Code" w:hAnsi="Fira Code" w:cs="Fira Code"/>
         </w:rPr>
         <w:t xml:space="preserve"> (REG</w:t>
       </w:r>
       <w:r>
         <w:rPr>
-          <w:rFonts w:ascii="Andale Mono" w:hAnsi="Andale Mono"/>
+          <w:rFonts w:ascii="Fira Code" w:hAnsi="Fira Code" w:cs="Fira Code"/>
         </w:rPr>
         <w:t>8) Source</w:t>
       </w:r>
       <w:r>
         <w:rPr>
-          <w:rFonts w:ascii="Andale Mono" w:hAnsi="Andale Mono"/>
+          <w:rFonts w:ascii="Fira Code" w:hAnsi="Fira Code" w:cs="Fira Code"/>
         </w:rPr>
         <w:t>: Add Source's value to Destination's value and store in Destination [C, Z].</w:t>
       </w:r>
     </w:p>
     <w:p>
       <w:pPr>
-        <w:rPr>
-          <w:rFonts w:ascii="Andale Mono" w:hAnsi="Andale Mono"/>
-        </w:rPr>
-      </w:pPr>
-      <w:r>
-        <w:rPr>
-          <w:rFonts w:ascii="Andale Mono" w:hAnsi="Andale Mono"/>
+        <w:spacing w:after="0"/>
+        <w:rPr>
+          <w:rFonts w:ascii="Fira Code" w:hAnsi="Fira Code" w:cs="Fira Code"/>
+        </w:rPr>
+      </w:pPr>
+      <w:r>
+        <w:rPr>
+          <w:rFonts w:ascii="Fira Code" w:hAnsi="Fira Code" w:cs="Fira Code"/>
         </w:rPr>
         <w:t>0x09: SUB (REG</w:t>
       </w:r>
       <w:r>
         <w:rPr>
-          <w:rFonts w:ascii="Andale Mono" w:hAnsi="Andale Mono"/>
+          <w:rFonts w:ascii="Fira Code" w:hAnsi="Fira Code" w:cs="Fira Code"/>
         </w:rPr>
         <w:t>8) Destination</w:t>
       </w:r>
       <w:r>
         <w:rPr>
-          <w:rFonts w:ascii="Andale Mono" w:hAnsi="Andale Mono"/>
+          <w:rFonts w:ascii="Fira Code" w:hAnsi="Fira Code" w:cs="Fira Code"/>
         </w:rPr>
         <w:t xml:space="preserve"> (REG</w:t>
       </w:r>
       <w:r>
         <w:rPr>
-          <w:rFonts w:ascii="Andale Mono" w:hAnsi="Andale Mono"/>
+          <w:rFonts w:ascii="Fira Code" w:hAnsi="Fira Code" w:cs="Fira Code"/>
         </w:rPr>
         <w:t>8) SRC</w:t>
       </w:r>
       <w:r>
         <w:rPr>
-          <w:rFonts w:ascii="Andale Mono" w:hAnsi="Andale Mono"/>
+          <w:rFonts w:ascii="Fira Code" w:hAnsi="Fira Code" w:cs="Fira Code"/>
         </w:rPr>
         <w:t>: Subtract Source's value from Destination's value and store in Destination [Z, N].</w:t>
       </w:r>
     </w:p>
     <w:p>
       <w:pPr>
-        <w:rPr>
-          <w:rFonts w:ascii="Andale Mono" w:hAnsi="Andale Mono"/>
-        </w:rPr>
-      </w:pPr>
-      <w:r>
-        <w:rPr>
-          <w:rFonts w:ascii="Andale Mono" w:hAnsi="Andale Mono"/>
+        <w:spacing w:after="0"/>
+        <w:rPr>
+          <w:rFonts w:ascii="Fira Code" w:hAnsi="Fira Code" w:cs="Fira Code"/>
+        </w:rPr>
+      </w:pPr>
+      <w:r>
+        <w:rPr>
+          <w:rFonts w:ascii="Fira Code" w:hAnsi="Fira Code" w:cs="Fira Code"/>
         </w:rPr>
         <w:t>0x0A: INC (REG</w:t>
       </w:r>
       <w:r>
         <w:rPr>
-          <w:rFonts w:ascii="Andale Mono" w:hAnsi="Andale Mono"/>
+          <w:rFonts w:ascii="Fira Code" w:hAnsi="Fira Code" w:cs="Fira Code"/>
         </w:rPr>
         <w:t>8) Destination</w:t>
       </w:r>
       <w:r>
         <w:rPr>
-          <w:rFonts w:ascii="Andale Mono" w:hAnsi="Andale Mono"/>
+          <w:rFonts w:ascii="Fira Code" w:hAnsi="Fira Code" w:cs="Fira Code"/>
         </w:rPr>
         <w:t>: Increment Destination's value by 1 [Z, C].</w:t>
       </w:r>
     </w:p>
     <w:p>
       <w:pPr>
-        <w:rPr>
-          <w:rFonts w:ascii="Andale Mono" w:hAnsi="Andale Mono"/>
-        </w:rPr>
-      </w:pPr>
-      <w:r>
-        <w:rPr>
-          <w:rFonts w:ascii="Andale Mono" w:hAnsi="Andale Mono"/>
-        </w:rPr>
-        <w:lastRenderedPageBreak/>
+        <w:spacing w:after="0"/>
+        <w:rPr>
+          <w:rFonts w:ascii="Fira Code" w:hAnsi="Fira Code" w:cs="Fira Code"/>
+        </w:rPr>
+      </w:pPr>
+      <w:r>
+        <w:rPr>
+          <w:rFonts w:ascii="Fira Code" w:hAnsi="Fira Code" w:cs="Fira Code"/>
+        </w:rPr>
         <w:t>0x0B: DEC (REG</w:t>
       </w:r>
       <w:r>
         <w:rPr>
-          <w:rFonts w:ascii="Andale Mono" w:hAnsi="Andale Mono"/>
+          <w:rFonts w:ascii="Fira Code" w:hAnsi="Fira Code" w:cs="Fira Code"/>
         </w:rPr>
         <w:t>8) Destination</w:t>
       </w:r>
       <w:r>
         <w:rPr>
-          <w:rFonts w:ascii="Andale Mono" w:hAnsi="Andale Mono"/>
+          <w:rFonts w:ascii="Fira Code" w:hAnsi="Fira Code" w:cs="Fira Code"/>
         </w:rPr>
         <w:t>: Decrement Destination's value by 1 [Z, N].</w:t>
       </w:r>
     </w:p>
     <w:p>
       <w:pPr>
-        <w:rPr>
-          <w:rFonts w:ascii="Andale Mono" w:hAnsi="Andale Mono"/>
-        </w:rPr>
-      </w:pPr>
-      <w:r>
-        <w:rPr>
-          <w:rFonts w:ascii="Andale Mono" w:hAnsi="Andale Mono"/>
+        <w:spacing w:after="0"/>
+        <w:rPr>
+          <w:rFonts w:ascii="Fira Code" w:hAnsi="Fira Code" w:cs="Fira Code"/>
+        </w:rPr>
+      </w:pPr>
+      <w:r>
+        <w:rPr>
+          <w:rFonts w:ascii="Fira Code" w:hAnsi="Fira Code" w:cs="Fira Code"/>
         </w:rPr>
         <w:t>0x0C: ADC (REG</w:t>
       </w:r>
       <w:r>
         <w:rPr>
-          <w:rFonts w:ascii="Andale Mono" w:hAnsi="Andale Mono"/>
+          <w:rFonts w:ascii="Fira Code" w:hAnsi="Fira Code" w:cs="Fira Code"/>
         </w:rPr>
         <w:t>8) Destination</w:t>
       </w:r>
       <w:r>
         <w:rPr>
-          <w:rFonts w:ascii="Andale Mono" w:hAnsi="Andale Mono"/>
+          <w:rFonts w:ascii="Fira Code" w:hAnsi="Fira Code" w:cs="Fira Code"/>
         </w:rPr>
         <w:t xml:space="preserve"> (REG</w:t>
       </w:r>
       <w:r>
         <w:rPr>
-          <w:rFonts w:ascii="Andale Mono" w:hAnsi="Andale Mono"/>
+          <w:rFonts w:ascii="Fira Code" w:hAnsi="Fira Code" w:cs="Fira Code"/>
         </w:rPr>
         <w:t>8) Source</w:t>
       </w:r>
       <w:r>
         <w:rPr>
-          <w:rFonts w:ascii="Andale Mono" w:hAnsi="Andale Mono"/>
+          <w:rFonts w:ascii="Fira Code" w:hAnsi="Fira Code" w:cs="Fira Code"/>
         </w:rPr>
         <w:t>: Add Source's value and the carry bit to Destination's value and store in Destination [Z, C].</w:t>
       </w:r>
     </w:p>
     <w:p>
       <w:pPr>
-        <w:rPr>
-          <w:rFonts w:ascii="Andale Mono" w:hAnsi="Andale Mono"/>
-        </w:rPr>
-      </w:pPr>
-      <w:r>
-        <w:rPr>
-          <w:rFonts w:ascii="Andale Mono" w:hAnsi="Andale Mono"/>
+        <w:spacing w:after="0"/>
+        <w:rPr>
+          <w:rFonts w:ascii="Fira Code" w:hAnsi="Fira Code" w:cs="Fira Code"/>
+        </w:rPr>
+      </w:pPr>
+      <w:r>
+        <w:rPr>
+          <w:rFonts w:ascii="Fira Code" w:hAnsi="Fira Code" w:cs="Fira Code"/>
         </w:rPr>
         <w:t>0x0D: SBB (REG</w:t>
       </w:r>
       <w:r>
         <w:rPr>
-          <w:rFonts w:ascii="Andale Mono" w:hAnsi="Andale Mono"/>
+          <w:rFonts w:ascii="Fira Code" w:hAnsi="Fira Code" w:cs="Fira Code"/>
         </w:rPr>
         <w:t>8) Destination</w:t>
       </w:r>
       <w:r>
         <w:rPr>
-          <w:rFonts w:ascii="Andale Mono" w:hAnsi="Andale Mono"/>
+          <w:rFonts w:ascii="Fira Code" w:hAnsi="Fira Code" w:cs="Fira Code"/>
         </w:rPr>
         <w:t xml:space="preserve"> (REG</w:t>
       </w:r>
       <w:r>
         <w:rPr>
-          <w:rFonts w:ascii="Andale Mono" w:hAnsi="Andale Mono"/>
+          <w:rFonts w:ascii="Fira Code" w:hAnsi="Fira Code" w:cs="Fira Code"/>
         </w:rPr>
         <w:t>8) Source</w:t>
       </w:r>
       <w:r>
         <w:rPr>
-          <w:rFonts w:ascii="Andale Mono" w:hAnsi="Andale Mono"/>
+          <w:rFonts w:ascii="Fira Code" w:hAnsi="Fira Code" w:cs="Fira Code"/>
         </w:rPr>
         <w:t>: Subtract Source's value and the negative bit from Destination's value and store in Destination [Z, N].</w:t>
       </w:r>
     </w:p>
     <w:p>
       <w:pPr>
-        <w:rPr>
-          <w:rFonts w:ascii="Andale Mono" w:hAnsi="Andale Mono"/>
-        </w:rPr>
-      </w:pPr>
-      <w:r>
-        <w:rPr>
-          <w:rFonts w:ascii="Andale Mono" w:hAnsi="Andale Mono"/>
+        <w:spacing w:after="0"/>
+        <w:rPr>
+          <w:rFonts w:ascii="Fira Code" w:hAnsi="Fira Code" w:cs="Fira Code"/>
+        </w:rPr>
+      </w:pPr>
+      <w:r>
+        <w:rPr>
+          <w:rFonts w:ascii="Fira Code" w:hAnsi="Fira Code" w:cs="Fira Code"/>
         </w:rPr>
         <w:t>0x0E: NEG (REG</w:t>
       </w:r>
       <w:r>
         <w:rPr>
-          <w:rFonts w:ascii="Andale Mono" w:hAnsi="Andale Mono"/>
+          <w:rFonts w:ascii="Fira Code" w:hAnsi="Fira Code" w:cs="Fira Code"/>
         </w:rPr>
         <w:t>8) Destination</w:t>
       </w:r>
       <w:r>
         <w:rPr>
-          <w:rFonts w:ascii="Andale Mono" w:hAnsi="Andale Mono"/>
+          <w:rFonts w:ascii="Fira Code" w:hAnsi="Fira Code" w:cs="Fira Code"/>
         </w:rPr>
         <w:t>: Make Destination's value Negative (2’s complement) [Z, N].</w:t>
       </w:r>
     </w:p>
     <w:p>
       <w:pPr>
-        <w:rPr>
-          <w:rFonts w:ascii="Andale Mono" w:hAnsi="Andale Mono"/>
-        </w:rPr>
-      </w:pPr>
-      <w:r>
-        <w:rPr>
-          <w:rFonts w:ascii="Andale Mono" w:hAnsi="Andale Mono"/>
+        <w:spacing w:after="0"/>
+        <w:rPr>
+          <w:rFonts w:ascii="Fira Code" w:hAnsi="Fira Code" w:cs="Fira Code"/>
+        </w:rPr>
+      </w:pPr>
+      <w:r>
+        <w:rPr>
+          <w:rFonts w:ascii="Fira Code" w:hAnsi="Fira Code" w:cs="Fira Code"/>
         </w:rPr>
         <w:t>0x0F: FLP (REG</w:t>
       </w:r>
       <w:r>
         <w:rPr>
-          <w:rFonts w:ascii="Andale Mono" w:hAnsi="Andale Mono"/>
+          <w:rFonts w:ascii="Fira Code" w:hAnsi="Fira Code" w:cs="Fira Code"/>
         </w:rPr>
         <w:t>8) Destination</w:t>
       </w:r>
       <w:r>
         <w:rPr>
-          <w:rFonts w:ascii="Andale Mono" w:hAnsi="Andale Mono"/>
+          <w:rFonts w:ascii="Fira Code" w:hAnsi="Fira Code" w:cs="Fira Code"/>
         </w:rPr>
         <w:t xml:space="preserve">: Flip Destination's value around </w:t>
       </w:r>
       <w:proofErr w:type="gramStart"/>
       <w:r>
         <w:rPr>
-          <w:rFonts w:ascii="Andale Mono" w:hAnsi="Andale Mono"/>
+          <w:rFonts w:ascii="Fira Code" w:hAnsi="Fira Code" w:cs="Fira Code"/>
         </w:rPr>
         <w:t>b(</w:t>
       </w:r>
       <w:proofErr w:type="gramEnd"/>
       <w:r>
         <w:rPr>
-          <w:rFonts w:ascii="Andale Mono" w:hAnsi="Andale Mono"/>
-        </w:rPr>
-        <w:t>10101010) -&gt; b(01010101) [Z, N].</w:t>
+          <w:rFonts w:ascii="Fira Code" w:hAnsi="Fira Code" w:cs="Fira Code"/>
+        </w:rPr>
+        <w:t xml:space="preserve">10101010) -&gt; </w:t>
+      </w:r>
+      <w:proofErr w:type="gramStart"/>
+      <w:r>
+        <w:rPr>
+          <w:rFonts w:ascii="Fira Code" w:hAnsi="Fira Code" w:cs="Fira Code"/>
+        </w:rPr>
+        <w:t>b(</w:t>
+      </w:r>
+      <w:proofErr w:type="gramEnd"/>
+      <w:r>
+        <w:rPr>
+          <w:rFonts w:ascii="Fira Code" w:hAnsi="Fira Code" w:cs="Fira Code"/>
+        </w:rPr>
+        <w:t>01010101) [Z, N].</w:t>
       </w:r>
     </w:p>
     <w:p>
@@ -2434,51 +2996,54 @@
           <w:top w:val="double" w:sz="6" w:space="1" w:color="auto"/>
           <w:bottom w:val="double" w:sz="6" w:space="1" w:color="auto"/>
         </w:pBdr>
-        <w:rPr>
-          <w:rFonts w:ascii="Andale Mono" w:hAnsi="Andale Mono"/>
-        </w:rPr>
-      </w:pPr>
-      <w:r>
-        <w:rPr>
-          <w:rFonts w:ascii="Andale Mono" w:hAnsi="Andale Mono"/>
+        <w:spacing w:after="0"/>
+        <w:rPr>
+          <w:rFonts w:ascii="Fira Code" w:hAnsi="Fira Code" w:cs="Fira Code"/>
+        </w:rPr>
+      </w:pPr>
+      <w:r>
+        <w:rPr>
+          <w:rFonts w:ascii="Fira Code" w:hAnsi="Fira Code" w:cs="Fira Code"/>
         </w:rPr>
         <w:t>STACK</w:t>
       </w:r>
     </w:p>
     <w:p>
       <w:pPr>
-        <w:rPr>
-          <w:rFonts w:ascii="Andale Mono" w:hAnsi="Andale Mono"/>
-        </w:rPr>
-      </w:pPr>
-      <w:r>
-        <w:rPr>
-          <w:rFonts w:ascii="Andale Mono" w:hAnsi="Andale Mono"/>
+        <w:spacing w:after="0"/>
+        <w:rPr>
+          <w:rFonts w:ascii="Fira Code" w:hAnsi="Fira Code" w:cs="Fira Code"/>
+        </w:rPr>
+      </w:pPr>
+      <w:r>
+        <w:rPr>
+          <w:rFonts w:ascii="Fira Code" w:hAnsi="Fira Code" w:cs="Fira Code"/>
         </w:rPr>
         <w:t>0x10: PSHI (IMM</w:t>
       </w:r>
       <w:r>
         <w:rPr>
-          <w:rFonts w:ascii="Andale Mono" w:hAnsi="Andale Mono"/>
+          <w:rFonts w:ascii="Fira Code" w:hAnsi="Fira Code" w:cs="Fira Code"/>
         </w:rPr>
         <w:t>8) Immediate</w:t>
       </w:r>
       <w:r>
         <w:rPr>
-          <w:rFonts w:ascii="Andale Mono" w:hAnsi="Andale Mono"/>
+          <w:rFonts w:ascii="Fira Code" w:hAnsi="Fira Code" w:cs="Fira Code"/>
         </w:rPr>
         <w:t>:</w:t>
       </w:r>
     </w:p>
     <w:p>
       <w:pPr>
-        <w:rPr>
-          <w:rFonts w:ascii="Andale Mono" w:hAnsi="Andale Mono"/>
-        </w:rPr>
-      </w:pPr>
-      <w:r>
-        <w:rPr>
-          <w:rFonts w:ascii="Andale Mono" w:hAnsi="Andale Mono"/>
+        <w:spacing w:after="0"/>
+        <w:rPr>
+          <w:rFonts w:ascii="Fira Code" w:hAnsi="Fira Code" w:cs="Fira Code"/>
+        </w:rPr>
+      </w:pPr>
+      <w:r>
+        <w:rPr>
+          <w:rFonts w:ascii="Fira Code" w:hAnsi="Fira Code" w:cs="Fira Code"/>
         </w:rPr>
         <w:tab/>
         <w:t>Set the value pointed to by SP to Immediate.</w:t>
@@ -2486,13 +3051,14 @@
     </w:p>
     <w:p>
       <w:pPr>
-        <w:rPr>
-          <w:rFonts w:ascii="Andale Mono" w:hAnsi="Andale Mono"/>
-        </w:rPr>
-      </w:pPr>
-      <w:r>
-        <w:rPr>
-          <w:rFonts w:ascii="Andale Mono" w:hAnsi="Andale Mono"/>
+        <w:spacing w:after="0"/>
+        <w:rPr>
+          <w:rFonts w:ascii="Fira Code" w:hAnsi="Fira Code" w:cs="Fira Code"/>
+        </w:rPr>
+      </w:pPr>
+      <w:r>
+        <w:rPr>
+          <w:rFonts w:ascii="Fira Code" w:hAnsi="Fira Code" w:cs="Fira Code"/>
         </w:rPr>
         <w:tab/>
         <w:t>Decrement the value pointed to by SP.</w:t>
@@ -2500,26 +3066,48 @@
     </w:p>
     <w:p>
       <w:pPr>
-        <w:rPr>
-          <w:rFonts w:ascii="Andale Mono" w:hAnsi="Andale Mono"/>
-        </w:rPr>
-      </w:pPr>
-      <w:r>
-        <w:rPr>
-          <w:rFonts w:ascii="Andale Mono" w:hAnsi="Andale Mono"/>
-        </w:rPr>
-        <w:t>0x11: PSHR (REG)Source:</w:t>
-      </w:r>
-    </w:p>
-    <w:p>
-      <w:pPr>
-        <w:rPr>
-          <w:rFonts w:ascii="Andale Mono" w:hAnsi="Andale Mono"/>
-        </w:rPr>
-      </w:pPr>
-      <w:r>
-        <w:rPr>
-          <w:rFonts w:ascii="Andale Mono" w:hAnsi="Andale Mono"/>
+        <w:spacing w:after="0"/>
+        <w:rPr>
+          <w:rFonts w:ascii="Fira Code" w:hAnsi="Fira Code" w:cs="Fira Code"/>
+        </w:rPr>
+      </w:pPr>
+      <w:r>
+        <w:rPr>
+          <w:rFonts w:ascii="Fira Code" w:hAnsi="Fira Code" w:cs="Fira Code"/>
+        </w:rPr>
+        <w:t>0x11: PSHR (REG</w:t>
+      </w:r>
+      <w:proofErr w:type="gramStart"/>
+      <w:r>
+        <w:rPr>
+          <w:rFonts w:ascii="Fira Code" w:hAnsi="Fira Code" w:cs="Fira Code"/>
+        </w:rPr>
+        <w:t>8</w:t>
+      </w:r>
+      <w:r>
+        <w:rPr>
+          <w:rFonts w:ascii="Fira Code" w:hAnsi="Fira Code" w:cs="Fira Code"/>
+        </w:rPr>
+        <w:t>)Source</w:t>
+      </w:r>
+      <w:proofErr w:type="gramEnd"/>
+      <w:r>
+        <w:rPr>
+          <w:rFonts w:ascii="Fira Code" w:hAnsi="Fira Code" w:cs="Fira Code"/>
+        </w:rPr>
+        <w:t>:</w:t>
+      </w:r>
+    </w:p>
+    <w:p>
+      <w:pPr>
+        <w:spacing w:after="0"/>
+        <w:rPr>
+          <w:rFonts w:ascii="Fira Code" w:hAnsi="Fira Code" w:cs="Fira Code"/>
+        </w:rPr>
+      </w:pPr>
+      <w:r>
+        <w:rPr>
+          <w:rFonts w:ascii="Fira Code" w:hAnsi="Fira Code" w:cs="Fira Code"/>
         </w:rPr>
         <w:tab/>
         <w:t>Set the value pointed to by SP to the Source's value</w:t>
@@ -2527,13 +3115,14 @@
     </w:p>
     <w:p>
       <w:pPr>
-        <w:rPr>
-          <w:rFonts w:ascii="Andale Mono" w:hAnsi="Andale Mono"/>
-        </w:rPr>
-      </w:pPr>
-      <w:r>
-        <w:rPr>
-          <w:rFonts w:ascii="Andale Mono" w:hAnsi="Andale Mono"/>
+        <w:spacing w:after="0"/>
+        <w:rPr>
+          <w:rFonts w:ascii="Fira Code" w:hAnsi="Fira Code" w:cs="Fira Code"/>
+        </w:rPr>
+      </w:pPr>
+      <w:r>
+        <w:rPr>
+          <w:rFonts w:ascii="Fira Code" w:hAnsi="Fira Code" w:cs="Fira Code"/>
         </w:rPr>
         <w:tab/>
         <w:t>Decrement the value pointed to by SP.</w:t>
@@ -2541,26 +3130,48 @@
     </w:p>
     <w:p>
       <w:pPr>
-        <w:rPr>
-          <w:rFonts w:ascii="Andale Mono" w:hAnsi="Andale Mono"/>
-        </w:rPr>
-      </w:pPr>
-      <w:r>
-        <w:rPr>
-          <w:rFonts w:ascii="Andale Mono" w:hAnsi="Andale Mono"/>
-        </w:rPr>
-        <w:t>0x12: POP (REG)Destination: [Z]</w:t>
-      </w:r>
-    </w:p>
-    <w:p>
-      <w:pPr>
-        <w:rPr>
-          <w:rFonts w:ascii="Andale Mono" w:hAnsi="Andale Mono"/>
-        </w:rPr>
-      </w:pPr>
-      <w:r>
-        <w:rPr>
-          <w:rFonts w:ascii="Andale Mono" w:hAnsi="Andale Mono"/>
+        <w:spacing w:after="0"/>
+        <w:rPr>
+          <w:rFonts w:ascii="Fira Code" w:hAnsi="Fira Code" w:cs="Fira Code"/>
+        </w:rPr>
+      </w:pPr>
+      <w:r>
+        <w:rPr>
+          <w:rFonts w:ascii="Fira Code" w:hAnsi="Fira Code" w:cs="Fira Code"/>
+        </w:rPr>
+        <w:t>0x12: POP (REG</w:t>
+      </w:r>
+      <w:proofErr w:type="gramStart"/>
+      <w:r>
+        <w:rPr>
+          <w:rFonts w:ascii="Fira Code" w:hAnsi="Fira Code" w:cs="Fira Code"/>
+        </w:rPr>
+        <w:t>8</w:t>
+      </w:r>
+      <w:r>
+        <w:rPr>
+          <w:rFonts w:ascii="Fira Code" w:hAnsi="Fira Code" w:cs="Fira Code"/>
+        </w:rPr>
+        <w:t>)Destination</w:t>
+      </w:r>
+      <w:proofErr w:type="gramEnd"/>
+      <w:r>
+        <w:rPr>
+          <w:rFonts w:ascii="Fira Code" w:hAnsi="Fira Code" w:cs="Fira Code"/>
+        </w:rPr>
+        <w:t>: [Z]</w:t>
+      </w:r>
+    </w:p>
+    <w:p>
+      <w:pPr>
+        <w:spacing w:after="0"/>
+        <w:rPr>
+          <w:rFonts w:ascii="Fira Code" w:hAnsi="Fira Code" w:cs="Fira Code"/>
+        </w:rPr>
+      </w:pPr>
+      <w:r>
+        <w:rPr>
+          <w:rFonts w:ascii="Fira Code" w:hAnsi="Fira Code" w:cs="Fira Code"/>
         </w:rPr>
         <w:tab/>
         <w:t>Increment the value pointed to by SP.</w:t>
@@ -2568,13 +3179,14 @@
     </w:p>
     <w:p>
       <w:pPr>
-        <w:rPr>
-          <w:rFonts w:ascii="Andale Mono" w:hAnsi="Andale Mono"/>
-        </w:rPr>
-      </w:pPr>
-      <w:r>
-        <w:rPr>
-          <w:rFonts w:ascii="Andale Mono" w:hAnsi="Andale Mono"/>
+        <w:spacing w:after="0"/>
+        <w:rPr>
+          <w:rFonts w:ascii="Fira Code" w:hAnsi="Fira Code" w:cs="Fira Code"/>
+        </w:rPr>
+      </w:pPr>
+      <w:r>
+        <w:rPr>
+          <w:rFonts w:ascii="Fira Code" w:hAnsi="Fira Code" w:cs="Fira Code"/>
         </w:rPr>
         <w:tab/>
         <w:t>Set Destination's value to the data at SP.</w:t>
@@ -2582,13 +3194,14 @@
     </w:p>
     <w:p>
       <w:pPr>
-        <w:rPr>
-          <w:rFonts w:ascii="Andale Mono" w:hAnsi="Andale Mono"/>
-        </w:rPr>
-      </w:pPr>
-      <w:r>
-        <w:rPr>
-          <w:rFonts w:ascii="Andale Mono" w:hAnsi="Andale Mono"/>
+        <w:spacing w:after="0"/>
+        <w:rPr>
+          <w:rFonts w:ascii="Fira Code" w:hAnsi="Fira Code" w:cs="Fira Code"/>
+        </w:rPr>
+      </w:pPr>
+      <w:r>
+        <w:rPr>
+          <w:rFonts w:ascii="Fira Code" w:hAnsi="Fira Code" w:cs="Fira Code"/>
         </w:rPr>
         <w:tab/>
         <w:t>Set the value pointed to by SP to 0x00.</w:t>
@@ -2600,65 +3213,102 @@
           <w:top w:val="double" w:sz="6" w:space="1" w:color="auto"/>
           <w:bottom w:val="double" w:sz="6" w:space="1" w:color="auto"/>
         </w:pBdr>
-        <w:rPr>
-          <w:rFonts w:ascii="Andale Mono" w:hAnsi="Andale Mono"/>
-        </w:rPr>
-      </w:pPr>
-      <w:r>
-        <w:rPr>
-          <w:rFonts w:ascii="Andale Mono" w:hAnsi="Andale Mono"/>
+        <w:spacing w:after="0"/>
+        <w:rPr>
+          <w:rFonts w:ascii="Fira Code" w:hAnsi="Fira Code" w:cs="Fira Code"/>
+        </w:rPr>
+      </w:pPr>
+      <w:r>
+        <w:rPr>
+          <w:rFonts w:ascii="Fira Code" w:hAnsi="Fira Code" w:cs="Fira Code"/>
         </w:rPr>
         <w:t>JUMPING</w:t>
       </w:r>
     </w:p>
     <w:p>
       <w:pPr>
-        <w:rPr>
-          <w:rFonts w:ascii="Andale Mono" w:hAnsi="Andale Mono"/>
-        </w:rPr>
-      </w:pPr>
-      <w:r>
-        <w:rPr>
-          <w:rFonts w:ascii="Andale Mono" w:hAnsi="Andale Mono"/>
+        <w:spacing w:after="0"/>
+        <w:rPr>
+          <w:rFonts w:ascii="Fira Code" w:hAnsi="Fira Code" w:cs="Fira Code"/>
+        </w:rPr>
+      </w:pPr>
+      <w:r>
+        <w:rPr>
+          <w:rFonts w:ascii="Fira Code" w:hAnsi="Fira Code" w:cs="Fira Code"/>
         </w:rPr>
         <w:t>0x13: JMP (IMM</w:t>
       </w:r>
       <w:r>
         <w:rPr>
-          <w:rFonts w:ascii="Andale Mono" w:hAnsi="Andale Mono"/>
+          <w:rFonts w:ascii="Fira Code" w:hAnsi="Fira Code" w:cs="Fira Code"/>
         </w:rPr>
         <w:t>16) Address</w:t>
       </w:r>
       <w:r>
         <w:rPr>
-          <w:rFonts w:ascii="Andale Mono" w:hAnsi="Andale Mono"/>
+          <w:rFonts w:ascii="Fira Code" w:hAnsi="Fira Code" w:cs="Fira Code"/>
         </w:rPr>
         <w:t>: Set the value pointed to by IP to the byte in memory pointed to by Address without saving IP on the stack.</w:t>
       </w:r>
     </w:p>
     <w:p>
       <w:pPr>
-        <w:rPr>
-          <w:rFonts w:ascii="Andale Mono" w:hAnsi="Andale Mono"/>
-        </w:rPr>
-      </w:pPr>
-      <w:r>
-        <w:rPr>
-          <w:rFonts w:ascii="Andale Mono" w:hAnsi="Andale Mono"/>
-        </w:rPr>
+        <w:spacing w:after="0"/>
+        <w:rPr>
+          <w:rFonts w:ascii="Fira Code" w:hAnsi="Fira Code" w:cs="Fira Code"/>
+        </w:rPr>
+      </w:pPr>
+      <w:r>
+        <w:rPr>
+          <w:rFonts w:ascii="Fira Code" w:hAnsi="Fira Code" w:cs="Fira Code"/>
+        </w:rPr>
+        <w:lastRenderedPageBreak/>
         <w:t>0x14: CALL (IMM</w:t>
       </w:r>
       <w:r>
         <w:rPr>
-          <w:rFonts w:ascii="Andale Mono" w:hAnsi="Andale Mono"/>
+          <w:rFonts w:ascii="Fira Code" w:hAnsi="Fira Code" w:cs="Fira Code"/>
         </w:rPr>
         <w:t>16) Address</w:t>
       </w:r>
       <w:r>
         <w:rPr>
-          <w:rFonts w:ascii="Andale Mono" w:hAnsi="Andale Mono"/>
+          <w:rFonts w:ascii="Fira Code" w:hAnsi="Fira Code" w:cs="Fira Code"/>
         </w:rPr>
         <w:t>:</w:t>
+      </w:r>
+    </w:p>
+    <w:p>
+      <w:pPr>
+        <w:pStyle w:val="ListParagraph"/>
+        <w:numPr>
+          <w:ilvl w:val="1"/>
+          <w:numId w:val="3"/>
+        </w:numPr>
+        <w:spacing w:after="0"/>
+        <w:rPr>
+          <w:rFonts w:ascii="Fira Code" w:hAnsi="Fira Code" w:cs="Fira Code"/>
+        </w:rPr>
+      </w:pPr>
+      <w:r>
+        <w:rPr>
+          <w:rFonts w:ascii="Fira Code" w:hAnsi="Fira Code" w:cs="Fira Code"/>
+        </w:rPr>
+        <w:t>Refer to the stack frame diagram above.</w:t>
+      </w:r>
+    </w:p>
+    <w:p>
+      <w:pPr>
+        <w:spacing w:after="0"/>
+        <w:rPr>
+          <w:rFonts w:ascii="Fira Code" w:hAnsi="Fira Code" w:cs="Fira Code"/>
+        </w:rPr>
+      </w:pPr>
+      <w:r>
+        <w:rPr>
+          <w:rFonts w:ascii="Fira Code" w:hAnsi="Fira Code" w:cs="Fira Code"/>
+        </w:rPr>
+        <w:t>0x15: RET:</w:t>
       </w:r>
     </w:p>
     <w:p>
@@ -2668,209 +3318,66 @@
           <w:ilvl w:val="0"/>
           <w:numId w:val="3"/>
         </w:numPr>
-        <w:rPr>
-          <w:rFonts w:ascii="Andale Mono" w:hAnsi="Andale Mono"/>
-        </w:rPr>
-      </w:pPr>
-      <w:r>
-        <w:rPr>
-          <w:rFonts w:ascii="Andale Mono" w:hAnsi="Andale Mono"/>
-        </w:rPr>
-        <w:t>Push the current IP onto the stack (MSB first, then LSB).</w:t>
-      </w:r>
-    </w:p>
-    <w:p>
-      <w:pPr>
-        <w:pStyle w:val="ListParagraph"/>
-        <w:numPr>
-          <w:ilvl w:val="0"/>
-          <w:numId w:val="3"/>
-        </w:numPr>
-        <w:rPr>
-          <w:rFonts w:ascii="Andale Mono" w:hAnsi="Andale Mono"/>
-        </w:rPr>
-      </w:pPr>
-      <w:r>
-        <w:rPr>
-          <w:rFonts w:ascii="Andale Mono" w:hAnsi="Andale Mono"/>
-        </w:rPr>
-        <w:t>Push the current BP onto the stack (MSB first, then LSB).</w:t>
-      </w:r>
-    </w:p>
-    <w:p>
-      <w:pPr>
-        <w:pStyle w:val="ListParagraph"/>
-        <w:numPr>
-          <w:ilvl w:val="0"/>
-          <w:numId w:val="3"/>
-        </w:numPr>
-        <w:rPr>
-          <w:rFonts w:ascii="Andale Mono" w:hAnsi="Andale Mono"/>
-        </w:rPr>
-      </w:pPr>
-      <w:r>
-        <w:rPr>
-          <w:rFonts w:ascii="Andale Mono" w:hAnsi="Andale Mono"/>
-        </w:rPr>
-        <w:t xml:space="preserve">Set BP </w:t>
-      </w:r>
-      <w:r>
-        <w:rPr>
-          <w:rFonts w:ascii="Andale Mono" w:hAnsi="Andale Mono"/>
-        </w:rPr>
-        <w:t>to</w:t>
-      </w:r>
-      <w:r>
-        <w:rPr>
-          <w:rFonts w:ascii="Andale Mono" w:hAnsi="Andale Mono"/>
-        </w:rPr>
-        <w:t xml:space="preserve"> SP to create a new stack frame base.</w:t>
-      </w:r>
-    </w:p>
-    <w:p>
-      <w:pPr>
-        <w:pStyle w:val="ListParagraph"/>
-        <w:numPr>
-          <w:ilvl w:val="1"/>
-          <w:numId w:val="3"/>
-        </w:numPr>
-        <w:rPr>
-          <w:rFonts w:ascii="Andale Mono" w:hAnsi="Andale Mono"/>
-        </w:rPr>
-      </w:pPr>
-      <w:r>
-        <w:rPr>
-          <w:rFonts w:ascii="Andale Mono" w:hAnsi="Andale Mono"/>
-        </w:rPr>
-        <w:lastRenderedPageBreak/>
-        <w:t>Optionally</w:t>
-      </w:r>
-      <w:r>
-        <w:rPr>
-          <w:rFonts w:ascii="Andale Mono" w:hAnsi="Andale Mono"/>
-        </w:rPr>
-        <w:t xml:space="preserve"> the user can</w:t>
-      </w:r>
-      <w:r>
-        <w:rPr>
-          <w:rFonts w:ascii="Andale Mono" w:hAnsi="Andale Mono"/>
-        </w:rPr>
-        <w:t xml:space="preserve"> subtract from SP to allocate space for local variables.</w:t>
-      </w:r>
-    </w:p>
-    <w:p>
-      <w:pPr>
-        <w:rPr>
-          <w:rFonts w:ascii="Andale Mono" w:hAnsi="Andale Mono"/>
-        </w:rPr>
-      </w:pPr>
-      <w:r>
-        <w:rPr>
-          <w:rFonts w:ascii="Andale Mono" w:hAnsi="Andale Mono"/>
-        </w:rPr>
-        <w:t>0x15: RET:</w:t>
-      </w:r>
-    </w:p>
-    <w:p>
-      <w:pPr>
-        <w:pStyle w:val="ListParagraph"/>
-        <w:numPr>
-          <w:ilvl w:val="0"/>
-          <w:numId w:val="3"/>
-        </w:numPr>
-        <w:rPr>
-          <w:rFonts w:ascii="Andale Mono" w:hAnsi="Andale Mono"/>
-        </w:rPr>
-      </w:pPr>
-      <w:r>
-        <w:rPr>
-          <w:rFonts w:ascii="Andale Mono" w:hAnsi="Andale Mono"/>
-        </w:rPr>
-        <w:t>Move SP back to BP to deallocate locals.</w:t>
-      </w:r>
-    </w:p>
-    <w:p>
-      <w:pPr>
-        <w:pStyle w:val="ListParagraph"/>
-        <w:numPr>
-          <w:ilvl w:val="0"/>
-          <w:numId w:val="3"/>
-        </w:numPr>
-        <w:rPr>
-          <w:rFonts w:ascii="Andale Mono" w:hAnsi="Andale Mono"/>
-        </w:rPr>
-      </w:pPr>
-      <w:r>
-        <w:rPr>
-          <w:rFonts w:ascii="Andale Mono" w:hAnsi="Andale Mono"/>
-        </w:rPr>
-        <w:t>Pop old BP from the stack (LSB then MSB) to restore the caller’s base pointer.</w:t>
-      </w:r>
-    </w:p>
-    <w:p>
-      <w:pPr>
-        <w:pStyle w:val="ListParagraph"/>
-        <w:numPr>
-          <w:ilvl w:val="0"/>
-          <w:numId w:val="3"/>
-        </w:numPr>
-        <w:rPr>
-          <w:rFonts w:ascii="Andale Mono" w:hAnsi="Andale Mono"/>
-        </w:rPr>
-      </w:pPr>
-      <w:r>
-        <w:rPr>
-          <w:rFonts w:ascii="Andale Mono" w:hAnsi="Andale Mono"/>
-        </w:rPr>
-        <w:t>Pop the return address (LSB then MSB) into IP to return to the caller.</w:t>
-      </w:r>
-    </w:p>
-    <w:p>
-      <w:pPr>
-        <w:rPr>
-          <w:rFonts w:ascii="Andale Mono" w:hAnsi="Andale Mono"/>
-        </w:rPr>
-      </w:pPr>
-      <w:r>
-        <w:rPr>
-          <w:rFonts w:ascii="Andale Mono" w:hAnsi="Andale Mono"/>
+        <w:spacing w:after="0"/>
+        <w:rPr>
+          <w:rFonts w:ascii="Fira Code" w:hAnsi="Fira Code" w:cs="Fira Code"/>
+        </w:rPr>
+      </w:pPr>
+      <w:r>
+        <w:rPr>
+          <w:rFonts w:ascii="Fira Code" w:hAnsi="Fira Code" w:cs="Fira Code"/>
+        </w:rPr>
+        <w:t>Returns from a called function.</w:t>
+      </w:r>
+    </w:p>
+    <w:p>
+      <w:pPr>
+        <w:spacing w:after="0"/>
+        <w:rPr>
+          <w:rFonts w:ascii="Fira Code" w:hAnsi="Fira Code" w:cs="Fira Code"/>
+        </w:rPr>
+      </w:pPr>
+      <w:r>
+        <w:rPr>
+          <w:rFonts w:ascii="Fira Code" w:hAnsi="Fira Code" w:cs="Fira Code"/>
         </w:rPr>
         <w:t>0x16: JZ (IMM</w:t>
       </w:r>
       <w:r>
         <w:rPr>
-          <w:rFonts w:ascii="Andale Mono" w:hAnsi="Andale Mono"/>
+          <w:rFonts w:ascii="Fira Code" w:hAnsi="Fira Code" w:cs="Fira Code"/>
         </w:rPr>
         <w:t>16) Address</w:t>
       </w:r>
       <w:r>
         <w:rPr>
-          <w:rFonts w:ascii="Andale Mono" w:hAnsi="Andale Mono"/>
+          <w:rFonts w:ascii="Fira Code" w:hAnsi="Fira Code" w:cs="Fira Code"/>
         </w:rPr>
         <w:t>: Jump to Address if Zero (Z) is set.</w:t>
       </w:r>
     </w:p>
     <w:p>
       <w:pPr>
-        <w:rPr>
-          <w:rFonts w:ascii="Andale Mono" w:hAnsi="Andale Mono"/>
-        </w:rPr>
-      </w:pPr>
-      <w:r>
-        <w:rPr>
-          <w:rFonts w:ascii="Andale Mono" w:hAnsi="Andale Mono"/>
+        <w:spacing w:after="0"/>
+        <w:rPr>
+          <w:rFonts w:ascii="Fira Code" w:hAnsi="Fira Code" w:cs="Fira Code"/>
+        </w:rPr>
+      </w:pPr>
+      <w:r>
+        <w:rPr>
+          <w:rFonts w:ascii="Fira Code" w:hAnsi="Fira Code" w:cs="Fira Code"/>
         </w:rPr>
         <w:t>0x17: JNZ (IMM</w:t>
       </w:r>
       <w:r>
         <w:rPr>
-          <w:rFonts w:ascii="Andale Mono" w:hAnsi="Andale Mono"/>
+          <w:rFonts w:ascii="Fira Code" w:hAnsi="Fira Code" w:cs="Fira Code"/>
         </w:rPr>
         <w:t>16) Address</w:t>
       </w:r>
       <w:r>
         <w:rPr>
-          <w:rFonts w:ascii="Andale Mono" w:hAnsi="Andale Mono"/>
+          <w:rFonts w:ascii="Fira Code" w:hAnsi="Fira Code" w:cs="Fira Code"/>
         </w:rPr>
         <w:t>: Jump to Address if Zero (Z) is not set.</w:t>
       </w:r>
@@ -2881,52 +3388,56 @@
           <w:top w:val="double" w:sz="6" w:space="1" w:color="auto"/>
           <w:bottom w:val="double" w:sz="6" w:space="1" w:color="auto"/>
         </w:pBdr>
-        <w:rPr>
-          <w:rFonts w:ascii="Andale Mono" w:hAnsi="Andale Mono"/>
-        </w:rPr>
-      </w:pPr>
-      <w:r>
-        <w:rPr>
-          <w:rFonts w:ascii="Andale Mono" w:hAnsi="Andale Mono"/>
+        <w:spacing w:after="0"/>
+        <w:rPr>
+          <w:rFonts w:ascii="Fira Code" w:hAnsi="Fira Code" w:cs="Fira Code"/>
+        </w:rPr>
+      </w:pPr>
+      <w:r>
+        <w:rPr>
+          <w:rFonts w:ascii="Fira Code" w:hAnsi="Fira Code" w:cs="Fira Code"/>
         </w:rPr>
         <w:t>END</w:t>
       </w:r>
     </w:p>
     <w:p>
       <w:pPr>
-        <w:rPr>
-          <w:rFonts w:ascii="Andale Mono" w:hAnsi="Andale Mono"/>
-        </w:rPr>
-      </w:pPr>
-      <w:r>
-        <w:rPr>
-          <w:rFonts w:ascii="Andale Mono" w:hAnsi="Andale Mono"/>
+        <w:spacing w:after="0"/>
+        <w:rPr>
+          <w:rFonts w:ascii="Fira Code" w:hAnsi="Fira Code" w:cs="Fira Code"/>
+        </w:rPr>
+      </w:pPr>
+      <w:r>
+        <w:rPr>
+          <w:rFonts w:ascii="Fira Code" w:hAnsi="Fira Code" w:cs="Fira Code"/>
         </w:rPr>
         <w:t>0x18: HLT: [H]</w:t>
       </w:r>
     </w:p>
     <w:p>
       <w:pPr>
-        <w:rPr>
-          <w:rFonts w:ascii="Andale Mono" w:hAnsi="Andale Mono"/>
-        </w:rPr>
-      </w:pPr>
-      <w:r>
-        <w:rPr>
-          <w:rFonts w:ascii="Andale Mono" w:hAnsi="Andale Mono"/>
+        <w:spacing w:after="0"/>
+        <w:rPr>
+          <w:rFonts w:ascii="Fira Code" w:hAnsi="Fira Code" w:cs="Fira Code"/>
+        </w:rPr>
+      </w:pPr>
+      <w:r>
+        <w:rPr>
+          <w:rFonts w:ascii="Fira Code" w:hAnsi="Fira Code" w:cs="Fira Code"/>
         </w:rPr>
         <w:t xml:space="preserve">    Set H.</w:t>
       </w:r>
     </w:p>
     <w:p>
       <w:pPr>
-        <w:rPr>
-          <w:rFonts w:ascii="Andale Mono" w:hAnsi="Andale Mono"/>
-        </w:rPr>
-      </w:pPr>
-      <w:r>
-        <w:rPr>
-          <w:rFonts w:ascii="Andale Mono" w:hAnsi="Andale Mono"/>
+        <w:spacing w:after="0"/>
+        <w:rPr>
+          <w:rFonts w:ascii="Fira Code" w:hAnsi="Fira Code" w:cs="Fira Code"/>
+        </w:rPr>
+      </w:pPr>
+      <w:r>
+        <w:rPr>
+          <w:rFonts w:ascii="Fira Code" w:hAnsi="Fira Code" w:cs="Fira Code"/>
         </w:rPr>
         <w:tab/>
         <w:t>Ignore the clock signal.</w:t>
@@ -2934,13 +3445,14 @@
     </w:p>
     <w:p>
       <w:pPr>
-        <w:rPr>
-          <w:rFonts w:ascii="Andale Mono" w:hAnsi="Andale Mono"/>
-        </w:rPr>
-      </w:pPr>
-      <w:r>
-        <w:rPr>
-          <w:rFonts w:ascii="Andale Mono" w:hAnsi="Andale Mono"/>
+        <w:spacing w:after="0"/>
+        <w:rPr>
+          <w:rFonts w:ascii="Fira Code" w:hAnsi="Fira Code" w:cs="Fira Code"/>
+        </w:rPr>
+      </w:pPr>
+      <w:r>
+        <w:rPr>
+          <w:rFonts w:ascii="Fira Code" w:hAnsi="Fira Code" w:cs="Fira Code"/>
         </w:rPr>
         <w:tab/>
         <w:t>Quit (If in Emulator).</w:t>
@@ -2948,13 +3460,14 @@
     </w:p>
     <w:p>
       <w:pPr>
-        <w:rPr>
-          <w:rFonts w:ascii="Andale Mono" w:hAnsi="Andale Mono"/>
-        </w:rPr>
-      </w:pPr>
-      <w:r>
-        <w:rPr>
-          <w:rFonts w:ascii="Andale Mono" w:hAnsi="Andale Mono"/>
+        <w:spacing w:after="0"/>
+        <w:rPr>
+          <w:rFonts w:ascii="Fira Code" w:hAnsi="Fira Code" w:cs="Fira Code"/>
+        </w:rPr>
+      </w:pPr>
+      <w:r>
+        <w:rPr>
+          <w:rFonts w:ascii="Fira Code" w:hAnsi="Fira Code" w:cs="Fira Code"/>
         </w:rPr>
         <w:tab/>
         <w:t>Must reset to undo!</w:t>
@@ -2966,63 +3479,66 @@
           <w:top w:val="double" w:sz="6" w:space="1" w:color="auto"/>
           <w:bottom w:val="double" w:sz="6" w:space="1" w:color="auto"/>
         </w:pBdr>
-        <w:rPr>
-          <w:rFonts w:ascii="Andale Mono" w:hAnsi="Andale Mono"/>
-        </w:rPr>
-      </w:pPr>
-      <w:r>
-        <w:rPr>
-          <w:rFonts w:ascii="Andale Mono" w:hAnsi="Andale Mono"/>
+        <w:spacing w:after="0"/>
+        <w:rPr>
+          <w:rFonts w:ascii="Fira Code" w:hAnsi="Fira Code" w:cs="Fira Code"/>
+        </w:rPr>
+      </w:pPr>
+      <w:r>
+        <w:rPr>
+          <w:rFonts w:ascii="Fira Code" w:hAnsi="Fira Code" w:cs="Fira Code"/>
         </w:rPr>
         <w:t>LESS</w:t>
       </w:r>
     </w:p>
     <w:p>
       <w:pPr>
-        <w:rPr>
-          <w:rFonts w:ascii="Andale Mono" w:hAnsi="Andale Mono"/>
-        </w:rPr>
-      </w:pPr>
-      <w:r>
-        <w:rPr>
-          <w:rFonts w:ascii="Andale Mono" w:hAnsi="Andale Mono"/>
+        <w:spacing w:after="0"/>
+        <w:rPr>
+          <w:rFonts w:ascii="Fira Code" w:hAnsi="Fira Code" w:cs="Fira Code"/>
+        </w:rPr>
+      </w:pPr>
+      <w:r>
+        <w:rPr>
+          <w:rFonts w:ascii="Fira Code" w:hAnsi="Fira Code" w:cs="Fira Code"/>
         </w:rPr>
         <w:t>0x19: JL: (IMM</w:t>
       </w:r>
       <w:r>
         <w:rPr>
-          <w:rFonts w:ascii="Andale Mono" w:hAnsi="Andale Mono"/>
+          <w:rFonts w:ascii="Fira Code" w:hAnsi="Fira Code" w:cs="Fira Code"/>
         </w:rPr>
         <w:t>16) Address</w:t>
       </w:r>
       <w:r>
         <w:rPr>
-          <w:rFonts w:ascii="Andale Mono" w:hAnsi="Andale Mono"/>
+          <w:rFonts w:ascii="Fira Code" w:hAnsi="Fira Code" w:cs="Fira Code"/>
         </w:rPr>
         <w:t>: Jump to Address if Less Flag (L) is set.</w:t>
       </w:r>
     </w:p>
     <w:p>
       <w:pPr>
-        <w:rPr>
-          <w:rFonts w:ascii="Andale Mono" w:hAnsi="Andale Mono"/>
-        </w:rPr>
-      </w:pPr>
-      <w:r>
-        <w:rPr>
-          <w:rFonts w:ascii="Andale Mono" w:hAnsi="Andale Mono"/>
+        <w:spacing w:after="0"/>
+        <w:rPr>
+          <w:rFonts w:ascii="Fira Code" w:hAnsi="Fira Code" w:cs="Fira Code"/>
+        </w:rPr>
+      </w:pPr>
+      <w:r>
+        <w:rPr>
+          <w:rFonts w:ascii="Fira Code" w:hAnsi="Fira Code" w:cs="Fira Code"/>
         </w:rPr>
         <w:t>0x1A: JNL: (IMM</w:t>
       </w:r>
       <w:r>
         <w:rPr>
-          <w:rFonts w:ascii="Andale Mono" w:hAnsi="Andale Mono"/>
+          <w:rFonts w:ascii="Fira Code" w:hAnsi="Fira Code" w:cs="Fira Code"/>
         </w:rPr>
         <w:t>16) Address</w:t>
       </w:r>
       <w:r>
         <w:rPr>
-          <w:rFonts w:ascii="Andale Mono" w:hAnsi="Andale Mono"/>
+          <w:rFonts w:ascii="Fira Code" w:hAnsi="Fira Code" w:cs="Fira Code"/>
         </w:rPr>
         <w:t>: Jump to Address if Less Flag (L) is not set.</w:t>
       </w:r>
@@ -3033,144 +3549,154 @@
           <w:top w:val="double" w:sz="6" w:space="1" w:color="auto"/>
           <w:bottom w:val="double" w:sz="6" w:space="1" w:color="auto"/>
         </w:pBdr>
-        <w:rPr>
-          <w:rFonts w:ascii="Andale Mono" w:hAnsi="Andale Mono"/>
-        </w:rPr>
-      </w:pPr>
-      <w:r>
-        <w:rPr>
-          <w:rFonts w:ascii="Andale Mono" w:hAnsi="Andale Mono"/>
+        <w:spacing w:after="0"/>
+        <w:rPr>
+          <w:rFonts w:ascii="Fira Code" w:hAnsi="Fira Code" w:cs="Fira Code"/>
+        </w:rPr>
+      </w:pPr>
+      <w:r>
+        <w:rPr>
+          <w:rFonts w:ascii="Fira Code" w:hAnsi="Fira Code" w:cs="Fira Code"/>
         </w:rPr>
         <w:t>STATUS</w:t>
       </w:r>
     </w:p>
     <w:p>
       <w:pPr>
-        <w:rPr>
-          <w:rFonts w:ascii="Andale Mono" w:hAnsi="Andale Mono"/>
-        </w:rPr>
-      </w:pPr>
-      <w:r>
-        <w:rPr>
-          <w:rFonts w:ascii="Andale Mono" w:hAnsi="Andale Mono"/>
+        <w:spacing w:after="0"/>
+        <w:rPr>
+          <w:rFonts w:ascii="Fira Code" w:hAnsi="Fira Code" w:cs="Fira Code"/>
+        </w:rPr>
+      </w:pPr>
+      <w:r>
+        <w:rPr>
+          <w:rFonts w:ascii="Fira Code" w:hAnsi="Fira Code" w:cs="Fira Code"/>
         </w:rPr>
         <w:t>0x1B: SETL: Set Less Flag [L].</w:t>
       </w:r>
     </w:p>
     <w:p>
       <w:pPr>
-        <w:rPr>
-          <w:rFonts w:ascii="Andale Mono" w:hAnsi="Andale Mono"/>
-        </w:rPr>
-      </w:pPr>
-      <w:r>
-        <w:rPr>
-          <w:rFonts w:ascii="Andale Mono" w:hAnsi="Andale Mono"/>
+        <w:spacing w:after="0"/>
+        <w:rPr>
+          <w:rFonts w:ascii="Fira Code" w:hAnsi="Fira Code" w:cs="Fira Code"/>
+        </w:rPr>
+      </w:pPr>
+      <w:r>
+        <w:rPr>
+          <w:rFonts w:ascii="Fira Code" w:hAnsi="Fira Code" w:cs="Fira Code"/>
         </w:rPr>
         <w:t>0x1C: CLRL: Clear Less Flag [L].</w:t>
       </w:r>
     </w:p>
     <w:p>
       <w:pPr>
-        <w:rPr>
-          <w:rFonts w:ascii="Andale Mono" w:hAnsi="Andale Mono"/>
-        </w:rPr>
-      </w:pPr>
-      <w:r>
-        <w:rPr>
-          <w:rFonts w:ascii="Andale Mono" w:hAnsi="Andale Mono"/>
+        <w:spacing w:after="0"/>
+        <w:rPr>
+          <w:rFonts w:ascii="Fira Code" w:hAnsi="Fira Code" w:cs="Fira Code"/>
+        </w:rPr>
+      </w:pPr>
+      <w:r>
+        <w:rPr>
+          <w:rFonts w:ascii="Fira Code" w:hAnsi="Fira Code" w:cs="Fira Code"/>
         </w:rPr>
         <w:t>0x1D: SETZ: Set Zero [O].</w:t>
       </w:r>
     </w:p>
     <w:p>
       <w:pPr>
-        <w:rPr>
-          <w:rFonts w:ascii="Andale Mono" w:hAnsi="Andale Mono"/>
-        </w:rPr>
-      </w:pPr>
-      <w:r>
-        <w:rPr>
-          <w:rFonts w:ascii="Andale Mono" w:hAnsi="Andale Mono"/>
+        <w:spacing w:after="0"/>
+        <w:rPr>
+          <w:rFonts w:ascii="Fira Code" w:hAnsi="Fira Code" w:cs="Fira Code"/>
+        </w:rPr>
+      </w:pPr>
+      <w:r>
+        <w:rPr>
+          <w:rFonts w:ascii="Fira Code" w:hAnsi="Fira Code" w:cs="Fira Code"/>
         </w:rPr>
         <w:t>0x1E: CLRZ: Clear Zero [O].</w:t>
       </w:r>
     </w:p>
     <w:p>
       <w:pPr>
-        <w:rPr>
-          <w:rFonts w:ascii="Andale Mono" w:hAnsi="Andale Mono"/>
-        </w:rPr>
-      </w:pPr>
-      <w:r>
-        <w:rPr>
-          <w:rFonts w:ascii="Andale Mono" w:hAnsi="Andale Mono"/>
+        <w:spacing w:after="0"/>
+        <w:rPr>
+          <w:rFonts w:ascii="Fira Code" w:hAnsi="Fira Code" w:cs="Fira Code"/>
+        </w:rPr>
+      </w:pPr>
+      <w:r>
+        <w:rPr>
+          <w:rFonts w:ascii="Fira Code" w:hAnsi="Fira Code" w:cs="Fira Code"/>
         </w:rPr>
         <w:t>0x1F: SETN: Set Negative [N].</w:t>
       </w:r>
     </w:p>
     <w:p>
       <w:pPr>
-        <w:rPr>
-          <w:rFonts w:ascii="Andale Mono" w:hAnsi="Andale Mono"/>
-        </w:rPr>
-      </w:pPr>
-      <w:r>
-        <w:rPr>
-          <w:rFonts w:ascii="Andale Mono" w:hAnsi="Andale Mono"/>
+        <w:spacing w:after="0"/>
+        <w:rPr>
+          <w:rFonts w:ascii="Fira Code" w:hAnsi="Fira Code" w:cs="Fira Code"/>
+        </w:rPr>
+      </w:pPr>
+      <w:r>
+        <w:rPr>
+          <w:rFonts w:ascii="Fira Code" w:hAnsi="Fira Code" w:cs="Fira Code"/>
         </w:rPr>
         <w:t>0x20: CLRN: Clear Negative [N].</w:t>
       </w:r>
     </w:p>
     <w:p>
       <w:pPr>
-        <w:rPr>
-          <w:rFonts w:ascii="Andale Mono" w:hAnsi="Andale Mono"/>
-        </w:rPr>
-      </w:pPr>
-      <w:r>
-        <w:rPr>
-          <w:rFonts w:ascii="Andale Mono" w:hAnsi="Andale Mono"/>
-        </w:rPr>
-        <w:lastRenderedPageBreak/>
+        <w:spacing w:after="0"/>
+        <w:rPr>
+          <w:rFonts w:ascii="Fira Code" w:hAnsi="Fira Code" w:cs="Fira Code"/>
+        </w:rPr>
+      </w:pPr>
+      <w:r>
+        <w:rPr>
+          <w:rFonts w:ascii="Fira Code" w:hAnsi="Fira Code" w:cs="Fira Code"/>
+        </w:rPr>
         <w:t>0x21: SETE: Set Parity [E].</w:t>
       </w:r>
     </w:p>
     <w:p>
       <w:pPr>
-        <w:rPr>
-          <w:rFonts w:ascii="Andale Mono" w:hAnsi="Andale Mono"/>
-        </w:rPr>
-      </w:pPr>
-      <w:r>
-        <w:rPr>
-          <w:rFonts w:ascii="Andale Mono" w:hAnsi="Andale Mono"/>
+        <w:spacing w:after="0"/>
+        <w:rPr>
+          <w:rFonts w:ascii="Fira Code" w:hAnsi="Fira Code" w:cs="Fira Code"/>
+        </w:rPr>
+      </w:pPr>
+      <w:r>
+        <w:rPr>
+          <w:rFonts w:ascii="Fira Code" w:hAnsi="Fira Code" w:cs="Fira Code"/>
         </w:rPr>
         <w:t>0x22: CLRE: Clear Equal [E].</w:t>
       </w:r>
     </w:p>
     <w:p>
       <w:pPr>
-        <w:rPr>
-          <w:rFonts w:ascii="Andale Mono" w:hAnsi="Andale Mono"/>
-        </w:rPr>
-      </w:pPr>
-      <w:r>
-        <w:rPr>
-          <w:rFonts w:ascii="Andale Mono" w:hAnsi="Andale Mono"/>
+        <w:spacing w:after="0"/>
+        <w:rPr>
+          <w:rFonts w:ascii="Fira Code" w:hAnsi="Fira Code" w:cs="Fira Code"/>
+        </w:rPr>
+      </w:pPr>
+      <w:r>
+        <w:rPr>
+          <w:rFonts w:ascii="Fira Code" w:hAnsi="Fira Code" w:cs="Fira Code"/>
         </w:rPr>
         <w:t>0x23: SETC: Set Carry [C]</w:t>
       </w:r>
     </w:p>
     <w:p>
       <w:pPr>
-        <w:rPr>
-          <w:rFonts w:ascii="Andale Mono" w:hAnsi="Andale Mono"/>
-        </w:rPr>
-      </w:pPr>
-      <w:r>
-        <w:rPr>
-          <w:rFonts w:ascii="Andale Mono" w:hAnsi="Andale Mono"/>
+        <w:spacing w:after="0"/>
+        <w:rPr>
+          <w:rFonts w:ascii="Fira Code" w:hAnsi="Fira Code" w:cs="Fira Code"/>
+        </w:rPr>
+      </w:pPr>
+      <w:r>
+        <w:rPr>
+          <w:rFonts w:ascii="Fira Code" w:hAnsi="Fira Code" w:cs="Fira Code"/>
         </w:rPr>
         <w:t>0x24: CLRC: Clear Carry [C]</w:t>
       </w:r>
@@ -3181,149 +3707,155 @@
           <w:top w:val="double" w:sz="6" w:space="1" w:color="auto"/>
           <w:bottom w:val="double" w:sz="6" w:space="1" w:color="auto"/>
         </w:pBdr>
-        <w:rPr>
-          <w:rFonts w:ascii="Andale Mono" w:hAnsi="Andale Mono"/>
-        </w:rPr>
-      </w:pPr>
-      <w:r>
-        <w:rPr>
-          <w:rFonts w:ascii="Andale Mono" w:hAnsi="Andale Mono"/>
+        <w:spacing w:after="0"/>
+        <w:rPr>
+          <w:rFonts w:ascii="Fira Code" w:hAnsi="Fira Code" w:cs="Fira Code"/>
+        </w:rPr>
+      </w:pPr>
+      <w:r>
+        <w:rPr>
+          <w:rFonts w:ascii="Fira Code" w:hAnsi="Fira Code" w:cs="Fira Code"/>
         </w:rPr>
         <w:t>LOGIC</w:t>
       </w:r>
     </w:p>
     <w:p>
       <w:pPr>
-        <w:rPr>
-          <w:rFonts w:ascii="Andale Mono" w:hAnsi="Andale Mono"/>
-        </w:rPr>
-      </w:pPr>
-      <w:r>
-        <w:rPr>
-          <w:rFonts w:ascii="Andale Mono" w:hAnsi="Andale Mono"/>
+        <w:spacing w:after="0"/>
+        <w:rPr>
+          <w:rFonts w:ascii="Fira Code" w:hAnsi="Fira Code" w:cs="Fira Code"/>
+        </w:rPr>
+      </w:pPr>
+      <w:r>
+        <w:rPr>
+          <w:rFonts w:ascii="Fira Code" w:hAnsi="Fira Code" w:cs="Fira Code"/>
         </w:rPr>
         <w:t>0x25: AND (REG</w:t>
       </w:r>
       <w:r>
         <w:rPr>
-          <w:rFonts w:ascii="Andale Mono" w:hAnsi="Andale Mono"/>
+          <w:rFonts w:ascii="Fira Code" w:hAnsi="Fira Code" w:cs="Fira Code"/>
         </w:rPr>
         <w:t>8) Destination</w:t>
       </w:r>
       <w:r>
         <w:rPr>
-          <w:rFonts w:ascii="Andale Mono" w:hAnsi="Andale Mono"/>
+          <w:rFonts w:ascii="Fira Code" w:hAnsi="Fira Code" w:cs="Fira Code"/>
         </w:rPr>
         <w:t xml:space="preserve"> (REG</w:t>
       </w:r>
       <w:r>
         <w:rPr>
-          <w:rFonts w:ascii="Andale Mono" w:hAnsi="Andale Mono"/>
+          <w:rFonts w:ascii="Fira Code" w:hAnsi="Fira Code" w:cs="Fira Code"/>
         </w:rPr>
         <w:t>8) Source</w:t>
       </w:r>
       <w:r>
         <w:rPr>
-          <w:rFonts w:ascii="Andale Mono" w:hAnsi="Andale Mono"/>
+          <w:rFonts w:ascii="Fira Code" w:hAnsi="Fira Code" w:cs="Fira Code"/>
         </w:rPr>
         <w:t>: Bitwise AND Destination's value and Source's value and store in Destination [Z].</w:t>
       </w:r>
     </w:p>
     <w:p>
       <w:pPr>
-        <w:rPr>
-          <w:rFonts w:ascii="Andale Mono" w:hAnsi="Andale Mono"/>
-        </w:rPr>
-      </w:pPr>
-      <w:r>
-        <w:rPr>
-          <w:rFonts w:ascii="Andale Mono" w:hAnsi="Andale Mono"/>
+        <w:spacing w:after="0"/>
+        <w:rPr>
+          <w:rFonts w:ascii="Fira Code" w:hAnsi="Fira Code" w:cs="Fira Code"/>
+        </w:rPr>
+      </w:pPr>
+      <w:r>
+        <w:rPr>
+          <w:rFonts w:ascii="Fira Code" w:hAnsi="Fira Code" w:cs="Fira Code"/>
         </w:rPr>
         <w:t>0x26: OR (REG</w:t>
       </w:r>
       <w:r>
         <w:rPr>
-          <w:rFonts w:ascii="Andale Mono" w:hAnsi="Andale Mono"/>
+          <w:rFonts w:ascii="Fira Code" w:hAnsi="Fira Code" w:cs="Fira Code"/>
         </w:rPr>
         <w:t>8) Destination</w:t>
       </w:r>
       <w:r>
         <w:rPr>
-          <w:rFonts w:ascii="Andale Mono" w:hAnsi="Andale Mono"/>
+          <w:rFonts w:ascii="Fira Code" w:hAnsi="Fira Code" w:cs="Fira Code"/>
         </w:rPr>
         <w:t xml:space="preserve"> (REG</w:t>
       </w:r>
       <w:r>
         <w:rPr>
-          <w:rFonts w:ascii="Andale Mono" w:hAnsi="Andale Mono"/>
+          <w:rFonts w:ascii="Fira Code" w:hAnsi="Fira Code" w:cs="Fira Code"/>
         </w:rPr>
         <w:t>8) Source</w:t>
       </w:r>
       <w:r>
         <w:rPr>
-          <w:rFonts w:ascii="Andale Mono" w:hAnsi="Andale Mono"/>
+          <w:rFonts w:ascii="Fira Code" w:hAnsi="Fira Code" w:cs="Fira Code"/>
         </w:rPr>
         <w:t>: Bitwise OR Destination's value and Source's value and store in Destination [Z].</w:t>
       </w:r>
     </w:p>
     <w:p>
       <w:pPr>
-        <w:rPr>
-          <w:rFonts w:ascii="Andale Mono" w:hAnsi="Andale Mono"/>
-        </w:rPr>
-      </w:pPr>
-      <w:r>
-        <w:rPr>
-          <w:rFonts w:ascii="Andale Mono" w:hAnsi="Andale Mono"/>
-        </w:rPr>
+        <w:spacing w:after="0"/>
+        <w:rPr>
+          <w:rFonts w:ascii="Fira Code" w:hAnsi="Fira Code" w:cs="Fira Code"/>
+        </w:rPr>
+      </w:pPr>
+      <w:r>
+        <w:rPr>
+          <w:rFonts w:ascii="Fira Code" w:hAnsi="Fira Code" w:cs="Fira Code"/>
+        </w:rPr>
+        <w:lastRenderedPageBreak/>
         <w:t>0x27: XOR (REG</w:t>
       </w:r>
       <w:r>
         <w:rPr>
-          <w:rFonts w:ascii="Andale Mono" w:hAnsi="Andale Mono"/>
+          <w:rFonts w:ascii="Fira Code" w:hAnsi="Fira Code" w:cs="Fira Code"/>
         </w:rPr>
         <w:t>8) Destination</w:t>
       </w:r>
       <w:r>
         <w:rPr>
-          <w:rFonts w:ascii="Andale Mono" w:hAnsi="Andale Mono"/>
+          <w:rFonts w:ascii="Fira Code" w:hAnsi="Fira Code" w:cs="Fira Code"/>
         </w:rPr>
         <w:t xml:space="preserve"> (REG</w:t>
       </w:r>
       <w:r>
         <w:rPr>
-          <w:rFonts w:ascii="Andale Mono" w:hAnsi="Andale Mono"/>
+          <w:rFonts w:ascii="Fira Code" w:hAnsi="Fira Code" w:cs="Fira Code"/>
         </w:rPr>
         <w:t>8) Source</w:t>
       </w:r>
       <w:r>
         <w:rPr>
-          <w:rFonts w:ascii="Andale Mono" w:hAnsi="Andale Mono"/>
+          <w:rFonts w:ascii="Fira Code" w:hAnsi="Fira Code" w:cs="Fira Code"/>
         </w:rPr>
         <w:t>: Bitwise XOR Destination's value and Source's value and store in Destination [Z].</w:t>
       </w:r>
     </w:p>
     <w:p>
       <w:pPr>
-        <w:rPr>
-          <w:rFonts w:ascii="Andale Mono" w:hAnsi="Andale Mono"/>
-        </w:rPr>
-      </w:pPr>
-      <w:r>
-        <w:rPr>
-          <w:rFonts w:ascii="Andale Mono" w:hAnsi="Andale Mono"/>
+        <w:spacing w:after="0"/>
+        <w:rPr>
+          <w:rFonts w:ascii="Fira Code" w:hAnsi="Fira Code" w:cs="Fira Code"/>
+        </w:rPr>
+      </w:pPr>
+      <w:r>
+        <w:rPr>
+          <w:rFonts w:ascii="Fira Code" w:hAnsi="Fira Code" w:cs="Fira Code"/>
         </w:rPr>
         <w:t>0x28: NOT (REG</w:t>
       </w:r>
       <w:r>
         <w:rPr>
-          <w:rFonts w:ascii="Andale Mono" w:hAnsi="Andale Mono"/>
+          <w:rFonts w:ascii="Fira Code" w:hAnsi="Fira Code" w:cs="Fira Code"/>
         </w:rPr>
         <w:t>8) Destination</w:t>
       </w:r>
       <w:r>
         <w:rPr>
-          <w:rFonts w:ascii="Andale Mono" w:hAnsi="Andale Mono"/>
+          <w:rFonts w:ascii="Fira Code" w:hAnsi="Fira Code" w:cs="Fira Code"/>
         </w:rPr>
         <w:t>: Invert Destination's value and store in Destination [Z].</w:t>
       </w:r>
@@ -3334,87 +3866,90 @@
           <w:top w:val="double" w:sz="6" w:space="1" w:color="auto"/>
           <w:bottom w:val="double" w:sz="6" w:space="1" w:color="auto"/>
         </w:pBdr>
-        <w:rPr>
-          <w:rFonts w:ascii="Andale Mono" w:hAnsi="Andale Mono"/>
-        </w:rPr>
-      </w:pPr>
-      <w:r>
-        <w:rPr>
-          <w:rFonts w:ascii="Andale Mono" w:hAnsi="Andale Mono"/>
+        <w:spacing w:after="0"/>
+        <w:rPr>
+          <w:rFonts w:ascii="Fira Code" w:hAnsi="Fira Code" w:cs="Fira Code"/>
+        </w:rPr>
+      </w:pPr>
+      <w:r>
+        <w:rPr>
+          <w:rFonts w:ascii="Fira Code" w:hAnsi="Fira Code" w:cs="Fira Code"/>
         </w:rPr>
         <w:t>EQUAL</w:t>
       </w:r>
     </w:p>
     <w:p>
       <w:pPr>
-        <w:rPr>
-          <w:rFonts w:ascii="Andale Mono" w:hAnsi="Andale Mono"/>
-        </w:rPr>
-      </w:pPr>
-      <w:r>
-        <w:rPr>
-          <w:rFonts w:ascii="Andale Mono" w:hAnsi="Andale Mono"/>
+        <w:spacing w:after="0"/>
+        <w:rPr>
+          <w:rFonts w:ascii="Fira Code" w:hAnsi="Fira Code" w:cs="Fira Code"/>
+        </w:rPr>
+      </w:pPr>
+      <w:r>
+        <w:rPr>
+          <w:rFonts w:ascii="Fira Code" w:hAnsi="Fira Code" w:cs="Fira Code"/>
         </w:rPr>
         <w:t>0x29: JE (IMM</w:t>
       </w:r>
       <w:r>
         <w:rPr>
-          <w:rFonts w:ascii="Andale Mono" w:hAnsi="Andale Mono"/>
+          <w:rFonts w:ascii="Fira Code" w:hAnsi="Fira Code" w:cs="Fira Code"/>
         </w:rPr>
         <w:t>16) Address</w:t>
       </w:r>
       <w:r>
         <w:rPr>
-          <w:rFonts w:ascii="Andale Mono" w:hAnsi="Andale Mono"/>
+          <w:rFonts w:ascii="Fira Code" w:hAnsi="Fira Code" w:cs="Fira Code"/>
         </w:rPr>
         <w:t xml:space="preserve"> Jump to Address if Equal Flag (E) is set</w:t>
       </w:r>
     </w:p>
     <w:p>
       <w:pPr>
-        <w:rPr>
-          <w:rFonts w:ascii="Andale Mono" w:hAnsi="Andale Mono"/>
-        </w:rPr>
-      </w:pPr>
-      <w:r>
-        <w:rPr>
-          <w:rFonts w:ascii="Andale Mono" w:hAnsi="Andale Mono"/>
+        <w:spacing w:after="0"/>
+        <w:rPr>
+          <w:rFonts w:ascii="Fira Code" w:hAnsi="Fira Code" w:cs="Fira Code"/>
+        </w:rPr>
+      </w:pPr>
+      <w:r>
+        <w:rPr>
+          <w:rFonts w:ascii="Fira Code" w:hAnsi="Fira Code" w:cs="Fira Code"/>
         </w:rPr>
         <w:t>0x2A: JNE (IMM</w:t>
       </w:r>
       <w:r>
         <w:rPr>
-          <w:rFonts w:ascii="Andale Mono" w:hAnsi="Andale Mono"/>
+          <w:rFonts w:ascii="Fira Code" w:hAnsi="Fira Code" w:cs="Fira Code"/>
         </w:rPr>
         <w:t>16) Address</w:t>
       </w:r>
       <w:r>
         <w:rPr>
-          <w:rFonts w:ascii="Andale Mono" w:hAnsi="Andale Mono"/>
+          <w:rFonts w:ascii="Fira Code" w:hAnsi="Fira Code" w:cs="Fira Code"/>
         </w:rPr>
         <w:t xml:space="preserve"> (REG</w:t>
       </w:r>
       <w:r>
         <w:rPr>
-          <w:rFonts w:ascii="Andale Mono" w:hAnsi="Andale Mono"/>
+          <w:rFonts w:ascii="Fira Code" w:hAnsi="Fira Code" w:cs="Fira Code"/>
         </w:rPr>
         <w:t>8) Destination</w:t>
       </w:r>
       <w:r>
         <w:rPr>
-          <w:rFonts w:ascii="Andale Mono" w:hAnsi="Andale Mono"/>
+          <w:rFonts w:ascii="Fira Code" w:hAnsi="Fira Code" w:cs="Fira Code"/>
         </w:rPr>
         <w:t xml:space="preserve"> (REG</w:t>
       </w:r>
       <w:r>
         <w:rPr>
-          <w:rFonts w:ascii="Andale Mono" w:hAnsi="Andale Mono"/>
+          <w:rFonts w:ascii="Fira Code" w:hAnsi="Fira Code" w:cs="Fira Code"/>
         </w:rPr>
         <w:t>8) Source</w:t>
       </w:r>
       <w:r>
         <w:rPr>
-          <w:rFonts w:ascii="Andale Mono" w:hAnsi="Andale Mono"/>
+          <w:rFonts w:ascii="Fira Code" w:hAnsi="Fira Code" w:cs="Fira Code"/>
         </w:rPr>
         <w:t>: Jump to Address if Destination's value and Source's value are not equal.</w:t>
       </w:r>
@@ -3425,100 +3960,116 @@
           <w:top w:val="double" w:sz="6" w:space="1" w:color="auto"/>
           <w:bottom w:val="double" w:sz="6" w:space="1" w:color="auto"/>
         </w:pBdr>
-        <w:rPr>
-          <w:rFonts w:ascii="Andale Mono" w:hAnsi="Andale Mono"/>
-        </w:rPr>
-      </w:pPr>
-      <w:r>
-        <w:rPr>
-          <w:rFonts w:ascii="Andale Mono" w:hAnsi="Andale Mono"/>
+        <w:spacing w:after="0"/>
+        <w:rPr>
+          <w:rFonts w:ascii="Fira Code" w:hAnsi="Fira Code" w:cs="Fira Code"/>
+        </w:rPr>
+      </w:pPr>
+      <w:r>
+        <w:rPr>
+          <w:rFonts w:ascii="Fira Code" w:hAnsi="Fira Code" w:cs="Fira Code"/>
         </w:rPr>
         <w:t>MISC</w:t>
       </w:r>
     </w:p>
     <w:p>
       <w:pPr>
-        <w:rPr>
-          <w:rFonts w:ascii="Andale Mono" w:hAnsi="Andale Mono"/>
-        </w:rPr>
-      </w:pPr>
-      <w:r>
-        <w:rPr>
-          <w:rFonts w:ascii="Andale Mono" w:hAnsi="Andale Mono"/>
-        </w:rPr>
-        <w:t>0x11: CLR (REG</w:t>
-      </w:r>
-      <w:r>
-        <w:rPr>
-          <w:rFonts w:ascii="Andale Mono" w:hAnsi="Andale Mono"/>
+        <w:spacing w:after="0"/>
+        <w:rPr>
+          <w:rFonts w:ascii="Fira Code" w:hAnsi="Fira Code" w:cs="Fira Code"/>
+        </w:rPr>
+      </w:pPr>
+      <w:r>
+        <w:rPr>
+          <w:rFonts w:ascii="Fira Code" w:hAnsi="Fira Code" w:cs="Fira Code"/>
+        </w:rPr>
+        <w:t>0x</w:t>
+      </w:r>
+      <w:r>
+        <w:rPr>
+          <w:rFonts w:ascii="Fira Code" w:hAnsi="Fira Code" w:cs="Fira Code"/>
+        </w:rPr>
+        <w:t>2B</w:t>
+      </w:r>
+      <w:r>
+        <w:rPr>
+          <w:rFonts w:ascii="Fira Code" w:hAnsi="Fira Code" w:cs="Fira Code"/>
+        </w:rPr>
+        <w:t>: CLR (REG</w:t>
+      </w:r>
+      <w:r>
+        <w:rPr>
+          <w:rFonts w:ascii="Fira Code" w:hAnsi="Fira Code" w:cs="Fira Code"/>
         </w:rPr>
         <w:t>8) Destination</w:t>
       </w:r>
       <w:r>
         <w:rPr>
-          <w:rFonts w:ascii="Andale Mono" w:hAnsi="Andale Mono"/>
+          <w:rFonts w:ascii="Fira Code" w:hAnsi="Fira Code" w:cs="Fira Code"/>
         </w:rPr>
         <w:t>: Set Destination to 0 [Z].</w:t>
       </w:r>
     </w:p>
     <w:p>
       <w:pPr>
-        <w:rPr>
-          <w:rFonts w:ascii="Andale Mono" w:hAnsi="Andale Mono"/>
-        </w:rPr>
-      </w:pPr>
-      <w:r>
-        <w:rPr>
-          <w:rFonts w:ascii="Andale Mono" w:hAnsi="Andale Mono"/>
+        <w:spacing w:after="0"/>
+        <w:rPr>
+          <w:rFonts w:ascii="Fira Code" w:hAnsi="Fira Code" w:cs="Fira Code"/>
+        </w:rPr>
+      </w:pPr>
+      <w:r>
+        <w:rPr>
+          <w:rFonts w:ascii="Fira Code" w:hAnsi="Fira Code" w:cs="Fira Code"/>
         </w:rPr>
         <w:t>0x2C: LEA (REG</w:t>
       </w:r>
       <w:r>
         <w:rPr>
-          <w:rFonts w:ascii="Andale Mono" w:hAnsi="Andale Mono"/>
+          <w:rFonts w:ascii="Fira Code" w:hAnsi="Fira Code" w:cs="Fira Code"/>
         </w:rPr>
         <w:t>16) Base</w:t>
       </w:r>
       <w:r>
         <w:rPr>
-          <w:rFonts w:ascii="Andale Mono" w:hAnsi="Andale Mono"/>
+          <w:rFonts w:ascii="Fira Code" w:hAnsi="Fira Code" w:cs="Fira Code"/>
         </w:rPr>
         <w:t xml:space="preserve"> (REG</w:t>
       </w:r>
       <w:r>
         <w:rPr>
-          <w:rFonts w:ascii="Andale Mono" w:hAnsi="Andale Mono"/>
+          <w:rFonts w:ascii="Fira Code" w:hAnsi="Fira Code" w:cs="Fira Code"/>
         </w:rPr>
         <w:t>8) Offset</w:t>
       </w:r>
       <w:r>
         <w:rPr>
-          <w:rFonts w:ascii="Andale Mono" w:hAnsi="Andale Mono"/>
+          <w:rFonts w:ascii="Fira Code" w:hAnsi="Fira Code" w:cs="Fira Code"/>
         </w:rPr>
         <w:t xml:space="preserve"> (REG</w:t>
       </w:r>
       <w:r>
         <w:rPr>
-          <w:rFonts w:ascii="Andale Mono" w:hAnsi="Andale Mono"/>
+          <w:rFonts w:ascii="Fira Code" w:hAnsi="Fira Code" w:cs="Fira Code"/>
         </w:rPr>
         <w:t>8) Destination</w:t>
       </w:r>
       <w:r>
         <w:rPr>
-          <w:rFonts w:ascii="Andale Mono" w:hAnsi="Andale Mono"/>
+          <w:rFonts w:ascii="Fira Code" w:hAnsi="Fira Code" w:cs="Fira Code"/>
         </w:rPr>
         <w:t>:</w:t>
       </w:r>
     </w:p>
     <w:p>
       <w:pPr>
-        <w:rPr>
-          <w:rFonts w:ascii="Andale Mono" w:hAnsi="Andale Mono"/>
-        </w:rPr>
-      </w:pPr>
-      <w:r>
-        <w:rPr>
-          <w:rFonts w:ascii="Andale Mono" w:hAnsi="Andale Mono"/>
+        <w:spacing w:after="0"/>
+        <w:rPr>
+          <w:rFonts w:ascii="Fira Code" w:hAnsi="Fira Code" w:cs="Fira Code"/>
+        </w:rPr>
+      </w:pPr>
+      <w:r>
+        <w:rPr>
+          <w:rFonts w:ascii="Fira Code" w:hAnsi="Fira Code" w:cs="Fira Code"/>
         </w:rPr>
         <w:t xml:space="preserve">      Load 8-bit from memory at [Base + Offset's value] into Destination [Z].</w:t>
       </w:r>
@@ -3529,89 +4080,92 @@
           <w:top w:val="double" w:sz="6" w:space="1" w:color="auto"/>
           <w:bottom w:val="double" w:sz="6" w:space="1" w:color="auto"/>
         </w:pBdr>
-        <w:rPr>
-          <w:rFonts w:ascii="Andale Mono" w:hAnsi="Andale Mono"/>
-        </w:rPr>
-      </w:pPr>
-      <w:r>
-        <w:rPr>
-          <w:rFonts w:ascii="Andale Mono" w:hAnsi="Andale Mono"/>
+        <w:spacing w:after="0"/>
+        <w:rPr>
+          <w:rFonts w:ascii="Fira Code" w:hAnsi="Fira Code" w:cs="Fira Code"/>
+        </w:rPr>
+      </w:pPr>
+      <w:r>
+        <w:rPr>
+          <w:rFonts w:ascii="Fira Code" w:hAnsi="Fira Code" w:cs="Fira Code"/>
         </w:rPr>
         <w:t>PRINT</w:t>
       </w:r>
     </w:p>
     <w:p>
       <w:pPr>
-        <w:rPr>
-          <w:rFonts w:ascii="Andale Mono" w:hAnsi="Andale Mono"/>
-        </w:rPr>
-      </w:pPr>
-      <w:r>
-        <w:rPr>
-          <w:rFonts w:ascii="Andale Mono" w:hAnsi="Andale Mono"/>
+        <w:spacing w:after="0"/>
+        <w:rPr>
+          <w:rFonts w:ascii="Fira Code" w:hAnsi="Fira Code" w:cs="Fira Code"/>
+        </w:rPr>
+      </w:pPr>
+      <w:r>
+        <w:rPr>
+          <w:rFonts w:ascii="Fira Code" w:hAnsi="Fira Code" w:cs="Fira Code"/>
         </w:rPr>
         <w:t>0x2D: PRNI (IMM</w:t>
       </w:r>
       <w:r>
         <w:rPr>
-          <w:rFonts w:ascii="Andale Mono" w:hAnsi="Andale Mono"/>
+          <w:rFonts w:ascii="Fira Code" w:hAnsi="Fira Code" w:cs="Fira Code"/>
         </w:rPr>
         <w:t>8) Value</w:t>
       </w:r>
       <w:r>
         <w:rPr>
-          <w:rFonts w:ascii="Andale Mono" w:hAnsi="Andale Mono"/>
+          <w:rFonts w:ascii="Fira Code" w:hAnsi="Fira Code" w:cs="Fira Code"/>
         </w:rPr>
         <w:t xml:space="preserve">: Set 0xFFFD to </w:t>
       </w:r>
       <w:r>
         <w:rPr>
-          <w:rFonts w:ascii="Andale Mono" w:hAnsi="Andale Mono"/>
+          <w:rFonts w:ascii="Fira Code" w:hAnsi="Fira Code" w:cs="Fira Code"/>
         </w:rPr>
         <w:t>Value and</w:t>
       </w:r>
       <w:r>
         <w:rPr>
-          <w:rFonts w:ascii="Andale Mono" w:hAnsi="Andale Mono"/>
+          <w:rFonts w:ascii="Fira Code" w:hAnsi="Fira Code" w:cs="Fira Code"/>
         </w:rPr>
         <w:t xml:space="preserve"> set the Terminal flag [T].</w:t>
       </w:r>
     </w:p>
     <w:p>
       <w:pPr>
-        <w:rPr>
-          <w:rFonts w:ascii="Andale Mono" w:hAnsi="Andale Mono"/>
-        </w:rPr>
-      </w:pPr>
-      <w:r>
-        <w:rPr>
-          <w:rFonts w:ascii="Andale Mono" w:hAnsi="Andale Mono"/>
-        </w:rPr>
-        <w:lastRenderedPageBreak/>
+        <w:spacing w:after="0"/>
+        <w:rPr>
+          <w:rFonts w:ascii="Fira Code" w:hAnsi="Fira Code" w:cs="Fira Code"/>
+        </w:rPr>
+      </w:pPr>
+      <w:r>
+        <w:rPr>
+          <w:rFonts w:ascii="Fira Code" w:hAnsi="Fira Code" w:cs="Fira Code"/>
+        </w:rPr>
         <w:t>0x2E: PRNR (REG</w:t>
       </w:r>
       <w:r>
         <w:rPr>
-          <w:rFonts w:ascii="Andale Mono" w:hAnsi="Andale Mono"/>
+          <w:rFonts w:ascii="Fira Code" w:hAnsi="Fira Code" w:cs="Fira Code"/>
         </w:rPr>
         <w:t>8) Source</w:t>
       </w:r>
       <w:r>
         <w:rPr>
-          <w:rFonts w:ascii="Andale Mono" w:hAnsi="Andale Mono"/>
+          <w:rFonts w:ascii="Fira Code" w:hAnsi="Fira Code" w:cs="Fira Code"/>
         </w:rPr>
         <w:t>: Set 0xFFFD to Source's value and set the Terminal flag [T].</w:t>
       </w:r>
     </w:p>
     <w:p>
       <w:pPr>
-        <w:rPr>
-          <w:rFonts w:ascii="Andale Mono" w:hAnsi="Andale Mono"/>
-        </w:rPr>
-      </w:pPr>
-      <w:r>
-        <w:rPr>
-          <w:rFonts w:ascii="Andale Mono" w:hAnsi="Andale Mono"/>
+        <w:spacing w:after="0"/>
+        <w:rPr>
+          <w:rFonts w:ascii="Fira Code" w:hAnsi="Fira Code" w:cs="Fira Code"/>
+        </w:rPr>
+      </w:pPr>
+      <w:r>
+        <w:rPr>
+          <w:rFonts w:ascii="Fira Code" w:hAnsi="Fira Code" w:cs="Fira Code"/>
         </w:rPr>
         <w:t>0x2F: ENPR: Clear the Terminal flag (Required when done printing) [T].</w:t>
       </w:r>
@@ -3622,63 +4176,66 @@
           <w:top w:val="double" w:sz="6" w:space="1" w:color="auto"/>
           <w:bottom w:val="double" w:sz="6" w:space="1" w:color="auto"/>
         </w:pBdr>
-        <w:rPr>
-          <w:rFonts w:ascii="Andale Mono" w:hAnsi="Andale Mono"/>
-        </w:rPr>
-      </w:pPr>
-      <w:r>
-        <w:rPr>
-          <w:rFonts w:ascii="Andale Mono" w:hAnsi="Andale Mono"/>
+        <w:spacing w:after="0"/>
+        <w:rPr>
+          <w:rFonts w:ascii="Fira Code" w:hAnsi="Fira Code" w:cs="Fira Code"/>
+        </w:rPr>
+      </w:pPr>
+      <w:r>
+        <w:rPr>
+          <w:rFonts w:ascii="Fira Code" w:hAnsi="Fira Code" w:cs="Fira Code"/>
         </w:rPr>
         <w:t>CARRY</w:t>
       </w:r>
     </w:p>
     <w:p>
       <w:pPr>
-        <w:rPr>
-          <w:rFonts w:ascii="Andale Mono" w:hAnsi="Andale Mono"/>
-        </w:rPr>
-      </w:pPr>
-      <w:r>
-        <w:rPr>
-          <w:rFonts w:ascii="Andale Mono" w:hAnsi="Andale Mono"/>
+        <w:spacing w:after="0"/>
+        <w:rPr>
+          <w:rFonts w:ascii="Fira Code" w:hAnsi="Fira Code" w:cs="Fira Code"/>
+        </w:rPr>
+      </w:pPr>
+      <w:r>
+        <w:rPr>
+          <w:rFonts w:ascii="Fira Code" w:hAnsi="Fira Code" w:cs="Fira Code"/>
         </w:rPr>
         <w:t>0x30: JC (IMM</w:t>
       </w:r>
       <w:r>
         <w:rPr>
-          <w:rFonts w:ascii="Andale Mono" w:hAnsi="Andale Mono"/>
+          <w:rFonts w:ascii="Fira Code" w:hAnsi="Fira Code" w:cs="Fira Code"/>
         </w:rPr>
         <w:t>16) Address</w:t>
       </w:r>
       <w:r>
         <w:rPr>
-          <w:rFonts w:ascii="Andale Mono" w:hAnsi="Andale Mono"/>
+          <w:rFonts w:ascii="Fira Code" w:hAnsi="Fira Code" w:cs="Fira Code"/>
         </w:rPr>
         <w:t>: Jump to Address if Carry Flag (C) is set.</w:t>
       </w:r>
     </w:p>
     <w:p>
       <w:pPr>
-        <w:rPr>
-          <w:rFonts w:ascii="Andale Mono" w:hAnsi="Andale Mono"/>
-        </w:rPr>
-      </w:pPr>
-      <w:r>
-        <w:rPr>
-          <w:rFonts w:ascii="Andale Mono" w:hAnsi="Andale Mono"/>
+        <w:spacing w:after="0"/>
+        <w:rPr>
+          <w:rFonts w:ascii="Fira Code" w:hAnsi="Fira Code" w:cs="Fira Code"/>
+        </w:rPr>
+      </w:pPr>
+      <w:r>
+        <w:rPr>
+          <w:rFonts w:ascii="Fira Code" w:hAnsi="Fira Code" w:cs="Fira Code"/>
         </w:rPr>
         <w:t>0x31: JNC (IMM</w:t>
       </w:r>
       <w:r>
         <w:rPr>
-          <w:rFonts w:ascii="Andale Mono" w:hAnsi="Andale Mono"/>
+          <w:rFonts w:ascii="Fira Code" w:hAnsi="Fira Code" w:cs="Fira Code"/>
         </w:rPr>
         <w:t>16) Address</w:t>
       </w:r>
       <w:r>
         <w:rPr>
-          <w:rFonts w:ascii="Andale Mono" w:hAnsi="Andale Mono"/>
+          <w:rFonts w:ascii="Fira Code" w:hAnsi="Fira Code" w:cs="Fira Code"/>
         </w:rPr>
         <w:t>: Jump to Address if Carry Flag (C) is not set.</w:t>
       </w:r>
@@ -3689,63 +4246,66 @@
           <w:top w:val="double" w:sz="6" w:space="1" w:color="auto"/>
           <w:bottom w:val="double" w:sz="6" w:space="1" w:color="auto"/>
         </w:pBdr>
-        <w:rPr>
-          <w:rFonts w:ascii="Andale Mono" w:hAnsi="Andale Mono"/>
-        </w:rPr>
-      </w:pPr>
-      <w:r>
-        <w:rPr>
-          <w:rFonts w:ascii="Andale Mono" w:hAnsi="Andale Mono"/>
+        <w:spacing w:after="0"/>
+        <w:rPr>
+          <w:rFonts w:ascii="Fira Code" w:hAnsi="Fira Code" w:cs="Fira Code"/>
+        </w:rPr>
+      </w:pPr>
+      <w:r>
+        <w:rPr>
+          <w:rFonts w:ascii="Fira Code" w:hAnsi="Fira Code" w:cs="Fira Code"/>
         </w:rPr>
         <w:t>NEGATIVE</w:t>
       </w:r>
     </w:p>
     <w:p>
       <w:pPr>
-        <w:rPr>
-          <w:rFonts w:ascii="Andale Mono" w:hAnsi="Andale Mono"/>
-        </w:rPr>
-      </w:pPr>
-      <w:r>
-        <w:rPr>
-          <w:rFonts w:ascii="Andale Mono" w:hAnsi="Andale Mono"/>
+        <w:spacing w:after="0"/>
+        <w:rPr>
+          <w:rFonts w:ascii="Fira Code" w:hAnsi="Fira Code" w:cs="Fira Code"/>
+        </w:rPr>
+      </w:pPr>
+      <w:r>
+        <w:rPr>
+          <w:rFonts w:ascii="Fira Code" w:hAnsi="Fira Code" w:cs="Fira Code"/>
         </w:rPr>
         <w:t>0x32: JN (IMM</w:t>
       </w:r>
       <w:r>
         <w:rPr>
-          <w:rFonts w:ascii="Andale Mono" w:hAnsi="Andale Mono"/>
+          <w:rFonts w:ascii="Fira Code" w:hAnsi="Fira Code" w:cs="Fira Code"/>
         </w:rPr>
         <w:t>16) Address</w:t>
       </w:r>
       <w:r>
         <w:rPr>
-          <w:rFonts w:ascii="Andale Mono" w:hAnsi="Andale Mono"/>
+          <w:rFonts w:ascii="Fira Code" w:hAnsi="Fira Code" w:cs="Fira Code"/>
         </w:rPr>
         <w:t>: Jump to Address if Negative Flag (N) is set.</w:t>
       </w:r>
     </w:p>
     <w:p>
       <w:pPr>
-        <w:rPr>
-          <w:rFonts w:ascii="Andale Mono" w:hAnsi="Andale Mono"/>
-        </w:rPr>
-      </w:pPr>
-      <w:r>
-        <w:rPr>
-          <w:rFonts w:ascii="Andale Mono" w:hAnsi="Andale Mono"/>
+        <w:spacing w:after="0"/>
+        <w:rPr>
+          <w:rFonts w:ascii="Fira Code" w:hAnsi="Fira Code" w:cs="Fira Code"/>
+        </w:rPr>
+      </w:pPr>
+      <w:r>
+        <w:rPr>
+          <w:rFonts w:ascii="Fira Code" w:hAnsi="Fira Code" w:cs="Fira Code"/>
         </w:rPr>
         <w:t>0x33: JNN (IMM</w:t>
       </w:r>
       <w:r>
         <w:rPr>
-          <w:rFonts w:ascii="Andale Mono" w:hAnsi="Andale Mono"/>
+          <w:rFonts w:ascii="Fira Code" w:hAnsi="Fira Code" w:cs="Fira Code"/>
         </w:rPr>
         <w:t>16) Address</w:t>
       </w:r>
       <w:r>
         <w:rPr>
-          <w:rFonts w:ascii="Andale Mono" w:hAnsi="Andale Mono"/>
+          <w:rFonts w:ascii="Fira Code" w:hAnsi="Fira Code" w:cs="Fira Code"/>
         </w:rPr>
         <w:t>: Jump to Address if Negative Flag (M) is not set.</w:t>
       </w:r>
@@ -3756,63 +4316,67 @@
           <w:top w:val="double" w:sz="6" w:space="1" w:color="auto"/>
           <w:bottom w:val="double" w:sz="6" w:space="1" w:color="auto"/>
         </w:pBdr>
-        <w:rPr>
-          <w:rFonts w:ascii="Andale Mono" w:hAnsi="Andale Mono"/>
-        </w:rPr>
-      </w:pPr>
-      <w:r>
-        <w:rPr>
-          <w:rFonts w:ascii="Andale Mono" w:hAnsi="Andale Mono"/>
+        <w:spacing w:after="0"/>
+        <w:rPr>
+          <w:rFonts w:ascii="Fira Code" w:hAnsi="Fira Code" w:cs="Fira Code"/>
+        </w:rPr>
+      </w:pPr>
+      <w:r>
+        <w:rPr>
+          <w:rFonts w:ascii="Fira Code" w:hAnsi="Fira Code" w:cs="Fira Code"/>
         </w:rPr>
         <w:t>GREATER</w:t>
       </w:r>
     </w:p>
     <w:p>
       <w:pPr>
-        <w:rPr>
-          <w:rFonts w:ascii="Andale Mono" w:hAnsi="Andale Mono"/>
-        </w:rPr>
-      </w:pPr>
-      <w:r>
-        <w:rPr>
-          <w:rFonts w:ascii="Andale Mono" w:hAnsi="Andale Mono"/>
-        </w:rPr>
+        <w:spacing w:after="0"/>
+        <w:rPr>
+          <w:rFonts w:ascii="Fira Code" w:hAnsi="Fira Code" w:cs="Fira Code"/>
+        </w:rPr>
+      </w:pPr>
+      <w:r>
+        <w:rPr>
+          <w:rFonts w:ascii="Fira Code" w:hAnsi="Fira Code" w:cs="Fira Code"/>
+        </w:rPr>
+        <w:lastRenderedPageBreak/>
         <w:t>0x34: JG (IMM</w:t>
       </w:r>
       <w:r>
         <w:rPr>
-          <w:rFonts w:ascii="Andale Mono" w:hAnsi="Andale Mono"/>
+          <w:rFonts w:ascii="Fira Code" w:hAnsi="Fira Code" w:cs="Fira Code"/>
         </w:rPr>
         <w:t>16) Address</w:t>
       </w:r>
       <w:r>
         <w:rPr>
-          <w:rFonts w:ascii="Andale Mono" w:hAnsi="Andale Mono"/>
+          <w:rFonts w:ascii="Fira Code" w:hAnsi="Fira Code" w:cs="Fira Code"/>
         </w:rPr>
         <w:t>: Jump to Address if Greater Flag (G) is set.</w:t>
       </w:r>
     </w:p>
     <w:p>
       <w:pPr>
-        <w:rPr>
-          <w:rFonts w:ascii="Andale Mono" w:hAnsi="Andale Mono"/>
-        </w:rPr>
-      </w:pPr>
-      <w:r>
-        <w:rPr>
-          <w:rFonts w:ascii="Andale Mono" w:hAnsi="Andale Mono"/>
+        <w:spacing w:after="0"/>
+        <w:rPr>
+          <w:rFonts w:ascii="Fira Code" w:hAnsi="Fira Code" w:cs="Fira Code"/>
+        </w:rPr>
+      </w:pPr>
+      <w:r>
+        <w:rPr>
+          <w:rFonts w:ascii="Fira Code" w:hAnsi="Fira Code" w:cs="Fira Code"/>
         </w:rPr>
         <w:t>0x35: JNG (IMM</w:t>
       </w:r>
       <w:r>
         <w:rPr>
-          <w:rFonts w:ascii="Andale Mono" w:hAnsi="Andale Mono"/>
+          <w:rFonts w:ascii="Fira Code" w:hAnsi="Fira Code" w:cs="Fira Code"/>
         </w:rPr>
         <w:t>16) Address</w:t>
       </w:r>
       <w:r>
         <w:rPr>
-          <w:rFonts w:ascii="Andale Mono" w:hAnsi="Andale Mono"/>
+          <w:rFonts w:ascii="Fira Code" w:hAnsi="Fira Code" w:cs="Fira Code"/>
         </w:rPr>
         <w:t>: Jump to Address if Greater Flag (G) is not set.</w:t>
       </w:r>
@@ -3823,19 +4387,20 @@
           <w:top w:val="double" w:sz="6" w:space="1" w:color="auto"/>
           <w:bottom w:val="double" w:sz="6" w:space="1" w:color="auto"/>
         </w:pBdr>
-        <w:rPr>
-          <w:rFonts w:ascii="Andale Mono" w:hAnsi="Andale Mono"/>
-        </w:rPr>
-      </w:pPr>
-      <w:r>
-        <w:rPr>
-          <w:rFonts w:ascii="Andale Mono" w:hAnsi="Andale Mono"/>
+        <w:spacing w:after="0"/>
+        <w:rPr>
+          <w:rFonts w:ascii="Fira Code" w:hAnsi="Fira Code" w:cs="Fira Code"/>
+        </w:rPr>
+      </w:pPr>
+      <w:r>
+        <w:rPr>
+          <w:rFonts w:ascii="Fira Code" w:hAnsi="Fira Code" w:cs="Fira Code"/>
         </w:rPr>
         <w:t>T</w:t>
       </w:r>
       <w:r>
         <w:rPr>
-          <w:rFonts w:ascii="Andale Mono" w:hAnsi="Andale Mono"/>
+          <w:rFonts w:ascii="Fira Code" w:hAnsi="Fira Code" w:cs="Fira Code"/>
         </w:rPr>
         <w:t>EMP</w:t>
       </w:r>
@@ -3846,49 +4411,50 @@
           <w:bottom w:val="double" w:sz="6" w:space="1" w:color="auto"/>
           <w:between w:val="double" w:sz="6" w:space="1" w:color="auto"/>
         </w:pBdr>
-        <w:rPr>
-          <w:rFonts w:ascii="Andale Mono" w:hAnsi="Andale Mono"/>
-        </w:rPr>
-      </w:pPr>
-      <w:r>
-        <w:rPr>
-          <w:rFonts w:ascii="Andale Mono" w:hAnsi="Andale Mono"/>
+        <w:spacing w:after="0"/>
+        <w:rPr>
+          <w:rFonts w:ascii="Fira Code" w:hAnsi="Fira Code" w:cs="Fira Code"/>
+        </w:rPr>
+      </w:pPr>
+      <w:r>
+        <w:rPr>
+          <w:rFonts w:ascii="Fira Code" w:hAnsi="Fira Code" w:cs="Fira Code"/>
         </w:rPr>
         <w:t>0x36: IBPR (IMM</w:t>
       </w:r>
       <w:r>
         <w:rPr>
-          <w:rFonts w:ascii="Andale Mono" w:hAnsi="Andale Mono"/>
+          <w:rFonts w:ascii="Fira Code" w:hAnsi="Fira Code" w:cs="Fira Code"/>
         </w:rPr>
         <w:t>8) OFFSET</w:t>
       </w:r>
       <w:r>
         <w:rPr>
-          <w:rFonts w:ascii="Andale Mono" w:hAnsi="Andale Mono"/>
+          <w:rFonts w:ascii="Fira Code" w:hAnsi="Fira Code" w:cs="Fira Code"/>
         </w:rPr>
         <w:t xml:space="preserve"> (REG</w:t>
       </w:r>
       <w:r>
         <w:rPr>
-          <w:rFonts w:ascii="Andale Mono" w:hAnsi="Andale Mono"/>
+          <w:rFonts w:ascii="Fira Code" w:hAnsi="Fira Code" w:cs="Fira Code"/>
         </w:rPr>
         <w:t>8) Destination</w:t>
       </w:r>
       <w:r>
         <w:rPr>
-          <w:rFonts w:ascii="Andale Mono" w:hAnsi="Andale Mono"/>
+          <w:rFonts w:ascii="Fira Code" w:hAnsi="Fira Code" w:cs="Fira Code"/>
         </w:rPr>
         <w:t xml:space="preserve">: Copy data from the BP </w:t>
       </w:r>
       <w:r>
         <w:rPr>
-          <w:rFonts w:ascii="Andale Mono" w:hAnsi="Andale Mono"/>
+          <w:rFonts w:ascii="Fira Code" w:hAnsi="Fira Code" w:cs="Fira Code"/>
         </w:rPr>
         <w:t>BP</w:t>
       </w:r>
       <w:r>
         <w:rPr>
-          <w:rFonts w:ascii="Andale Mono" w:hAnsi="Andale Mono"/>
+          <w:rFonts w:ascii="Fira Code" w:hAnsi="Fira Code" w:cs="Fira Code"/>
         </w:rPr>
         <w:t>+OFFSET to Destination [Z].</w:t>
       </w:r>
@@ -3899,13 +4465,14 @@
           <w:bottom w:val="double" w:sz="6" w:space="1" w:color="auto"/>
           <w:between w:val="double" w:sz="6" w:space="1" w:color="auto"/>
         </w:pBdr>
-        <w:rPr>
-          <w:rFonts w:ascii="Andale Mono" w:hAnsi="Andale Mono"/>
-        </w:rPr>
-      </w:pPr>
-      <w:r>
-        <w:rPr>
-          <w:rFonts w:ascii="Andale Mono" w:hAnsi="Andale Mono"/>
+        <w:spacing w:after="0"/>
+        <w:rPr>
+          <w:rFonts w:ascii="Fira Code" w:hAnsi="Fira Code" w:cs="Fira Code"/>
+        </w:rPr>
+      </w:pPr>
+      <w:r>
+        <w:rPr>
+          <w:rFonts w:ascii="Fira Code" w:hAnsi="Fira Code" w:cs="Fira Code"/>
         </w:rPr>
         <w:t>OFFSET</w:t>
       </w:r>
@@ -3916,73 +4483,74 @@
           <w:bottom w:val="double" w:sz="6" w:space="1" w:color="auto"/>
           <w:between w:val="double" w:sz="6" w:space="1" w:color="auto"/>
         </w:pBdr>
-        <w:rPr>
-          <w:rFonts w:ascii="Andale Mono" w:hAnsi="Andale Mono"/>
-        </w:rPr>
-      </w:pPr>
-      <w:r>
-        <w:rPr>
-          <w:rFonts w:ascii="Andale Mono" w:hAnsi="Andale Mono"/>
+        <w:spacing w:after="0"/>
+        <w:rPr>
+          <w:rFonts w:ascii="Fira Code" w:hAnsi="Fira Code" w:cs="Fira Code"/>
+        </w:rPr>
+      </w:pPr>
+      <w:r>
+        <w:rPr>
+          <w:rFonts w:ascii="Fira Code" w:hAnsi="Fira Code" w:cs="Fira Code"/>
         </w:rPr>
         <w:t>0x37: LDRO (IMM</w:t>
       </w:r>
       <w:r>
         <w:rPr>
-          <w:rFonts w:ascii="Andale Mono" w:hAnsi="Andale Mono"/>
+          <w:rFonts w:ascii="Fira Code" w:hAnsi="Fira Code" w:cs="Fira Code"/>
         </w:rPr>
         <w:t>16) Address</w:t>
       </w:r>
       <w:r>
         <w:rPr>
-          <w:rFonts w:ascii="Andale Mono" w:hAnsi="Andale Mono"/>
+          <w:rFonts w:ascii="Fira Code" w:hAnsi="Fira Code" w:cs="Fira Code"/>
         </w:rPr>
         <w:t>, (REG</w:t>
       </w:r>
       <w:r>
         <w:rPr>
-          <w:rFonts w:ascii="Andale Mono" w:hAnsi="Andale Mono"/>
+          <w:rFonts w:ascii="Fira Code" w:hAnsi="Fira Code" w:cs="Fira Code"/>
         </w:rPr>
         <w:t>8) OFFSET</w:t>
       </w:r>
       <w:r>
         <w:rPr>
-          <w:rFonts w:ascii="Andale Mono" w:hAnsi="Andale Mono"/>
+          <w:rFonts w:ascii="Fira Code" w:hAnsi="Fira Code" w:cs="Fira Code"/>
         </w:rPr>
         <w:t>, (REG</w:t>
       </w:r>
       <w:r>
         <w:rPr>
-          <w:rFonts w:ascii="Andale Mono" w:hAnsi="Andale Mono"/>
+          <w:rFonts w:ascii="Fira Code" w:hAnsi="Fira Code" w:cs="Fira Code"/>
         </w:rPr>
         <w:t>8) Destination</w:t>
       </w:r>
       <w:r>
         <w:rPr>
-          <w:rFonts w:ascii="Andale Mono" w:hAnsi="Andale Mono"/>
+          <w:rFonts w:ascii="Fira Code" w:hAnsi="Fira Code" w:cs="Fira Code"/>
         </w:rPr>
         <w:t>: Copy data from the byte in memory pointed to by Address</w:t>
       </w:r>
       <w:r>
         <w:rPr>
-          <w:rFonts w:ascii="Andale Mono" w:hAnsi="Andale Mono"/>
+          <w:rFonts w:ascii="Fira Code" w:hAnsi="Fira Code" w:cs="Fira Code"/>
         </w:rPr>
         <w:t xml:space="preserve"> </w:t>
       </w:r>
       <w:r>
         <w:rPr>
-          <w:rFonts w:ascii="Andale Mono" w:hAnsi="Andale Mono"/>
+          <w:rFonts w:ascii="Fira Code" w:hAnsi="Fira Code" w:cs="Fira Code"/>
         </w:rPr>
         <w:t>+</w:t>
       </w:r>
       <w:r>
         <w:rPr>
-          <w:rFonts w:ascii="Andale Mono" w:hAnsi="Andale Mono"/>
+          <w:rFonts w:ascii="Fira Code" w:hAnsi="Fira Code" w:cs="Fira Code"/>
         </w:rPr>
         <w:t xml:space="preserve"> </w:t>
       </w:r>
       <w:r>
         <w:rPr>
-          <w:rFonts w:ascii="Andale Mono" w:hAnsi="Andale Mono"/>
+          <w:rFonts w:ascii="Fira Code" w:hAnsi="Fira Code" w:cs="Fira Code"/>
         </w:rPr>
         <w:t>OFFSET's value to Destination [Z].</w:t>
       </w:r>
@@ -3993,348 +4561,358 @@
           <w:bottom w:val="double" w:sz="6" w:space="1" w:color="auto"/>
           <w:between w:val="double" w:sz="6" w:space="1" w:color="auto"/>
         </w:pBdr>
-        <w:rPr>
-          <w:rFonts w:ascii="Andale Mono" w:hAnsi="Andale Mono"/>
-        </w:rPr>
-      </w:pPr>
-      <w:r>
-        <w:rPr>
-          <w:rFonts w:ascii="Andale Mono" w:hAnsi="Andale Mono"/>
+        <w:spacing w:after="0"/>
+        <w:rPr>
+          <w:rFonts w:ascii="Fira Code" w:hAnsi="Fira Code" w:cs="Fira Code"/>
+        </w:rPr>
+      </w:pPr>
+      <w:r>
+        <w:rPr>
+          <w:rFonts w:ascii="Fira Code" w:hAnsi="Fira Code" w:cs="Fira Code"/>
         </w:rPr>
         <w:t>WIDE</w:t>
       </w:r>
     </w:p>
     <w:p>
       <w:pPr>
-        <w:rPr>
-          <w:rFonts w:ascii="Andale Mono" w:hAnsi="Andale Mono"/>
-        </w:rPr>
-      </w:pPr>
-      <w:r>
-        <w:rPr>
-          <w:rFonts w:ascii="Andale Mono" w:hAnsi="Andale Mono"/>
+        <w:spacing w:after="0"/>
+        <w:rPr>
+          <w:rFonts w:ascii="Fira Code" w:hAnsi="Fira Code" w:cs="Fira Code"/>
+        </w:rPr>
+      </w:pPr>
+      <w:r>
+        <w:rPr>
+          <w:rFonts w:ascii="Fira Code" w:hAnsi="Fira Code" w:cs="Fira Code"/>
         </w:rPr>
         <w:t>0x38: MOVW (REG</w:t>
       </w:r>
       <w:r>
         <w:rPr>
-          <w:rFonts w:ascii="Andale Mono" w:hAnsi="Andale Mono"/>
+          <w:rFonts w:ascii="Fira Code" w:hAnsi="Fira Code" w:cs="Fira Code"/>
         </w:rPr>
         <w:t>16) Destination</w:t>
       </w:r>
       <w:r>
         <w:rPr>
-          <w:rFonts w:ascii="Andale Mono" w:hAnsi="Andale Mono"/>
+          <w:rFonts w:ascii="Fira Code" w:hAnsi="Fira Code" w:cs="Fira Code"/>
         </w:rPr>
         <w:t xml:space="preserve"> (IMM</w:t>
       </w:r>
       <w:r>
         <w:rPr>
-          <w:rFonts w:ascii="Andale Mono" w:hAnsi="Andale Mono"/>
+          <w:rFonts w:ascii="Fira Code" w:hAnsi="Fira Code" w:cs="Fira Code"/>
         </w:rPr>
         <w:t>16) Address</w:t>
       </w:r>
       <w:r>
         <w:rPr>
-          <w:rFonts w:ascii="Andale Mono" w:hAnsi="Andale Mono"/>
+          <w:rFonts w:ascii="Fira Code" w:hAnsi="Fira Code" w:cs="Fira Code"/>
         </w:rPr>
         <w:t>: Copy 16-bit address into wide register [Z].</w:t>
       </w:r>
     </w:p>
     <w:p>
       <w:pPr>
-        <w:rPr>
-          <w:rFonts w:ascii="Andale Mono" w:hAnsi="Andale Mono"/>
-        </w:rPr>
-      </w:pPr>
-      <w:r>
-        <w:rPr>
-          <w:rFonts w:ascii="Andale Mono" w:hAnsi="Andale Mono"/>
-        </w:rPr>
-        <w:lastRenderedPageBreak/>
+        <w:spacing w:after="0"/>
+        <w:rPr>
+          <w:rFonts w:ascii="Fira Code" w:hAnsi="Fira Code" w:cs="Fira Code"/>
+        </w:rPr>
+      </w:pPr>
+      <w:r>
+        <w:rPr>
+          <w:rFonts w:ascii="Fira Code" w:hAnsi="Fira Code" w:cs="Fira Code"/>
+        </w:rPr>
         <w:t>0x39: PSHW (REG</w:t>
       </w:r>
       <w:r>
         <w:rPr>
-          <w:rFonts w:ascii="Andale Mono" w:hAnsi="Andale Mono"/>
+          <w:rFonts w:ascii="Fira Code" w:hAnsi="Fira Code" w:cs="Fira Code"/>
         </w:rPr>
         <w:t>16) Source</w:t>
       </w:r>
       <w:r>
         <w:rPr>
-          <w:rFonts w:ascii="Andale Mono" w:hAnsi="Andale Mono"/>
+          <w:rFonts w:ascii="Fira Code" w:hAnsi="Fira Code" w:cs="Fira Code"/>
         </w:rPr>
         <w:t>: Push 16-bit value in wide register onto stack</w:t>
       </w:r>
       <w:r>
         <w:rPr>
-          <w:rFonts w:ascii="Andale Mono" w:hAnsi="Andale Mono"/>
+          <w:rFonts w:ascii="Fira Code" w:hAnsi="Fira Code" w:cs="Fira Code"/>
         </w:rPr>
         <w:t xml:space="preserve"> (Pushes MSB then LSB</w:t>
       </w:r>
       <w:r>
         <w:rPr>
-          <w:rFonts w:ascii="Andale Mono" w:hAnsi="Andale Mono"/>
+          <w:rFonts w:ascii="Fira Code" w:hAnsi="Fira Code" w:cs="Fira Code"/>
         </w:rPr>
         <w:t>)</w:t>
       </w:r>
       <w:r>
         <w:rPr>
-          <w:rFonts w:ascii="Andale Mono" w:hAnsi="Andale Mono"/>
+          <w:rFonts w:ascii="Fira Code" w:hAnsi="Fira Code" w:cs="Fira Code"/>
         </w:rPr>
         <w:t>.</w:t>
       </w:r>
     </w:p>
     <w:p>
       <w:pPr>
-        <w:rPr>
-          <w:rFonts w:ascii="Andale Mono" w:hAnsi="Andale Mono"/>
-        </w:rPr>
-      </w:pPr>
-      <w:r>
-        <w:rPr>
-          <w:rFonts w:ascii="Andale Mono" w:hAnsi="Andale Mono"/>
+        <w:spacing w:after="0"/>
+        <w:rPr>
+          <w:rFonts w:ascii="Fira Code" w:hAnsi="Fira Code" w:cs="Fira Code"/>
+        </w:rPr>
+      </w:pPr>
+      <w:r>
+        <w:rPr>
+          <w:rFonts w:ascii="Fira Code" w:hAnsi="Fira Code" w:cs="Fira Code"/>
         </w:rPr>
         <w:t>0x3A: POPW (REG</w:t>
       </w:r>
       <w:r>
         <w:rPr>
-          <w:rFonts w:ascii="Andale Mono" w:hAnsi="Andale Mono"/>
+          <w:rFonts w:ascii="Fira Code" w:hAnsi="Fira Code" w:cs="Fira Code"/>
         </w:rPr>
         <w:t>16) Destination</w:t>
       </w:r>
       <w:r>
         <w:rPr>
-          <w:rFonts w:ascii="Andale Mono" w:hAnsi="Andale Mono"/>
+          <w:rFonts w:ascii="Fira Code" w:hAnsi="Fira Code" w:cs="Fira Code"/>
         </w:rPr>
         <w:t>: Pop 16-bit value from stack into wide register</w:t>
       </w:r>
       <w:r>
         <w:rPr>
-          <w:rFonts w:ascii="Andale Mono" w:hAnsi="Andale Mono"/>
+          <w:rFonts w:ascii="Fira Code" w:hAnsi="Fira Code" w:cs="Fira Code"/>
         </w:rPr>
         <w:t xml:space="preserve"> </w:t>
       </w:r>
       <w:r>
         <w:rPr>
-          <w:rFonts w:ascii="Andale Mono" w:hAnsi="Andale Mono"/>
+          <w:rFonts w:ascii="Fira Code" w:hAnsi="Fira Code" w:cs="Fira Code"/>
         </w:rPr>
         <w:t>(pops LSB then MSB)</w:t>
       </w:r>
       <w:r>
         <w:rPr>
-          <w:rFonts w:ascii="Andale Mono" w:hAnsi="Andale Mono"/>
+          <w:rFonts w:ascii="Fira Code" w:hAnsi="Fira Code" w:cs="Fira Code"/>
         </w:rPr>
         <w:t xml:space="preserve"> [Z].</w:t>
       </w:r>
     </w:p>
     <w:p>
       <w:pPr>
-        <w:rPr>
-          <w:rFonts w:ascii="Andale Mono" w:hAnsi="Andale Mono"/>
-        </w:rPr>
-      </w:pPr>
-      <w:r>
-        <w:rPr>
-          <w:rFonts w:ascii="Andale Mono" w:hAnsi="Andale Mono"/>
+        <w:spacing w:after="0"/>
+        <w:rPr>
+          <w:rFonts w:ascii="Fira Code" w:hAnsi="Fira Code" w:cs="Fira Code"/>
+        </w:rPr>
+      </w:pPr>
+      <w:r>
+        <w:rPr>
+          <w:rFonts w:ascii="Fira Code" w:hAnsi="Fira Code" w:cs="Fira Code"/>
         </w:rPr>
         <w:t>0x3B: LDW (REG</w:t>
       </w:r>
       <w:r>
         <w:rPr>
-          <w:rFonts w:ascii="Andale Mono" w:hAnsi="Andale Mono"/>
+          <w:rFonts w:ascii="Fira Code" w:hAnsi="Fira Code" w:cs="Fira Code"/>
         </w:rPr>
         <w:t>16) Source</w:t>
       </w:r>
       <w:r>
         <w:rPr>
-          <w:rFonts w:ascii="Andale Mono" w:hAnsi="Andale Mono"/>
+          <w:rFonts w:ascii="Fira Code" w:hAnsi="Fira Code" w:cs="Fira Code"/>
         </w:rPr>
         <w:t xml:space="preserve"> (REG</w:t>
       </w:r>
       <w:r>
         <w:rPr>
-          <w:rFonts w:ascii="Andale Mono" w:hAnsi="Andale Mono"/>
+          <w:rFonts w:ascii="Fira Code" w:hAnsi="Fira Code" w:cs="Fira Code"/>
         </w:rPr>
         <w:t>8) Destination</w:t>
       </w:r>
       <w:r>
         <w:rPr>
-          <w:rFonts w:ascii="Andale Mono" w:hAnsi="Andale Mono"/>
+          <w:rFonts w:ascii="Fira Code" w:hAnsi="Fira Code" w:cs="Fira Code"/>
         </w:rPr>
         <w:t>: Load 8-bit from memory address in wide register Source into Destination [Z].</w:t>
       </w:r>
     </w:p>
     <w:p>
       <w:pPr>
-        <w:rPr>
-          <w:rFonts w:ascii="Andale Mono" w:hAnsi="Andale Mono"/>
-        </w:rPr>
-      </w:pPr>
-      <w:r>
-        <w:rPr>
-          <w:rFonts w:ascii="Andale Mono" w:hAnsi="Andale Mono"/>
+        <w:spacing w:after="0"/>
+        <w:rPr>
+          <w:rFonts w:ascii="Fira Code" w:hAnsi="Fira Code" w:cs="Fira Code"/>
+        </w:rPr>
+      </w:pPr>
+      <w:r>
+        <w:rPr>
+          <w:rFonts w:ascii="Fira Code" w:hAnsi="Fira Code" w:cs="Fira Code"/>
         </w:rPr>
         <w:t>0x3C: STW (REG</w:t>
       </w:r>
       <w:r>
         <w:rPr>
-          <w:rFonts w:ascii="Andale Mono" w:hAnsi="Andale Mono"/>
+          <w:rFonts w:ascii="Fira Code" w:hAnsi="Fira Code" w:cs="Fira Code"/>
         </w:rPr>
         <w:t>8) Source</w:t>
       </w:r>
       <w:r>
         <w:rPr>
-          <w:rFonts w:ascii="Andale Mono" w:hAnsi="Andale Mono"/>
+          <w:rFonts w:ascii="Fira Code" w:hAnsi="Fira Code" w:cs="Fira Code"/>
         </w:rPr>
         <w:t xml:space="preserve"> (REG</w:t>
       </w:r>
       <w:r>
         <w:rPr>
-          <w:rFonts w:ascii="Andale Mono" w:hAnsi="Andale Mono"/>
+          <w:rFonts w:ascii="Fira Code" w:hAnsi="Fira Code" w:cs="Fira Code"/>
         </w:rPr>
         <w:t>16) Destination</w:t>
       </w:r>
       <w:r>
         <w:rPr>
-          <w:rFonts w:ascii="Andale Mono" w:hAnsi="Andale Mono"/>
+          <w:rFonts w:ascii="Fira Code" w:hAnsi="Fira Code" w:cs="Fira Code"/>
         </w:rPr>
         <w:t>: Store 8-bit from Source into memory address pointed to by wide register Destination [Z].</w:t>
       </w:r>
     </w:p>
     <w:p>
       <w:pPr>
-        <w:rPr>
-          <w:rFonts w:ascii="Andale Mono" w:hAnsi="Andale Mono"/>
-        </w:rPr>
-      </w:pPr>
-      <w:r>
-        <w:rPr>
-          <w:rFonts w:ascii="Andale Mono" w:hAnsi="Andale Mono"/>
+        <w:spacing w:after="0"/>
+        <w:rPr>
+          <w:rFonts w:ascii="Fira Code" w:hAnsi="Fira Code" w:cs="Fira Code"/>
+        </w:rPr>
+      </w:pPr>
+      <w:r>
+        <w:rPr>
+          <w:rFonts w:ascii="Fira Code" w:hAnsi="Fira Code" w:cs="Fira Code"/>
         </w:rPr>
         <w:t>0x3D: JMPW (REG</w:t>
       </w:r>
       <w:r>
         <w:rPr>
-          <w:rFonts w:ascii="Andale Mono" w:hAnsi="Andale Mono"/>
+          <w:rFonts w:ascii="Fira Code" w:hAnsi="Fira Code" w:cs="Fira Code"/>
         </w:rPr>
         <w:t>16) Destination</w:t>
       </w:r>
       <w:r>
         <w:rPr>
-          <w:rFonts w:ascii="Andale Mono" w:hAnsi="Andale Mono"/>
+          <w:rFonts w:ascii="Fira Code" w:hAnsi="Fira Code" w:cs="Fira Code"/>
         </w:rPr>
         <w:t>: Jump to 16-bit address in wide register Destination.</w:t>
       </w:r>
     </w:p>
     <w:p>
       <w:pPr>
-        <w:rPr>
-          <w:rFonts w:ascii="Andale Mono" w:hAnsi="Andale Mono"/>
-        </w:rPr>
-      </w:pPr>
-      <w:r>
-        <w:rPr>
-          <w:rFonts w:ascii="Andale Mono" w:hAnsi="Andale Mono"/>
+        <w:spacing w:after="0"/>
+        <w:rPr>
+          <w:rFonts w:ascii="Fira Code" w:hAnsi="Fira Code" w:cs="Fira Code"/>
+        </w:rPr>
+      </w:pPr>
+      <w:r>
+        <w:rPr>
+          <w:rFonts w:ascii="Fira Code" w:hAnsi="Fira Code" w:cs="Fira Code"/>
         </w:rPr>
         <w:t>0x3E: CALW (REG</w:t>
       </w:r>
       <w:r>
         <w:rPr>
-          <w:rFonts w:ascii="Andale Mono" w:hAnsi="Andale Mono"/>
+          <w:rFonts w:ascii="Fira Code" w:hAnsi="Fira Code" w:cs="Fira Code"/>
         </w:rPr>
         <w:t>16) Destination</w:t>
       </w:r>
       <w:r>
         <w:rPr>
-          <w:rFonts w:ascii="Andale Mono" w:hAnsi="Andale Mono"/>
+          <w:rFonts w:ascii="Fira Code" w:hAnsi="Fira Code" w:cs="Fira Code"/>
         </w:rPr>
         <w:t>: Call subroutine at 16-bit address in wide register Destination.</w:t>
       </w:r>
     </w:p>
     <w:p>
       <w:pPr>
-        <w:rPr>
-          <w:rFonts w:ascii="Andale Mono" w:hAnsi="Andale Mono"/>
-        </w:rPr>
-      </w:pPr>
-      <w:r>
-        <w:rPr>
-          <w:rFonts w:ascii="Andale Mono" w:hAnsi="Andale Mono"/>
+        <w:spacing w:after="0"/>
+        <w:rPr>
+          <w:rFonts w:ascii="Fira Code" w:hAnsi="Fira Code" w:cs="Fira Code"/>
+        </w:rPr>
+      </w:pPr>
+      <w:r>
+        <w:rPr>
+          <w:rFonts w:ascii="Fira Code" w:hAnsi="Fira Code" w:cs="Fira Code"/>
         </w:rPr>
         <w:t>0x3F: ADDW (REG</w:t>
       </w:r>
       <w:r>
         <w:rPr>
-          <w:rFonts w:ascii="Andale Mono" w:hAnsi="Andale Mono"/>
+          <w:rFonts w:ascii="Fira Code" w:hAnsi="Fira Code" w:cs="Fira Code"/>
         </w:rPr>
         <w:t>16) Destination</w:t>
       </w:r>
       <w:r>
         <w:rPr>
-          <w:rFonts w:ascii="Andale Mono" w:hAnsi="Andale Mono"/>
+          <w:rFonts w:ascii="Fira Code" w:hAnsi="Fira Code" w:cs="Fira Code"/>
         </w:rPr>
         <w:t xml:space="preserve"> (IMM</w:t>
       </w:r>
       <w:r>
         <w:rPr>
-          <w:rFonts w:ascii="Andale Mono" w:hAnsi="Andale Mono"/>
+          <w:rFonts w:ascii="Fira Code" w:hAnsi="Fira Code" w:cs="Fira Code"/>
         </w:rPr>
         <w:t>16) Address</w:t>
       </w:r>
       <w:r>
         <w:rPr>
-          <w:rFonts w:ascii="Andale Mono" w:hAnsi="Andale Mono"/>
+          <w:rFonts w:ascii="Fira Code" w:hAnsi="Fira Code" w:cs="Fira Code"/>
         </w:rPr>
         <w:t>: Add 16-bit address value to wide register Destination [Z, C].</w:t>
       </w:r>
     </w:p>
     <w:p>
       <w:pPr>
-        <w:rPr>
-          <w:rFonts w:ascii="Andale Mono" w:hAnsi="Andale Mono"/>
-        </w:rPr>
-      </w:pPr>
-      <w:r>
-        <w:rPr>
-          <w:rFonts w:ascii="Andale Mono" w:hAnsi="Andale Mono"/>
+        <w:spacing w:after="0"/>
+        <w:rPr>
+          <w:rFonts w:ascii="Fira Code" w:hAnsi="Fira Code" w:cs="Fira Code"/>
+        </w:rPr>
+      </w:pPr>
+      <w:r>
+        <w:rPr>
+          <w:rFonts w:ascii="Fira Code" w:hAnsi="Fira Code" w:cs="Fira Code"/>
         </w:rPr>
         <w:t>0x40: INCW (REG</w:t>
       </w:r>
       <w:r>
         <w:rPr>
-          <w:rFonts w:ascii="Andale Mono" w:hAnsi="Andale Mono"/>
+          <w:rFonts w:ascii="Fira Code" w:hAnsi="Fira Code" w:cs="Fira Code"/>
         </w:rPr>
         <w:t>16) Destination</w:t>
       </w:r>
       <w:r>
         <w:rPr>
-          <w:rFonts w:ascii="Andale Mono" w:hAnsi="Andale Mono"/>
+          <w:rFonts w:ascii="Fira Code" w:hAnsi="Fira Code" w:cs="Fira Code"/>
         </w:rPr>
         <w:t>: Increment wide register Destination by 1 [Z, C].</w:t>
       </w:r>
     </w:p>
     <w:p>
       <w:pPr>
-        <w:rPr>
-          <w:rFonts w:ascii="Andale Mono" w:hAnsi="Andale Mono"/>
-        </w:rPr>
-      </w:pPr>
-      <w:r>
-        <w:rPr>
-          <w:rFonts w:ascii="Andale Mono" w:hAnsi="Andale Mono"/>
+        <w:spacing w:after="0"/>
+        <w:rPr>
+          <w:rFonts w:ascii="Fira Code" w:hAnsi="Fira Code" w:cs="Fira Code"/>
+        </w:rPr>
+      </w:pPr>
+      <w:r>
+        <w:rPr>
+          <w:rFonts w:ascii="Fira Code" w:hAnsi="Fira Code" w:cs="Fira Code"/>
         </w:rPr>
         <w:t>0x41: DECW (REG</w:t>
       </w:r>
       <w:r>
         <w:rPr>
-          <w:rFonts w:ascii="Andale Mono" w:hAnsi="Andale Mono"/>
+          <w:rFonts w:ascii="Fira Code" w:hAnsi="Fira Code" w:cs="Fira Code"/>
         </w:rPr>
         <w:t>16) Destination</w:t>
       </w:r>
       <w:r>
         <w:rPr>
-          <w:rFonts w:ascii="Andale Mono" w:hAnsi="Andale Mono"/>
+          <w:rFonts w:ascii="Fira Code" w:hAnsi="Fira Code" w:cs="Fira Code"/>
         </w:rPr>
         <w:t>: Decrement wide register Destination by 1 [Z, N].</w:t>
       </w:r>
@@ -4345,112 +4923,117 @@
           <w:top w:val="double" w:sz="6" w:space="1" w:color="auto"/>
           <w:bottom w:val="double" w:sz="6" w:space="1" w:color="auto"/>
         </w:pBdr>
-        <w:rPr>
-          <w:rFonts w:ascii="Andale Mono" w:hAnsi="Andale Mono"/>
-        </w:rPr>
-      </w:pPr>
-      <w:r>
-        <w:rPr>
-          <w:rFonts w:ascii="Andale Mono" w:hAnsi="Andale Mono"/>
+        <w:spacing w:after="0"/>
+        <w:rPr>
+          <w:rFonts w:ascii="Fira Code" w:hAnsi="Fira Code" w:cs="Fira Code"/>
+        </w:rPr>
+      </w:pPr>
+      <w:r>
+        <w:rPr>
+          <w:rFonts w:ascii="Fira Code" w:hAnsi="Fira Code" w:cs="Fira Code"/>
         </w:rPr>
         <w:t>COMPARE</w:t>
       </w:r>
     </w:p>
     <w:p>
       <w:pPr>
-        <w:rPr>
-          <w:rFonts w:ascii="Andale Mono" w:hAnsi="Andale Mono"/>
-        </w:rPr>
-      </w:pPr>
-      <w:r>
-        <w:rPr>
-          <w:rFonts w:ascii="Andale Mono" w:hAnsi="Andale Mono"/>
+        <w:spacing w:after="0"/>
+        <w:rPr>
+          <w:rFonts w:ascii="Fira Code" w:hAnsi="Fira Code" w:cs="Fira Code"/>
+        </w:rPr>
+      </w:pPr>
+      <w:r>
+        <w:rPr>
+          <w:rFonts w:ascii="Fira Code" w:hAnsi="Fira Code" w:cs="Fira Code"/>
         </w:rPr>
         <w:t>0x42: CMP (REG</w:t>
       </w:r>
       <w:r>
         <w:rPr>
-          <w:rFonts w:ascii="Andale Mono" w:hAnsi="Andale Mono"/>
+          <w:rFonts w:ascii="Fira Code" w:hAnsi="Fira Code" w:cs="Fira Code"/>
         </w:rPr>
         <w:t>8) A</w:t>
       </w:r>
       <w:r>
         <w:rPr>
-          <w:rFonts w:ascii="Andale Mono" w:hAnsi="Andale Mono"/>
+          <w:rFonts w:ascii="Fira Code" w:hAnsi="Fira Code" w:cs="Fira Code"/>
         </w:rPr>
         <w:t xml:space="preserve"> (REG</w:t>
       </w:r>
       <w:r>
         <w:rPr>
-          <w:rFonts w:ascii="Andale Mono" w:hAnsi="Andale Mono"/>
+          <w:rFonts w:ascii="Fira Code" w:hAnsi="Fira Code" w:cs="Fira Code"/>
         </w:rPr>
         <w:t>8) B</w:t>
       </w:r>
       <w:r>
         <w:rPr>
-          <w:rFonts w:ascii="Andale Mono" w:hAnsi="Andale Mono"/>
+          <w:rFonts w:ascii="Fira Code" w:hAnsi="Fira Code" w:cs="Fira Code"/>
         </w:rPr>
         <w:t>: update flags based on how A is related to B [G, E, L].</w:t>
       </w:r>
     </w:p>
     <w:p>
       <w:pPr>
-        <w:rPr>
-          <w:rFonts w:ascii="Andale Mono" w:hAnsi="Andale Mono"/>
-        </w:rPr>
-      </w:pPr>
-      <w:r>
-        <w:rPr>
-          <w:rFonts w:ascii="Andale Mono" w:hAnsi="Andale Mono"/>
-        </w:rPr>
+        <w:spacing w:after="0"/>
+        <w:rPr>
+          <w:rFonts w:ascii="Fira Code" w:hAnsi="Fira Code" w:cs="Fira Code"/>
+        </w:rPr>
+      </w:pPr>
+      <w:r>
+        <w:rPr>
+          <w:rFonts w:ascii="Fira Code" w:hAnsi="Fira Code" w:cs="Fira Code"/>
+        </w:rPr>
+        <w:lastRenderedPageBreak/>
         <w:t>0x43: SETG</w:t>
       </w:r>
       <w:r>
         <w:rPr>
-          <w:rFonts w:ascii="Andale Mono" w:hAnsi="Andale Mono"/>
+          <w:rFonts w:ascii="Fira Code" w:hAnsi="Fira Code" w:cs="Fira Code"/>
         </w:rPr>
         <w:t>:</w:t>
       </w:r>
       <w:r>
         <w:rPr>
-          <w:rFonts w:ascii="Andale Mono" w:hAnsi="Andale Mono"/>
+          <w:rFonts w:ascii="Fira Code" w:hAnsi="Fira Code" w:cs="Fira Code"/>
         </w:rPr>
         <w:t xml:space="preserve"> Set Greater [G]</w:t>
       </w:r>
       <w:r>
         <w:rPr>
-          <w:rFonts w:ascii="Andale Mono" w:hAnsi="Andale Mono"/>
+          <w:rFonts w:ascii="Fira Code" w:hAnsi="Fira Code" w:cs="Fira Code"/>
         </w:rPr>
         <w:t>.</w:t>
       </w:r>
     </w:p>
     <w:p>
       <w:pPr>
-        <w:rPr>
-          <w:rFonts w:ascii="Andale Mono" w:hAnsi="Andale Mono"/>
-        </w:rPr>
-      </w:pPr>
-      <w:r>
-        <w:rPr>
-          <w:rFonts w:ascii="Andale Mono" w:hAnsi="Andale Mono"/>
+        <w:spacing w:after="0"/>
+        <w:rPr>
+          <w:rFonts w:ascii="Fira Code" w:hAnsi="Fira Code" w:cs="Fira Code"/>
+        </w:rPr>
+      </w:pPr>
+      <w:r>
+        <w:rPr>
+          <w:rFonts w:ascii="Fira Code" w:hAnsi="Fira Code" w:cs="Fira Code"/>
         </w:rPr>
         <w:t>0x44: CLRG</w:t>
       </w:r>
       <w:r>
         <w:rPr>
-          <w:rFonts w:ascii="Andale Mono" w:hAnsi="Andale Mono"/>
+          <w:rFonts w:ascii="Fira Code" w:hAnsi="Fira Code" w:cs="Fira Code"/>
         </w:rPr>
         <w:t>:</w:t>
       </w:r>
       <w:r>
         <w:rPr>
-          <w:rFonts w:ascii="Andale Mono" w:hAnsi="Andale Mono"/>
+          <w:rFonts w:ascii="Fira Code" w:hAnsi="Fira Code" w:cs="Fira Code"/>
         </w:rPr>
         <w:t xml:space="preserve"> Clear Greater [G]</w:t>
       </w:r>
       <w:r>
         <w:rPr>
-          <w:rFonts w:ascii="Andale Mono" w:hAnsi="Andale Mono"/>
+          <w:rFonts w:ascii="Fira Code" w:hAnsi="Fira Code" w:cs="Fira Code"/>
         </w:rPr>
         <w:t>.</w:t>
       </w:r>
@@ -4461,13 +5044,14 @@
           <w:top w:val="double" w:sz="6" w:space="1" w:color="auto"/>
           <w:bottom w:val="double" w:sz="6" w:space="1" w:color="auto"/>
         </w:pBdr>
-        <w:rPr>
-          <w:rFonts w:ascii="Andale Mono" w:hAnsi="Andale Mono"/>
-        </w:rPr>
-      </w:pPr>
-      <w:r>
-        <w:rPr>
-          <w:rFonts w:ascii="Andale Mono" w:hAnsi="Andale Mono"/>
+        <w:spacing w:after="0"/>
+        <w:rPr>
+          <w:rFonts w:ascii="Fira Code" w:hAnsi="Fira Code" w:cs="Fira Code"/>
+        </w:rPr>
+      </w:pPr>
+      <w:r>
+        <w:rPr>
+          <w:rFonts w:ascii="Fira Code" w:hAnsi="Fira Code" w:cs="Fira Code"/>
         </w:rPr>
         <w:t>WIDE (CON’T)</w:t>
       </w:r>
@@ -4478,61 +5062,62 @@
           <w:bottom w:val="double" w:sz="6" w:space="1" w:color="auto"/>
           <w:between w:val="double" w:sz="6" w:space="1" w:color="auto"/>
         </w:pBdr>
-        <w:rPr>
-          <w:rFonts w:ascii="Andale Mono" w:hAnsi="Andale Mono"/>
-        </w:rPr>
-      </w:pPr>
-      <w:r>
-        <w:rPr>
-          <w:rFonts w:ascii="Andale Mono" w:hAnsi="Andale Mono"/>
+        <w:spacing w:after="0"/>
+        <w:rPr>
+          <w:rFonts w:ascii="Fira Code" w:hAnsi="Fira Code" w:cs="Fira Code"/>
+        </w:rPr>
+      </w:pPr>
+      <w:r>
+        <w:rPr>
+          <w:rFonts w:ascii="Fira Code" w:hAnsi="Fira Code" w:cs="Fira Code"/>
         </w:rPr>
         <w:t>0x45: IBPW (IMM8) OFFSET (REG16) Destination: Copy 2 bytes of data from the BP BP+OFFSET</w:t>
       </w:r>
       <w:r>
         <w:rPr>
-          <w:rFonts w:ascii="Andale Mono" w:hAnsi="Andale Mono"/>
+          <w:rFonts w:ascii="Fira Code" w:hAnsi="Fira Code" w:cs="Fira Code"/>
         </w:rPr>
         <w:t xml:space="preserve"> (</w:t>
       </w:r>
       <w:r>
         <w:rPr>
-          <w:rFonts w:ascii="Andale Mono" w:hAnsi="Andale Mono"/>
+          <w:rFonts w:ascii="Fira Code" w:hAnsi="Fira Code" w:cs="Fira Code"/>
         </w:rPr>
         <w:t>LSB</w:t>
       </w:r>
       <w:r>
         <w:rPr>
-          <w:rFonts w:ascii="Andale Mono" w:hAnsi="Andale Mono"/>
+          <w:rFonts w:ascii="Fira Code" w:hAnsi="Fira Code" w:cs="Fira Code"/>
         </w:rPr>
         <w:t>)</w:t>
       </w:r>
       <w:r>
         <w:rPr>
-          <w:rFonts w:ascii="Andale Mono" w:hAnsi="Andale Mono"/>
+          <w:rFonts w:ascii="Fira Code" w:hAnsi="Fira Code" w:cs="Fira Code"/>
         </w:rPr>
         <w:t xml:space="preserve"> to BP+OFFSET+1</w:t>
       </w:r>
       <w:r>
         <w:rPr>
-          <w:rFonts w:ascii="Andale Mono" w:hAnsi="Andale Mono"/>
+          <w:rFonts w:ascii="Fira Code" w:hAnsi="Fira Code" w:cs="Fira Code"/>
         </w:rPr>
         <w:t xml:space="preserve"> (</w:t>
       </w:r>
       <w:r>
         <w:rPr>
-          <w:rFonts w:ascii="Andale Mono" w:hAnsi="Andale Mono"/>
+          <w:rFonts w:ascii="Fira Code" w:hAnsi="Fira Code" w:cs="Fira Code"/>
         </w:rPr>
         <w:t>MSB</w:t>
       </w:r>
       <w:r>
         <w:rPr>
-          <w:rFonts w:ascii="Andale Mono" w:hAnsi="Andale Mono"/>
+          <w:rFonts w:ascii="Fira Code" w:hAnsi="Fira Code" w:cs="Fira Code"/>
         </w:rPr>
         <w:t>)</w:t>
       </w:r>
       <w:r>
         <w:rPr>
-          <w:rFonts w:ascii="Andale Mono" w:hAnsi="Andale Mono"/>
+          <w:rFonts w:ascii="Fira Code" w:hAnsi="Fira Code" w:cs="Fira Code"/>
         </w:rPr>
         <w:t xml:space="preserve"> to Destination [Z].</w:t>
       </w:r>
@@ -4543,21 +5128,23 @@
           <w:bottom w:val="double" w:sz="6" w:space="1" w:color="auto"/>
           <w:between w:val="double" w:sz="6" w:space="1" w:color="auto"/>
         </w:pBdr>
-        <w:rPr>
-          <w:rFonts w:ascii="Andale Mono" w:hAnsi="Andale Mono"/>
-        </w:rPr>
-      </w:pPr>
-      <w:r>
-        <w:rPr>
-          <w:rFonts w:ascii="Andale Mono" w:hAnsi="Andale Mono"/>
+        <w:spacing w:after="0"/>
+        <w:rPr>
+          <w:rFonts w:ascii="Fira Code" w:hAnsi="Fira Code" w:cs="Fira Code"/>
+        </w:rPr>
+      </w:pPr>
+      <w:r>
+        <w:rPr>
+          <w:rFonts w:ascii="Fira Code" w:hAnsi="Fira Code" w:cs="Fira Code"/>
         </w:rPr>
         <w:t>STACK (CON’T)</w:t>
       </w:r>
     </w:p>
     <w:p>
       <w:pPr>
-        <w:rPr>
-          <w:rFonts w:ascii="Andale Mono" w:hAnsi="Andale Mono"/>
+        <w:spacing w:after="0"/>
+        <w:rPr>
+          <w:rFonts w:ascii="Fira Code" w:hAnsi="Fira Code" w:cs="Fira Code"/>
         </w:rPr>
       </w:pPr>
     </w:p>
@@ -5788,6 +6375,7 @@
   <w:style w:type="paragraph" w:default="1" w:styleId="Normal">
     <w:name w:val="Normal"/>
     <w:qFormat/>
+    <w:rsid w:val="003932EF"/>
   </w:style>
   <w:style w:type="paragraph" w:styleId="Heading1">
     <w:name w:val="heading 1"/>

--- a/Documentation/DINGUS 8 Documentation.docx
+++ b/Documentation/DINGUS 8 Documentation.docx
@@ -93,14 +93,7 @@
         <w:rPr>
           <w:rFonts w:ascii="Fira Code" w:hAnsi="Fira Code" w:cs="Fira Code"/>
         </w:rPr>
-        <w:t>Little Endian (0xFFFE -</w:t>
-      </w:r>
-      <w:proofErr w:type="gramStart"/>
-      <w:r>
-        <w:rPr>
-          <w:rFonts w:ascii="Fira Code" w:hAnsi="Fira Code" w:cs="Fira Code"/>
-        </w:rPr>
-        <w:t xml:space="preserve">&gt; </w:t>
+        <w:t xml:space="preserve">Little Endian (0xFFFE -&gt; </w:t>
       </w:r>
       <w:r>
         <w:rPr>
@@ -108,7 +101,6 @@
         </w:rPr>
         <w:t>)</w:t>
       </w:r>
-      <w:proofErr w:type="gramEnd"/>
     </w:p>
     <w:p>
       <w:pPr>
@@ -2324,27 +2316,11 @@
           <w:rFonts w:ascii="Fira Code" w:hAnsi="Fira Code" w:cs="Fira Code"/>
         </w:rPr>
       </w:pPr>
-      <w:proofErr w:type="gramStart"/>
-      <w:r>
-        <w:rPr>
-          <w:rFonts w:ascii="Fira Code" w:hAnsi="Fira Code" w:cs="Fira Code"/>
-        </w:rPr>
-        <w:t>.</w:t>
-      </w:r>
-      <w:proofErr w:type="spellStart"/>
-      <w:r>
-        <w:rPr>
-          <w:rFonts w:ascii="Fira Code" w:hAnsi="Fira Code" w:cs="Fira Code"/>
-        </w:rPr>
-        <w:t>setloc</w:t>
-      </w:r>
-      <w:proofErr w:type="spellEnd"/>
-      <w:proofErr w:type="gramEnd"/>
-      <w:r>
-        <w:rPr>
-          <w:rFonts w:ascii="Fira Code" w:hAnsi="Fira Code" w:cs="Fira Code"/>
-        </w:rPr>
-        <w:t xml:space="preserve"> (IMM16): Set compiler IP to IMM16, a sort of pseudo jump.</w:t>
+      <w:r>
+        <w:rPr>
+          <w:rFonts w:ascii="Fira Code" w:hAnsi="Fira Code" w:cs="Fira Code"/>
+        </w:rPr>
+        <w:t>.setloc (IMM16): Set compiler IP to IMM16, a sort of pseudo jump.</w:t>
       </w:r>
     </w:p>
     <w:p>
@@ -2359,19 +2335,11 @@
           <w:rFonts w:ascii="Fira Code" w:hAnsi="Fira Code" w:cs="Fira Code"/>
         </w:rPr>
       </w:pPr>
-      <w:proofErr w:type="gramStart"/>
-      <w:r>
-        <w:rPr>
-          <w:rFonts w:ascii="Fira Code" w:hAnsi="Fira Code" w:cs="Fira Code"/>
-        </w:rPr>
-        <w:t>.start</w:t>
-      </w:r>
-      <w:proofErr w:type="gramEnd"/>
-      <w:r>
-        <w:rPr>
-          <w:rFonts w:ascii="Fira Code" w:hAnsi="Fira Code" w:cs="Fira Code"/>
-        </w:rPr>
-        <w:t xml:space="preserve"> (IMM16): Set 0xFFFE and 0xFFFF to IMM16 (setting a start address).</w:t>
+      <w:r>
+        <w:rPr>
+          <w:rFonts w:ascii="Fira Code" w:hAnsi="Fira Code" w:cs="Fira Code"/>
+        </w:rPr>
+        <w:t>.start (IMM16): Set 0xFFFE and 0xFFFF to IMM16 (setting a start address).</w:t>
       </w:r>
     </w:p>
     <w:p>
@@ -2959,35 +2927,7 @@
         <w:rPr>
           <w:rFonts w:ascii="Fira Code" w:hAnsi="Fira Code" w:cs="Fira Code"/>
         </w:rPr>
-        <w:t xml:space="preserve">: Flip Destination's value around </w:t>
-      </w:r>
-      <w:proofErr w:type="gramStart"/>
-      <w:r>
-        <w:rPr>
-          <w:rFonts w:ascii="Fira Code" w:hAnsi="Fira Code" w:cs="Fira Code"/>
-        </w:rPr>
-        <w:t>b(</w:t>
-      </w:r>
-      <w:proofErr w:type="gramEnd"/>
-      <w:r>
-        <w:rPr>
-          <w:rFonts w:ascii="Fira Code" w:hAnsi="Fira Code" w:cs="Fira Code"/>
-        </w:rPr>
-        <w:t xml:space="preserve">10101010) -&gt; </w:t>
-      </w:r>
-      <w:proofErr w:type="gramStart"/>
-      <w:r>
-        <w:rPr>
-          <w:rFonts w:ascii="Fira Code" w:hAnsi="Fira Code" w:cs="Fira Code"/>
-        </w:rPr>
-        <w:t>b(</w:t>
-      </w:r>
-      <w:proofErr w:type="gramEnd"/>
-      <w:r>
-        <w:rPr>
-          <w:rFonts w:ascii="Fira Code" w:hAnsi="Fira Code" w:cs="Fira Code"/>
-        </w:rPr>
-        <w:t>01010101) [Z, N].</w:t>
+        <w:t>: Flip Destination's value around b(10101010) -&gt; b(01010101) [Z, N].</w:t>
       </w:r>
     </w:p>
     <w:p>
@@ -3077,7 +3017,6 @@
         </w:rPr>
         <w:t>0x11: PSHR (REG</w:t>
       </w:r>
-      <w:proofErr w:type="gramStart"/>
       <w:r>
         <w:rPr>
           <w:rFonts w:ascii="Fira Code" w:hAnsi="Fira Code" w:cs="Fira Code"/>
@@ -3088,14 +3027,7 @@
         <w:rPr>
           <w:rFonts w:ascii="Fira Code" w:hAnsi="Fira Code" w:cs="Fira Code"/>
         </w:rPr>
-        <w:t>)Source</w:t>
-      </w:r>
-      <w:proofErr w:type="gramEnd"/>
-      <w:r>
-        <w:rPr>
-          <w:rFonts w:ascii="Fira Code" w:hAnsi="Fira Code" w:cs="Fira Code"/>
-        </w:rPr>
-        <w:t>:</w:t>
+        <w:t>)Source:</w:t>
       </w:r>
     </w:p>
     <w:p>
@@ -3141,7 +3073,6 @@
         </w:rPr>
         <w:t>0x12: POP (REG</w:t>
       </w:r>
-      <w:proofErr w:type="gramStart"/>
       <w:r>
         <w:rPr>
           <w:rFonts w:ascii="Fira Code" w:hAnsi="Fira Code" w:cs="Fira Code"/>
@@ -3152,14 +3083,7 @@
         <w:rPr>
           <w:rFonts w:ascii="Fira Code" w:hAnsi="Fira Code" w:cs="Fira Code"/>
         </w:rPr>
-        <w:t>)Destination</w:t>
-      </w:r>
-      <w:proofErr w:type="gramEnd"/>
-      <w:r>
-        <w:rPr>
-          <w:rFonts w:ascii="Fira Code" w:hAnsi="Fira Code" w:cs="Fira Code"/>
-        </w:rPr>
-        <w:t>: [Z]</w:t>
+        <w:t>)Destination: [Z]</w:t>
       </w:r>
     </w:p>
     <w:p>
@@ -4608,7 +4532,7 @@
         <w:rPr>
           <w:rFonts w:ascii="Fira Code" w:hAnsi="Fira Code" w:cs="Fira Code"/>
         </w:rPr>
-        <w:t>: Copy 16-bit address into wide register [Z].</w:t>
+        <w:t>: Copy 16-bit address into wide register.</w:t>
       </w:r>
     </w:p>
     <w:p>
@@ -4696,7 +4620,7 @@
         <w:rPr>
           <w:rFonts w:ascii="Fira Code" w:hAnsi="Fira Code" w:cs="Fira Code"/>
         </w:rPr>
-        <w:t xml:space="preserve"> [Z].</w:t>
+        <w:t>.</w:t>
       </w:r>
     </w:p>
     <w:p>
@@ -4772,7 +4696,7 @@
         <w:rPr>
           <w:rFonts w:ascii="Fira Code" w:hAnsi="Fira Code" w:cs="Fira Code"/>
         </w:rPr>
-        <w:t>: Store 8-bit from Source into memory address pointed to by wide register Destination [Z].</w:t>
+        <w:t>: Store 8-bit from Source into memory address pointed to by wide register Destination.</w:t>
       </w:r>
     </w:p>
     <w:p>
@@ -4862,7 +4786,7 @@
         <w:rPr>
           <w:rFonts w:ascii="Fira Code" w:hAnsi="Fira Code" w:cs="Fira Code"/>
         </w:rPr>
-        <w:t>: Add 16-bit address value to wide register Destination [Z, C].</w:t>
+        <w:t>: Add 16-bit address value to wide register Destination.</w:t>
       </w:r>
     </w:p>
     <w:p>
@@ -4888,7 +4812,7 @@
         <w:rPr>
           <w:rFonts w:ascii="Fira Code" w:hAnsi="Fira Code" w:cs="Fira Code"/>
         </w:rPr>
-        <w:t>: Increment wide register Destination by 1 [Z, C].</w:t>
+        <w:t>: Increment wide register Destination by 1.</w:t>
       </w:r>
     </w:p>
     <w:p>
@@ -4914,7 +4838,19 @@
         <w:rPr>
           <w:rFonts w:ascii="Fira Code" w:hAnsi="Fira Code" w:cs="Fira Code"/>
         </w:rPr>
-        <w:t>: Decrement wide register Destination by 1 [Z, N].</w:t>
+        <w:t xml:space="preserve">: Decrement wide register Destination by </w:t>
+      </w:r>
+      <w:r>
+        <w:rPr>
+          <w:rFonts w:ascii="Fira Code" w:hAnsi="Fira Code" w:cs="Fira Code"/>
+        </w:rPr>
+        <w:t>1</w:t>
+      </w:r>
+      <w:r>
+        <w:rPr>
+          <w:rFonts w:ascii="Fira Code" w:hAnsi="Fira Code" w:cs="Fira Code"/>
+        </w:rPr>
+        <w:t>.</w:t>
       </w:r>
     </w:p>
     <w:p>
@@ -6579,7 +6515,6 @@
   <w:style w:type="character" w:default="1" w:styleId="DefaultParagraphFont">
     <w:name w:val="Default Paragraph Font"/>
     <w:uiPriority w:val="1"/>
-    <w:semiHidden/>
     <w:unhideWhenUsed/>
   </w:style>
   <w:style w:type="table" w:default="1" w:styleId="TableNormal">
